--- a/docs/手順書/SP-PS_手順書_保護者用.docx
+++ b/docs/手順書/SP-PS_手順書_保護者用.docx
@@ -2810,6 +2810,14 @@
             </w:pPr>
             <w:r>
               <w:t xml:space="preserve">お手本の口元が見えにくい、声が小さいなど、録り直したいときに使います。</w:t>
+            </w:r>
+          </w:p>
+          <w:p>
+            <w:pPr>
+              <w:spacing w:after="110"/>
+            </w:pPr>
+            <w:r>
+              <w:t xml:space="preserve">「顔（口元）が映っていませんでした」と表示されたときは、明るい場所で、顔を点線の枠に合わせて録り直してください。このとき、今のお手本はそのまま残ります。</w:t>
             </w:r>
           </w:p>
         </w:tc>
@@ -5687,6 +5695,14 @@
       </w:pPr>
       <w:r>
         <w:t xml:space="preserve">担当の先生にご連絡ください。初期化したあと、もう一度「はじめの設定」から決め直せます。練習の記録は消えません。</w:t>
+      </w:r>
+    </w:p>
+    <w:p>
+      <w:pPr>
+        <w:spacing w:after="110"/>
+      </w:pPr>
+      <w:r>
+        <w:t xml:space="preserve">パスワードを5回続けて間違えると、「続けて間違えたため、○秒待ってから…」と表示され、1分ほど入力できなくなります。少し待ってから入力し直してください。</w:t>
       </w:r>
     </w:p>
     <w:p>

--- a/docs/手順書/SP-PS_手順書_保護者用.docx
+++ b/docs/手順書/SP-PS_手順書_保護者用.docx
@@ -5672,6 +5672,37 @@
       </w:pPr>
       <w:r>
         <w:t xml:space="preserve">単語をとちゅうで切らずに言う</w:t>
+      </w:r>
+    </w:p>
+    <w:p>
+      <w:pPr>
+        <w:pStyle w:val="Heading2"/>
+        <w:spacing w:after="100" w:before="280"/>
+      </w:pPr>
+      <w:r>
+        <w:rPr>
+          <w:color w:val="3A2EA6"/>
+        </w:rPr>
+        <w:t xml:space="preserve">Q</w:t>
+      </w:r>
+      <w:r>
+        <w:t xml:space="preserve">　「いま混み合っています」と表示される</w:t>
+      </w:r>
+    </w:p>
+    <w:p>
+      <w:pPr>
+        <w:spacing w:after="110"/>
+      </w:pPr>
+      <w:r>
+        <w:t xml:space="preserve">多くの人が同時に「結果を見る」を押したときに表示されます。発音や録音の問題ではありません。少し待ってから「もう一度ためす」を押すと、録音し直さなくても結果が表示されます。</w:t>
+      </w:r>
+    </w:p>
+    <w:p>
+      <w:pPr>
+        <w:spacing w:after="110"/>
+      </w:pPr>
+      <w:r>
+        <w:t xml:space="preserve">録音の直後に「いま混み合っています。順番が来たら自動で送ります」と表示されたときは、そのままお待ちください。何度も表示されるときは、担当の先生にお知らせください。</w:t>
       </w:r>
     </w:p>
     <w:p>

--- a/docs/手順書/SP-PS_手順書_保護者用.docx
+++ b/docs/手順書/SP-PS_手順書_保護者用.docx
@@ -2963,14 +2963,47 @@
               <w:t xml:space="preserve"> 削除 </w:t>
             </w:r>
             <w:r>
-              <w:t xml:space="preserve">を押すと「もう一度押すと削除」と表示されます。もう一度押すと、その単語とお手本の録画が削除されます。</w:t>
-            </w:r>
-            <w:r>
-              <w:rPr>
-                <w:b/>
-                <w:bCs/>
-              </w:rPr>
-              <w:t xml:space="preserve">元に戻すことはできません。</w:t>
+              <w:t xml:space="preserve">を押すと「もう一度押すと削除」と表示されます。もう一度押すと、その単語が一覧から消えます。</w:t>
+            </w:r>
+          </w:p>
+          <w:p>
+            <w:pPr>
+              <w:spacing w:after="110"/>
+            </w:pPr>
+            <w:r>
+              <w:t xml:space="preserve">練習の記録とお手本の録画は残っていて、設定の「単語の管理」の下にある「削除した単語」の</w:t>
+            </w:r>
+            <w:r>
+              <w:rPr>
+                <w:b/>
+                <w:bCs/>
+                <w:color w:val="30258F"/>
+                <w:bdr w:val="single" w:color="3A2EA6" w:sz="6" w:space="0"/>
+              </w:rPr>
+              <w:t xml:space="preserve"> 元に戻す </w:t>
+            </w:r>
+            <w:r>
+              <w:t xml:space="preserve">で戻せます。同じ単語を「単語を追加」でもう一度入れたときも、元に戻すか聞かれます。</w:t>
+            </w:r>
+          </w:p>
+          <w:p>
+            <w:pPr>
+              <w:spacing w:after="110"/>
+            </w:pPr>
+            <w:r>
+              <w:t xml:space="preserve">同じ単語を新しく登録し直すことはできません（練習の記録が2つに分かれてしまうため）。お手本を録り直したいときは、削除せずに</w:t>
+            </w:r>
+            <w:r>
+              <w:rPr>
+                <w:b/>
+                <w:bCs/>
+                <w:color w:val="30258F"/>
+                <w:bdr w:val="single" w:color="3A2EA6" w:sz="6" w:space="0"/>
+              </w:rPr>
+              <w:t xml:space="preserve"> お手本を録り直す </w:t>
+            </w:r>
+            <w:r>
+              <w:t xml:space="preserve">を使ってください。</w:t>
             </w:r>
           </w:p>
           <w:p>

--- a/docs/手順書/SP-PS_手順書_保護者用.docx
+++ b/docs/手順書/SP-PS_手順書_保護者用.docx
@@ -1177,7 +1177,7 @@
         <w:t xml:space="preserve">https://</w:t>
       </w:r>
       <w:r>
-        <w:t xml:space="preserve"> で始まるURLから開いてください。https 以外で開くと、ブラウザの決まりにより、マイクとカメラが使えません。</w:t>
+        <w:t xml:space="preserve"> で始まるURLから開いてください。https 以外で開くと、ブラウザの決まりで、マイクとカメラが使えません。LINE などのアプリ内でも使えないことがあります。</w:t>
       </w:r>
     </w:p>
     <w:p>
@@ -2136,7 +2136,7 @@
                 <wp:inline distT="0" distB="0" distL="0" distR="0">
                   <wp:extent cx="1866900" cy="3267075"/>
                   <wp:effectExtent t="0" r="0" b="0" l="0"/>
-                  <wp:docPr id="7" name="p_aw_step2" descr="お手本を録画の画面。点線の枠、MIC のバー、録画開始（3秒）。" title="お手本を録画の画面。点線の枠、MIC のバー、録画開始（3秒）。"/>
+                  <wp:docPr id="7" name="p_aw_match" descr="前に削除した「温度」（おんど）があります、の案内と、元に戻す のボタン。" title="前に削除した「温度」（おんど）があります、の案内と、元に戻す のボタン。"/>
                   <wp:cNvGraphicFramePr>
                     <a:graphicFrameLocks xmlns:a="http://schemas.openxmlformats.org/drawingml/2006/main" noChangeAspect="1"/>
                   </wp:cNvGraphicFramePr>
@@ -2195,40 +2195,120 @@
               <w:pStyle w:val="Heading2"/>
             </w:pPr>
             <w:r>
-              <w:rPr>
+              <w:t xml:space="preserve">同じ単語・よく似た単語があるとき</w:t>
+            </w:r>
+          </w:p>
+          <w:p>
+            <w:pPr>
+              <w:spacing w:after="110"/>
+            </w:pPr>
+            <w:r>
+              <w:rPr>
+                <w:b/>
+                <w:bCs/>
                 <w:color w:val="30258F"/>
-                <w:shd w:fill="ECEAFA" w:color="auto" w:val="clear"/>
-              </w:rPr>
-              <w:t xml:space="preserve"> 3 </w:t>
-            </w:r>
-            <w:r>
-              <w:t xml:space="preserve">　カメラとマイクを確かめる</w:t>
-            </w:r>
-          </w:p>
-          <w:p>
-            <w:pPr>
-              <w:spacing w:after="110"/>
-            </w:pPr>
-            <w:r>
-              <w:t xml:space="preserve">カメラが起動します。顔を点線の枠に合わせ、「準備完了。『録画開始』を押してください。」と表示されたら準備ができています。</w:t>
-            </w:r>
-          </w:p>
-          <w:p>
-            <w:pPr>
-              <w:spacing w:after="110"/>
-            </w:pPr>
-            <w:r>
-              <w:t xml:space="preserve">声を出したときに、</w:t>
-            </w:r>
-            <w:r>
-              <w:rPr>
-                <w:b/>
-                <w:bCs/>
-              </w:rPr>
-              <w:t xml:space="preserve">MIC</w:t>
-            </w:r>
-            <w:r>
-              <w:t xml:space="preserve"> のバーが動くことも確かめてください。動かないときは、マイクが音を拾えていません。</w:t>
+                <w:bdr w:val="single" w:color="3A2EA6" w:sz="6" w:space="0"/>
+              </w:rPr>
+              <w:t xml:space="preserve"> 次へ（お手本録画） → </w:t>
+            </w:r>
+            <w:r>
+              <w:t xml:space="preserve">を押すと、同じ単語がないかを確かめます。練習の記録が2つに分かれないよう、同じ単語は新しく追加できません。</w:t>
+            </w:r>
+          </w:p>
+          <w:p>
+            <w:pPr>
+              <w:pStyle w:val="ListParagraph"/>
+              <w:numPr>
+                <w:ilvl w:val="0"/>
+                <w:numId w:val="2"/>
+              </w:numPr>
+              <w:spacing w:after="70"/>
+            </w:pPr>
+            <w:r>
+              <w:rPr>
+                <w:b/>
+                <w:bCs/>
+              </w:rPr>
+              <w:t xml:space="preserve">「○○はもう登録されています。」と出たとき</w:t>
+            </w:r>
+            <w:r>
+              <w:t xml:space="preserve">：単語の一覧にあります。新しく追加する必要はありません。</w:t>
+            </w:r>
+          </w:p>
+          <w:p>
+            <w:pPr>
+              <w:pStyle w:val="ListParagraph"/>
+              <w:numPr>
+                <w:ilvl w:val="0"/>
+                <w:numId w:val="2"/>
+              </w:numPr>
+              <w:spacing w:after="70"/>
+            </w:pPr>
+            <w:r>
+              <w:rPr>
+                <w:b/>
+                <w:bCs/>
+              </w:rPr>
+              <w:t xml:space="preserve">「前に削除した○○があります」と出たとき</w:t>
+            </w:r>
+            <w:r>
+              <w:t xml:space="preserve">：</w:t>
+            </w:r>
+            <w:r>
+              <w:rPr>
+                <w:b/>
+                <w:bCs/>
+                <w:color w:val="30258F"/>
+                <w:bdr w:val="single" w:color="3A2EA6" w:sz="6" w:space="0"/>
+              </w:rPr>
+              <w:t xml:space="preserve"> 元に戻す </w:t>
+            </w:r>
+            <w:r>
+              <w:t xml:space="preserve">を押すと、前の練習の記録とお手本の録画のまま、一覧に戻ります。お手本を録り直したいときは、戻したあとで</w:t>
+            </w:r>
+            <w:r>
+              <w:rPr>
+                <w:b/>
+                <w:bCs/>
+                <w:color w:val="30258F"/>
+                <w:bdr w:val="single" w:color="3A2EA6" w:sz="6" w:space="0"/>
+              </w:rPr>
+              <w:t xml:space="preserve"> お手本を録り直す </w:t>
+            </w:r>
+            <w:r>
+              <w:t xml:space="preserve">を使ってください。</w:t>
+            </w:r>
+          </w:p>
+          <w:p>
+            <w:pPr>
+              <w:pStyle w:val="ListParagraph"/>
+              <w:numPr>
+                <w:ilvl w:val="0"/>
+                <w:numId w:val="2"/>
+              </w:numPr>
+              <w:spacing w:after="70"/>
+            </w:pPr>
+            <w:r>
+              <w:rPr>
+                <w:b/>
+                <w:bCs/>
+              </w:rPr>
+              <w:t xml:space="preserve">「よく似た単語があります」と出たとき</w:t>
+            </w:r>
+            <w:r>
+              <w:t xml:space="preserve">：読みだけ、または書き方だけが同じ単語があります。同じ単語なら追加しないでください。「橋」と「箸」のような別の単語なら、</w:t>
+            </w:r>
+            <w:r>
+              <w:rPr>
+                <w:b/>
+                <w:bCs/>
+                <w:color w:val="30258F"/>
+                <w:bdr w:val="single" w:color="3A2EA6" w:sz="6" w:space="0"/>
+              </w:rPr>
+              <w:t xml:space="preserve"> 別の単語として追加する </w:t>
+            </w:r>
+            <w:r>
+              <w:t xml:space="preserve">を押して進みます。</w:t>
             </w:r>
           </w:p>
         </w:tc>
@@ -2291,7 +2371,7 @@
                 <wp:inline distT="0" distB="0" distL="0" distR="0">
                   <wp:extent cx="1866900" cy="3267075"/>
                   <wp:effectExtent t="0" r="0" b="0" l="0"/>
-                  <wp:docPr id="8" name="p_aw_recording" descr="録画中… 2秒 の表示。" title="録画中… 2秒 の表示。"/>
+                  <wp:docPr id="8" name="p_aw_step2" descr="お手本を録画の画面。点線の枠、MIC のバー、録画開始（3秒）。" title="お手本を録画の画面。点線の枠、MIC のバー、録画開始（3秒）。"/>
                   <wp:cNvGraphicFramePr>
                     <a:graphicFrameLocks xmlns:a="http://schemas.openxmlformats.org/drawingml/2006/main" noChangeAspect="1"/>
                   </wp:cNvGraphicFramePr>
@@ -2354,10 +2434,10 @@
                 <w:color w:val="30258F"/>
                 <w:shd w:fill="ECEAFA" w:color="auto" w:val="clear"/>
               </w:rPr>
-              <w:t xml:space="preserve"> 4 </w:t>
-            </w:r>
-            <w:r>
-              <w:t xml:space="preserve">　3秒間、録画する</w:t>
+              <w:t xml:space="preserve"> 3 </w:t>
+            </w:r>
+            <w:r>
+              <w:t xml:space="preserve">　カメラとマイクを確かめる</w:t>
             </w:r>
           </w:p>
           <w:p>
@@ -2365,16 +2445,33 @@
               <w:spacing w:after="110"/>
             </w:pPr>
             <w:r>
-              <w:rPr>
-                <w:b/>
-                <w:bCs/>
-                <w:color w:val="30258F"/>
-                <w:bdr w:val="single" w:color="3A2EA6" w:sz="6" w:space="0"/>
-              </w:rPr>
-              <w:t xml:space="preserve"> 録画開始（3秒） </w:t>
-            </w:r>
-            <w:r>
-              <w:t xml:space="preserve">を押し、単語をはっきり1回言います。3秒たつと自動で止まり、登録が始まります。</w:t>
+              <w:t xml:space="preserve">カメラが起動します。顔を点線の枠に合わせ、「準備完了。『録画開始』を押してください。」と表示されたら準備ができています。</w:t>
+            </w:r>
+          </w:p>
+          <w:p>
+            <w:pPr>
+              <w:spacing w:after="110"/>
+            </w:pPr>
+            <w:r>
+              <w:t xml:space="preserve">声を出したときに、</w:t>
+            </w:r>
+            <w:r>
+              <w:rPr>
+                <w:b/>
+                <w:bCs/>
+              </w:rPr>
+              <w:t xml:space="preserve">MIC</w:t>
+            </w:r>
+            <w:r>
+              <w:t xml:space="preserve"> のバーが動くことも確かめてください。動かないときは、マイクが音を拾えていません。</w:t>
+            </w:r>
+          </w:p>
+          <w:p>
+            <w:pPr>
+              <w:spacing w:after="110"/>
+            </w:pPr>
+            <w:r>
+              <w:t xml:space="preserve">カメラが使えないときは、画面に原因と直し方が表示されます（10章も見てください）。</w:t>
             </w:r>
           </w:p>
         </w:tc>
@@ -2437,7 +2534,7 @@
                 <wp:inline distT="0" distB="0" distL="0" distR="0">
                   <wp:extent cx="1866900" cy="3267075"/>
                   <wp:effectExtent t="0" r="0" b="0" l="0"/>
-                  <wp:docPr id="10" name="p_aw_done" descr="「電話」を追加しました（お手本つき）の画面。" title="「電話」を追加しました（お手本つき）の画面。"/>
+                  <wp:docPr id="9" name="p_aw_recording" descr="録画中… 2秒 の表示。" title="録画中… 2秒 の表示。"/>
                   <wp:cNvGraphicFramePr>
                     <a:graphicFrameLocks xmlns:a="http://schemas.openxmlformats.org/drawingml/2006/main" noChangeAspect="1"/>
                   </wp:cNvGraphicFramePr>
@@ -2500,19 +2597,16 @@
                 <w:color w:val="30258F"/>
                 <w:shd w:fill="ECEAFA" w:color="auto" w:val="clear"/>
               </w:rPr>
-              <w:t xml:space="preserve"> 5 </w:t>
-            </w:r>
-            <w:r>
-              <w:t xml:space="preserve">　登録の完了</w:t>
+              <w:t xml:space="preserve"> 4 </w:t>
+            </w:r>
+            <w:r>
+              <w:t xml:space="preserve">　3秒間、録画する</w:t>
             </w:r>
           </w:p>
           <w:p>
             <w:pPr>
               <w:spacing w:after="110"/>
             </w:pPr>
-            <w:r>
-              <w:t xml:space="preserve">「追加しました（お手本つき）」と表示されたら完了です。続けて登録するときは</w:t>
-            </w:r>
             <w:r>
               <w:rPr>
                 <w:b/>
@@ -2520,77 +2614,10 @@
                 <w:color w:val="30258F"/>
                 <w:bdr w:val="single" w:color="3A2EA6" w:sz="6" w:space="0"/>
               </w:rPr>
-              <w:t xml:space="preserve"> ＋ 続けて単語を追加 </w:t>
-            </w:r>
-            <w:r>
-              <w:t xml:space="preserve">、終わるときは</w:t>
-            </w:r>
-            <w:r>
-              <w:rPr>
-                <w:b/>
-                <w:bCs/>
-                <w:color w:val="30258F"/>
-                <w:bdr w:val="single" w:color="3A2EA6" w:sz="6" w:space="0"/>
-              </w:rPr>
-              <w:t xml:space="preserve"> 完了して一覧に戻る </w:t>
-            </w:r>
-            <w:r>
-              <w:t xml:space="preserve">を押します。</w:t>
-            </w:r>
-          </w:p>
-          <w:p>
-            <w:pPr>
-              <w:keepNext w:val="false"/>
-              <w:spacing w:after="80" w:before="60"/>
-              <w:jc w:val="left"/>
-            </w:pPr>
-            <w:r>
-              <w:drawing>
-                <wp:inline distT="0" distB="0" distL="0" distR="0">
-                  <wp:extent cx="2381250" cy="1552575"/>
-                  <wp:effectExtent t="0" r="0" b="0" l="0"/>
-                  <wp:docPr id="9" name="p_wordcard_new" descr="ホームの単語カード「電話」。まだ練習していません の表示。" title="ホームの単語カード「電話」。まだ練習していません の表示。"/>
-                  <wp:cNvGraphicFramePr>
-                    <a:graphicFrameLocks xmlns:a="http://schemas.openxmlformats.org/drawingml/2006/main" noChangeAspect="1"/>
-                  </wp:cNvGraphicFramePr>
-                  <a:graphic xmlns:a="http://schemas.openxmlformats.org/drawingml/2006/main">
-                    <a:graphicData uri="http://schemas.openxmlformats.org/drawingml/2006/picture">
-                      <pic:pic xmlns:pic="http://schemas.openxmlformats.org/drawingml/2006/picture">
-                        <pic:nvPicPr>
-                          <pic:cNvPr id="0" name="" descr=""/>
-                          <pic:cNvPicPr>
-                            <a:picLocks noChangeAspect="1" noChangeArrowheads="1"/>
-                          </pic:cNvPicPr>
-                        </pic:nvPicPr>
-                        <pic:blipFill>
-                          <a:blip r:embed="rId17" cstate="none"/>
-                          <a:srcRect/>
-                          <a:stretch>
-                            <a:fillRect/>
-                          </a:stretch>
-                        </pic:blipFill>
-                        <pic:spPr bwMode="auto">
-                          <a:xfrm>
-                            <a:off x="0" y="0"/>
-                            <a:ext cx="2381250" cy="1552575"/>
-                          </a:xfrm>
-                          <a:prstGeom prst="rect">
-                            <a:avLst/>
-                          </a:prstGeom>
-                        </pic:spPr>
-                      </pic:pic>
-                    </a:graphicData>
-                  </a:graphic>
-                </wp:inline>
-              </w:drawing>
-            </w:r>
-          </w:p>
-          <w:p>
-            <w:pPr>
-              <w:spacing w:after="110"/>
-            </w:pPr>
-            <w:r>
-              <w:t xml:space="preserve">ホームの単語一覧に追加され、お子さんが練習を始められます。</w:t>
+              <w:t xml:space="preserve"> 録画開始（3秒） </w:t>
+            </w:r>
+            <w:r>
+              <w:t xml:space="preserve">を押し、単語をはっきり1回言います。3秒たつと自動で止まり、登録が始まります。</w:t>
             </w:r>
           </w:p>
         </w:tc>
@@ -2603,56 +2630,6 @@
         </w:pBdr>
         <w:spacing w:after="160" w:before="60"/>
       </w:pPr>
-    </w:p>
-    <w:p>
-      <w:pPr>
-        <w:pBdr>
-          <w:top w:val="single" w:color="FCF1DD" w:sz="4" w:space="5"/>
-          <w:left w:val="single" w:color="D08A1E" w:sz="24" w:space="7"/>
-          <w:bottom w:val="single" w:color="FCF1DD" w:sz="4" w:space="5"/>
-          <w:right w:val="single" w:color="FCF1DD" w:sz="4" w:space="7"/>
-        </w:pBdr>
-        <w:shd w:fill="FCF1DD" w:color="auto" w:val="clear"/>
-        <w:spacing w:after="180" w:before="140" w:line="300"/>
-        <w:ind w:left="170" w:right="150"/>
-      </w:pPr>
-      <w:r>
-        <w:rPr>
-          <w:b/>
-          <w:bCs/>
-          <w:color w:val="8A5A0A"/>
-        </w:rPr>
-        <w:t xml:space="preserve">登録できなかったとき　</w:t>
-      </w:r>
-      <w:r>
-        <w:t xml:space="preserve">「発音が認識できませんでした」と表示されたときは、声を聞き取れなかったため登録していません。静かな場所で、マイクがミュートになっていないか確かめて、もう一度はっきり発音して録画してください。「マイクの音が検出できなかったため、登録していません。」と表示されたときは、MIC のバーが動くことを確かめてから録画し直してください。</w:t>
-      </w:r>
-    </w:p>
-    <w:p>
-      <w:pPr>
-        <w:pStyle w:val="Heading1"/>
-      </w:pPr>
-      <w:r>
-        <w:rPr>
-          <w:color w:val="3A2EA6"/>
-        </w:rPr>
-        <w:t xml:space="preserve">5</w:t>
-      </w:r>
-      <w:r>
-        <w:t xml:space="preserve">　お手本の録り直し・単語の削除</w:t>
-      </w:r>
-    </w:p>
-    <w:p>
-      <w:pPr>
-        <w:keepNext/>
-        <w:spacing w:after="160"/>
-      </w:pPr>
-      <w:r>
-        <w:rPr>
-          <w:color w:val="47465E"/>
-        </w:rPr>
-        <w:t xml:space="preserve">ホームの単語カードの上にある2つのボタンを使います。</w:t>
-      </w:r>
     </w:p>
     <w:tbl>
       <w:tblPr>
@@ -2703,7 +2680,119 @@
                 <wp:inline distT="0" distB="0" distL="0" distR="0">
                   <wp:extent cx="1866900" cy="3267075"/>
                   <wp:effectExtent t="0" r="0" b="0" l="0"/>
-                  <wp:docPr id="11" name="p_ref_rerecord" descr="「電話」のお手本を登録の画面。録画開始（3秒）と閉じる。" title="「電話」のお手本を登録の画面。録画開始（3秒）と閉じる。"/>
+                  <wp:docPr id="11" name="p_aw_done" descr="「電話」を追加しました（お手本つき）の画面。" title="「電話」を追加しました（お手本つき）の画面。"/>
+                  <wp:cNvGraphicFramePr>
+                    <a:graphicFrameLocks xmlns:a="http://schemas.openxmlformats.org/drawingml/2006/main" noChangeAspect="1"/>
+                  </wp:cNvGraphicFramePr>
+                  <a:graphic xmlns:a="http://schemas.openxmlformats.org/drawingml/2006/main">
+                    <a:graphicData uri="http://schemas.openxmlformats.org/drawingml/2006/picture">
+                      <pic:pic xmlns:pic="http://schemas.openxmlformats.org/drawingml/2006/picture">
+                        <pic:nvPicPr>
+                          <pic:cNvPr id="0" name="" descr=""/>
+                          <pic:cNvPicPr>
+                            <a:picLocks noChangeAspect="1" noChangeArrowheads="1"/>
+                          </pic:cNvPicPr>
+                        </pic:nvPicPr>
+                        <pic:blipFill>
+                          <a:blip r:embed="rId17" cstate="none"/>
+                          <a:srcRect/>
+                          <a:stretch>
+                            <a:fillRect/>
+                          </a:stretch>
+                        </pic:blipFill>
+                        <pic:spPr bwMode="auto">
+                          <a:xfrm>
+                            <a:off x="0" y="0"/>
+                            <a:ext cx="1866900" cy="3267075"/>
+                          </a:xfrm>
+                          <a:prstGeom prst="rect">
+                            <a:avLst/>
+                          </a:prstGeom>
+                        </pic:spPr>
+                      </pic:pic>
+                    </a:graphicData>
+                  </a:graphic>
+                </wp:inline>
+              </w:drawing>
+            </w:r>
+          </w:p>
+        </w:tc>
+        <w:tc>
+          <w:tcPr>
+            <w:tcW w:type="dxa" w:w="6602"/>
+            <w:tcBorders>
+              <w:top w:val="none" w:color="FFFFFF" w:sz="0"/>
+              <w:left w:val="none" w:color="FFFFFF" w:sz="0"/>
+              <w:bottom w:val="none" w:color="FFFFFF" w:sz="0"/>
+              <w:right w:val="none" w:color="FFFFFF" w:sz="0"/>
+            </w:tcBorders>
+            <w:tcMar>
+              <w:top w:type="dxa" w:w="60"/>
+              <w:left w:type="dxa" w:w="120"/>
+              <w:bottom w:type="dxa" w:w="60"/>
+              <w:right w:type="dxa" w:w="0"/>
+            </w:tcMar>
+            <w:vAlign w:val="top"/>
+          </w:tcPr>
+          <w:p>
+            <w:pPr>
+              <w:pStyle w:val="Heading2"/>
+            </w:pPr>
+            <w:r>
+              <w:rPr>
+                <w:color w:val="30258F"/>
+                <w:shd w:fill="ECEAFA" w:color="auto" w:val="clear"/>
+              </w:rPr>
+              <w:t xml:space="preserve"> 5 </w:t>
+            </w:r>
+            <w:r>
+              <w:t xml:space="preserve">　登録の完了</w:t>
+            </w:r>
+          </w:p>
+          <w:p>
+            <w:pPr>
+              <w:spacing w:after="110"/>
+            </w:pPr>
+            <w:r>
+              <w:t xml:space="preserve">「追加しました（お手本つき）」と表示されたら完了です。続けて登録するときは</w:t>
+            </w:r>
+            <w:r>
+              <w:rPr>
+                <w:b/>
+                <w:bCs/>
+                <w:color w:val="30258F"/>
+                <w:bdr w:val="single" w:color="3A2EA6" w:sz="6" w:space="0"/>
+              </w:rPr>
+              <w:t xml:space="preserve"> ＋ 続けて単語を追加 </w:t>
+            </w:r>
+            <w:r>
+              <w:t xml:space="preserve">、終わるときは</w:t>
+            </w:r>
+            <w:r>
+              <w:rPr>
+                <w:b/>
+                <w:bCs/>
+                <w:color w:val="30258F"/>
+                <w:bdr w:val="single" w:color="3A2EA6" w:sz="6" w:space="0"/>
+              </w:rPr>
+              <w:t xml:space="preserve"> 完了して一覧に戻る </w:t>
+            </w:r>
+            <w:r>
+              <w:t xml:space="preserve">を押します。</w:t>
+            </w:r>
+          </w:p>
+          <w:p>
+            <w:pPr>
+              <w:keepNext w:val="false"/>
+              <w:spacing w:after="80" w:before="60"/>
+              <w:jc w:val="left"/>
+            </w:pPr>
+            <w:r>
+              <w:drawing>
+                <wp:inline distT="0" distB="0" distL="0" distR="0">
+                  <wp:extent cx="2381250" cy="1552575"/>
+                  <wp:effectExtent t="0" r="0" b="0" l="0"/>
+                  <wp:docPr id="10" name="p_wordcard_new" descr="ホームの単語カード「電話」。まだ練習していません の表示。" title="ホームの単語カード「電話」。まだ練習していません の表示。"/>
                   <wp:cNvGraphicFramePr>
                     <a:graphicFrameLocks xmlns:a="http://schemas.openxmlformats.org/drawingml/2006/main" noChangeAspect="1"/>
                   </wp:cNvGraphicFramePr>
@@ -2726,7 +2815,7 @@
                         <pic:spPr bwMode="auto">
                           <a:xfrm>
                             <a:off x="0" y="0"/>
-                            <a:ext cx="1866900" cy="3267075"/>
+                            <a:ext cx="2381250" cy="1552575"/>
                           </a:xfrm>
                           <a:prstGeom prst="rect">
                             <a:avLst/>
@@ -2739,85 +2828,12 @@
               </w:drawing>
             </w:r>
           </w:p>
-        </w:tc>
-        <w:tc>
-          <w:tcPr>
-            <w:tcW w:type="dxa" w:w="6602"/>
-            <w:tcBorders>
-              <w:top w:val="none" w:color="FFFFFF" w:sz="0"/>
-              <w:left w:val="none" w:color="FFFFFF" w:sz="0"/>
-              <w:bottom w:val="none" w:color="FFFFFF" w:sz="0"/>
-              <w:right w:val="none" w:color="FFFFFF" w:sz="0"/>
-            </w:tcBorders>
-            <w:tcMar>
-              <w:top w:type="dxa" w:w="60"/>
-              <w:left w:type="dxa" w:w="120"/>
-              <w:bottom w:type="dxa" w:w="60"/>
-              <w:right w:type="dxa" w:w="0"/>
-            </w:tcMar>
-            <w:vAlign w:val="top"/>
-          </w:tcPr>
-          <w:p>
-            <w:pPr>
-              <w:pStyle w:val="Heading2"/>
-            </w:pPr>
-            <w:r>
-              <w:rPr>
-                <w:color w:val="30258F"/>
-                <w:shd w:fill="ECEAFA" w:color="auto" w:val="clear"/>
-              </w:rPr>
-              <w:t xml:space="preserve"> 1 </w:t>
-            </w:r>
-            <w:r>
-              <w:t xml:space="preserve">　お手本を録り直す</w:t>
-            </w:r>
-          </w:p>
           <w:p>
             <w:pPr>
               <w:spacing w:after="110"/>
             </w:pPr>
             <w:r>
-              <w:t xml:space="preserve">単語カードの</w:t>
-            </w:r>
-            <w:r>
-              <w:rPr>
-                <w:b/>
-                <w:bCs/>
-                <w:color w:val="30258F"/>
-                <w:bdr w:val="single" w:color="3A2EA6" w:sz="6" w:space="0"/>
-              </w:rPr>
-              <w:t xml:space="preserve"> お手本を録り直す </w:t>
-            </w:r>
-            <w:r>
-              <w:t xml:space="preserve">を押すと、録画の画面が開きます。</w:t>
-            </w:r>
-            <w:r>
-              <w:rPr>
-                <w:b/>
-                <w:bCs/>
-                <w:color w:val="30258F"/>
-                <w:bdr w:val="single" w:color="3A2EA6" w:sz="6" w:space="0"/>
-              </w:rPr>
-              <w:t xml:space="preserve"> 録画開始（3秒） </w:t>
-            </w:r>
-            <w:r>
-              <w:t xml:space="preserve">で録画すると、その単語のお手本が新しいものに置きかわります。</w:t>
-            </w:r>
-          </w:p>
-          <w:p>
-            <w:pPr>
-              <w:spacing w:after="110"/>
-            </w:pPr>
-            <w:r>
-              <w:t xml:space="preserve">お手本の口元が見えにくい、声が小さいなど、録り直したいときに使います。</w:t>
-            </w:r>
-          </w:p>
-          <w:p>
-            <w:pPr>
-              <w:spacing w:after="110"/>
-            </w:pPr>
-            <w:r>
-              <w:t xml:space="preserve">「顔（口元）が映っていませんでした」と表示されたときは、明るい場所で、顔を点線の枠に合わせて録り直してください。このとき、今のお手本はそのまま残ります。</w:t>
+              <w:t xml:space="preserve">ホームの単語一覧に追加され、お子さんが練習を始められます。</w:t>
             </w:r>
           </w:p>
         </w:tc>
@@ -2830,6 +2846,56 @@
         </w:pBdr>
         <w:spacing w:after="160" w:before="60"/>
       </w:pPr>
+    </w:p>
+    <w:p>
+      <w:pPr>
+        <w:pBdr>
+          <w:top w:val="single" w:color="FCF1DD" w:sz="4" w:space="5"/>
+          <w:left w:val="single" w:color="D08A1E" w:sz="24" w:space="7"/>
+          <w:bottom w:val="single" w:color="FCF1DD" w:sz="4" w:space="5"/>
+          <w:right w:val="single" w:color="FCF1DD" w:sz="4" w:space="7"/>
+        </w:pBdr>
+        <w:shd w:fill="FCF1DD" w:color="auto" w:val="clear"/>
+        <w:spacing w:after="180" w:before="140" w:line="300"/>
+        <w:ind w:left="170" w:right="150"/>
+      </w:pPr>
+      <w:r>
+        <w:rPr>
+          <w:b/>
+          <w:bCs/>
+          <w:color w:val="8A5A0A"/>
+        </w:rPr>
+        <w:t xml:space="preserve">登録できなかったとき　</w:t>
+      </w:r>
+      <w:r>
+        <w:t xml:space="preserve">「発音が認識できませんでした」と表示されたときは、声を聞き取れなかったため登録していません。静かな場所で、マイクがミュートになっていないか確かめて、もう一度はっきり発音して録画してください。「マイクの音が検出できなかったため、登録していません。」と表示されたときは、MIC のバーが動くことを確かめてから録画し直してください。</w:t>
+      </w:r>
+    </w:p>
+    <w:p>
+      <w:pPr>
+        <w:pStyle w:val="Heading1"/>
+      </w:pPr>
+      <w:r>
+        <w:rPr>
+          <w:color w:val="3A2EA6"/>
+        </w:rPr>
+        <w:t xml:space="preserve">5</w:t>
+      </w:r>
+      <w:r>
+        <w:t xml:space="preserve">　お手本の録り直し・単語の削除</w:t>
+      </w:r>
+    </w:p>
+    <w:p>
+      <w:pPr>
+        <w:keepNext/>
+        <w:spacing w:after="160"/>
+      </w:pPr>
+      <w:r>
+        <w:rPr>
+          <w:color w:val="47465E"/>
+        </w:rPr>
+        <w:t xml:space="preserve">ホームの単語カードの上にある2つのボタンを使います。</w:t>
+      </w:r>
     </w:p>
     <w:tbl>
       <w:tblPr>
@@ -2872,15 +2938,15 @@
           <w:p>
             <w:pPr>
               <w:keepNext w:val="false"/>
-              <w:spacing w:after="140" w:before="0"/>
+              <w:spacing w:after="80" w:before="0"/>
               <w:jc w:val="center"/>
             </w:pPr>
             <w:r>
               <w:drawing>
                 <wp:inline distT="0" distB="0" distL="0" distR="0">
-                  <wp:extent cx="1809750" cy="1333500"/>
+                  <wp:extent cx="1866900" cy="3267075"/>
                   <wp:effectExtent t="0" r="0" b="0" l="0"/>
-                  <wp:docPr id="12" name="p_delete_pending" descr="削除を1回押したところ。もう一度押すと削除 の表示。" title="削除を1回押したところ。もう一度押すと削除 の表示。"/>
+                  <wp:docPr id="12" name="p_ref_rerecord" descr="「電話」のお手本を登録の画面。録画開始（3秒）と閉じる。" title="「電話」のお手本を登録の画面。録画開始（3秒）と閉じる。"/>
                   <wp:cNvGraphicFramePr>
                     <a:graphicFrameLocks xmlns:a="http://schemas.openxmlformats.org/drawingml/2006/main" noChangeAspect="1"/>
                   </wp:cNvGraphicFramePr>
@@ -2895,6 +2961,183 @@
                         </pic:nvPicPr>
                         <pic:blipFill>
                           <a:blip r:embed="rId19" cstate="none"/>
+                          <a:srcRect/>
+                          <a:stretch>
+                            <a:fillRect/>
+                          </a:stretch>
+                        </pic:blipFill>
+                        <pic:spPr bwMode="auto">
+                          <a:xfrm>
+                            <a:off x="0" y="0"/>
+                            <a:ext cx="1866900" cy="3267075"/>
+                          </a:xfrm>
+                          <a:prstGeom prst="rect">
+                            <a:avLst/>
+                          </a:prstGeom>
+                        </pic:spPr>
+                      </pic:pic>
+                    </a:graphicData>
+                  </a:graphic>
+                </wp:inline>
+              </w:drawing>
+            </w:r>
+          </w:p>
+        </w:tc>
+        <w:tc>
+          <w:tcPr>
+            <w:tcW w:type="dxa" w:w="6602"/>
+            <w:tcBorders>
+              <w:top w:val="none" w:color="FFFFFF" w:sz="0"/>
+              <w:left w:val="none" w:color="FFFFFF" w:sz="0"/>
+              <w:bottom w:val="none" w:color="FFFFFF" w:sz="0"/>
+              <w:right w:val="none" w:color="FFFFFF" w:sz="0"/>
+            </w:tcBorders>
+            <w:tcMar>
+              <w:top w:type="dxa" w:w="60"/>
+              <w:left w:type="dxa" w:w="120"/>
+              <w:bottom w:type="dxa" w:w="60"/>
+              <w:right w:type="dxa" w:w="0"/>
+            </w:tcMar>
+            <w:vAlign w:val="top"/>
+          </w:tcPr>
+          <w:p>
+            <w:pPr>
+              <w:pStyle w:val="Heading2"/>
+            </w:pPr>
+            <w:r>
+              <w:rPr>
+                <w:color w:val="30258F"/>
+                <w:shd w:fill="ECEAFA" w:color="auto" w:val="clear"/>
+              </w:rPr>
+              <w:t xml:space="preserve"> 1 </w:t>
+            </w:r>
+            <w:r>
+              <w:t xml:space="preserve">　お手本を録り直す</w:t>
+            </w:r>
+          </w:p>
+          <w:p>
+            <w:pPr>
+              <w:spacing w:after="110"/>
+            </w:pPr>
+            <w:r>
+              <w:t xml:space="preserve">単語カードの</w:t>
+            </w:r>
+            <w:r>
+              <w:rPr>
+                <w:b/>
+                <w:bCs/>
+                <w:color w:val="30258F"/>
+                <w:bdr w:val="single" w:color="3A2EA6" w:sz="6" w:space="0"/>
+              </w:rPr>
+              <w:t xml:space="preserve"> お手本を録り直す </w:t>
+            </w:r>
+            <w:r>
+              <w:t xml:space="preserve">を押すと、録画の画面が開きます。</w:t>
+            </w:r>
+            <w:r>
+              <w:rPr>
+                <w:b/>
+                <w:bCs/>
+                <w:color w:val="30258F"/>
+                <w:bdr w:val="single" w:color="3A2EA6" w:sz="6" w:space="0"/>
+              </w:rPr>
+              <w:t xml:space="preserve"> 録画開始（3秒） </w:t>
+            </w:r>
+            <w:r>
+              <w:t xml:space="preserve">で録画すると、その単語のお手本が新しいものに置きかわります。</w:t>
+            </w:r>
+          </w:p>
+          <w:p>
+            <w:pPr>
+              <w:spacing w:after="110"/>
+            </w:pPr>
+            <w:r>
+              <w:t xml:space="preserve">お手本の口元が見えにくい、声が小さいなど、録り直したいときに使います。</w:t>
+            </w:r>
+          </w:p>
+          <w:p>
+            <w:pPr>
+              <w:spacing w:after="110"/>
+            </w:pPr>
+            <w:r>
+              <w:t xml:space="preserve">「顔（口元）が映っていませんでした」と表示されたときは、明るい場所で、顔を点線の枠に合わせて録り直してください。このとき、今のお手本はそのまま残ります。</w:t>
+            </w:r>
+          </w:p>
+        </w:tc>
+      </w:tr>
+    </w:tbl>
+    <w:p>
+      <w:pPr>
+        <w:pBdr>
+          <w:bottom w:val="dashed" w:color="DCDAEA" w:sz="4" w:space="1"/>
+        </w:pBdr>
+        <w:spacing w:after="160" w:before="60"/>
+      </w:pPr>
+    </w:p>
+    <w:tbl>
+      <w:tblPr>
+        <w:tblW w:type="dxa" w:w="9752"/>
+        <w:tblBorders>
+          <w:top w:val="none" w:color="FFFFFF" w:sz="0"/>
+          <w:left w:val="none" w:color="FFFFFF" w:sz="0"/>
+          <w:bottom w:val="none" w:color="FFFFFF" w:sz="0"/>
+          <w:right w:val="none" w:color="FFFFFF" w:sz="0"/>
+          <w:insideH w:val="none" w:color="FFFFFF" w:sz="0"/>
+          <w:insideV w:val="none" w:color="FFFFFF" w:sz="0"/>
+        </w:tblBorders>
+        <w:tblLayout w:type="fixed"/>
+      </w:tblPr>
+      <w:tblGrid>
+        <w:gridCol w:w="3150"/>
+        <w:gridCol w:w="6602"/>
+      </w:tblGrid>
+      <w:tr>
+        <w:trPr>
+          <w:cantSplit/>
+        </w:trPr>
+        <w:tc>
+          <w:tcPr>
+            <w:tcW w:type="dxa" w:w="3150"/>
+            <w:tcBorders>
+              <w:top w:val="none" w:color="FFFFFF" w:sz="0"/>
+              <w:left w:val="none" w:color="FFFFFF" w:sz="0"/>
+              <w:bottom w:val="none" w:color="FFFFFF" w:sz="0"/>
+              <w:right w:val="none" w:color="FFFFFF" w:sz="0"/>
+            </w:tcBorders>
+            <w:tcMar>
+              <w:top w:type="dxa" w:w="60"/>
+              <w:left w:type="dxa" w:w="0"/>
+              <w:bottom w:type="dxa" w:w="60"/>
+              <w:right w:type="dxa" w:w="200"/>
+            </w:tcMar>
+            <w:vAlign w:val="top"/>
+          </w:tcPr>
+          <w:p>
+            <w:pPr>
+              <w:keepNext w:val="false"/>
+              <w:spacing w:after="140" w:before="0"/>
+              <w:jc w:val="center"/>
+            </w:pPr>
+            <w:r>
+              <w:drawing>
+                <wp:inline distT="0" distB="0" distL="0" distR="0">
+                  <wp:extent cx="1809750" cy="1333500"/>
+                  <wp:effectExtent t="0" r="0" b="0" l="0"/>
+                  <wp:docPr id="13" name="p_delete_pending" descr="削除を1回押したところ。もう一度押すと削除 の表示。" title="削除を1回押したところ。もう一度押すと削除 の表示。"/>
+                  <wp:cNvGraphicFramePr>
+                    <a:graphicFrameLocks xmlns:a="http://schemas.openxmlformats.org/drawingml/2006/main" noChangeAspect="1"/>
+                  </wp:cNvGraphicFramePr>
+                  <a:graphic xmlns:a="http://schemas.openxmlformats.org/drawingml/2006/main">
+                    <a:graphicData uri="http://schemas.openxmlformats.org/drawingml/2006/picture">
+                      <pic:pic xmlns:pic="http://schemas.openxmlformats.org/drawingml/2006/picture">
+                        <pic:nvPicPr>
+                          <pic:cNvPr id="0" name="" descr=""/>
+                          <pic:cNvPicPr>
+                            <a:picLocks noChangeAspect="1" noChangeArrowheads="1"/>
+                          </pic:cNvPicPr>
+                        </pic:nvPicPr>
+                        <pic:blipFill>
+                          <a:blip r:embed="rId20" cstate="none"/>
                           <a:srcRect/>
                           <a:stretch>
                             <a:fillRect/>
@@ -3127,114 +3370,7 @@
                 <wp:inline distT="0" distB="0" distL="0" distR="0">
                   <wp:extent cx="1066800" cy="2247900"/>
                   <wp:effectExtent t="0" r="0" b="0" l="0"/>
-                  <wp:docPr id="13" name="s_rec_start__grid" descr="単語をえらぶ" title="単語をえらぶ"/>
-                  <wp:cNvGraphicFramePr>
-                    <a:graphicFrameLocks xmlns:a="http://schemas.openxmlformats.org/drawingml/2006/main" noChangeAspect="1"/>
-                  </wp:cNvGraphicFramePr>
-                  <a:graphic xmlns:a="http://schemas.openxmlformats.org/drawingml/2006/main">
-                    <a:graphicData uri="http://schemas.openxmlformats.org/drawingml/2006/picture">
-                      <pic:pic xmlns:pic="http://schemas.openxmlformats.org/drawingml/2006/picture">
-                        <pic:nvPicPr>
-                          <pic:cNvPr id="0" name="" descr=""/>
-                          <pic:cNvPicPr>
-                            <a:picLocks noChangeAspect="1" noChangeArrowheads="1"/>
-                          </pic:cNvPicPr>
-                        </pic:nvPicPr>
-                        <pic:blipFill>
-                          <a:blip r:embed="rId20" cstate="none"/>
-                          <a:srcRect/>
-                          <a:stretch>
-                            <a:fillRect/>
-                          </a:stretch>
-                        </pic:blipFill>
-                        <pic:spPr bwMode="auto">
-                          <a:xfrm>
-                            <a:off x="0" y="0"/>
-                            <a:ext cx="1066800" cy="2247900"/>
-                          </a:xfrm>
-                          <a:prstGeom prst="rect">
-                            <a:avLst/>
-                          </a:prstGeom>
-                        </pic:spPr>
-                      </pic:pic>
-                    </a:graphicData>
-                  </a:graphic>
-                </wp:inline>
-              </w:drawing>
-            </w:r>
-          </w:p>
-          <w:p>
-            <w:pPr>
-              <w:spacing w:after="0"/>
-            </w:pPr>
-            <w:r>
-              <w:rPr>
-                <w:b/>
-                <w:bCs/>
-                <w:color w:val="3A2EA6"/>
-                <w:sz w:val="26"/>
-                <w:szCs w:val="26"/>
-              </w:rPr>
-              <w:t xml:space="preserve">1</w:t>
-            </w:r>
-          </w:p>
-          <w:p>
-            <w:pPr>
-              <w:spacing w:after="40"/>
-            </w:pPr>
-            <w:r>
-              <w:rPr>
-                <w:b/>
-                <w:bCs/>
-                <w:sz w:val="19"/>
-                <w:szCs w:val="19"/>
-              </w:rPr>
-              <w:t xml:space="preserve">単語をえらぶ</w:t>
-            </w:r>
-          </w:p>
-          <w:p>
-            <w:pPr>
-              <w:spacing w:after="60" w:line="280"/>
-            </w:pPr>
-            <w:r>
-              <w:rPr>
-                <w:color w:val="47465E"/>
-                <w:sz w:val="17"/>
-                <w:szCs w:val="17"/>
-              </w:rPr>
-              <w:t xml:space="preserve">マイクとカメラに ✓ がついたら準備完了。</w:t>
-            </w:r>
-          </w:p>
-        </w:tc>
-        <w:tc>
-          <w:tcPr>
-            <w:tcW w:type="dxa" w:w="1950"/>
-            <w:tcBorders>
-              <w:top w:val="none" w:color="FFFFFF" w:sz="0"/>
-              <w:left w:val="none" w:color="FFFFFF" w:sz="0"/>
-              <w:bottom w:val="none" w:color="FFFFFF" w:sz="0"/>
-              <w:right w:val="none" w:color="FFFFFF" w:sz="0"/>
-            </w:tcBorders>
-            <w:tcMar>
-              <w:top w:type="dxa" w:w="60"/>
-              <w:left w:type="dxa" w:w="110"/>
-              <w:bottom w:type="dxa" w:w="60"/>
-              <w:right w:type="dxa" w:w="110"/>
-            </w:tcMar>
-            <w:vAlign w:val="top"/>
-          </w:tcPr>
-          <w:p>
-            <w:pPr>
-              <w:keepNext w:val="false"/>
-              <w:spacing w:after="100" w:before="0"/>
-              <w:jc w:val="center"/>
-            </w:pPr>
-            <w:r>
-              <w:drawing>
-                <wp:inline distT="0" distB="0" distL="0" distR="0">
-                  <wp:extent cx="1066800" cy="2247900"/>
-                  <wp:effectExtent t="0" r="0" b="0" l="0"/>
-                  <wp:docPr id="14" name="s_rec_ref__grid" descr="お手本を見る" title="お手本を見る"/>
+                  <wp:docPr id="14" name="s_rec_start__grid" descr="単語をえらぶ" title="単語をえらぶ"/>
                   <wp:cNvGraphicFramePr>
                     <a:graphicFrameLocks xmlns:a="http://schemas.openxmlformats.org/drawingml/2006/main" noChangeAspect="1"/>
                   </wp:cNvGraphicFramePr>
@@ -3282,7 +3418,7 @@
                 <w:sz w:val="26"/>
                 <w:szCs w:val="26"/>
               </w:rPr>
-              <w:t xml:space="preserve">2</w:t>
+              <w:t xml:space="preserve">1</w:t>
             </w:r>
           </w:p>
           <w:p>
@@ -3296,7 +3432,7 @@
                 <w:sz w:val="19"/>
                 <w:szCs w:val="19"/>
               </w:rPr>
-              <w:t xml:space="preserve">お手本を見る</w:t>
+              <w:t xml:space="preserve">単語をえらぶ</w:t>
             </w:r>
           </w:p>
           <w:p>
@@ -3309,7 +3445,7 @@
                 <w:sz w:val="17"/>
                 <w:szCs w:val="17"/>
               </w:rPr>
-              <w:t xml:space="preserve">口の動き・音の高さ・音の長さを見ます。</w:t>
+              <w:t xml:space="preserve">マイクとカメラに ✓ がついたら準備完了。</w:t>
             </w:r>
           </w:p>
         </w:tc>
@@ -3341,7 +3477,7 @@
                 <wp:inline distT="0" distB="0" distL="0" distR="0">
                   <wp:extent cx="1066800" cy="2247900"/>
                   <wp:effectExtent t="0" r="0" b="0" l="0"/>
-                  <wp:docPr id="15" name="s_rec_recording__grid" descr="自分のペースで録音" title="自分のペースで録音"/>
+                  <wp:docPr id="15" name="s_rec_ref__grid" descr="お手本を見る" title="お手本を見る"/>
                   <wp:cNvGraphicFramePr>
                     <a:graphicFrameLocks xmlns:a="http://schemas.openxmlformats.org/drawingml/2006/main" noChangeAspect="1"/>
                   </wp:cNvGraphicFramePr>
@@ -3389,7 +3525,7 @@
                 <w:sz w:val="26"/>
                 <w:szCs w:val="26"/>
               </w:rPr>
-              <w:t xml:space="preserve">3</w:t>
+              <w:t xml:space="preserve">2</w:t>
             </w:r>
           </w:p>
           <w:p>
@@ -3403,7 +3539,7 @@
                 <w:sz w:val="19"/>
                 <w:szCs w:val="19"/>
               </w:rPr>
-              <w:t xml:space="preserve">自分のペースで録音</w:t>
+              <w:t xml:space="preserve">お手本を見る</w:t>
             </w:r>
           </w:p>
           <w:p>
@@ -3416,7 +3552,7 @@
                 <w:sz w:val="17"/>
                 <w:szCs w:val="17"/>
               </w:rPr>
-              <w:t xml:space="preserve">3・2・1 のあと、単語を1回言います。</w:t>
+              <w:t xml:space="preserve">口の動き・音の高さ・音の長さを見ます。</w:t>
             </w:r>
           </w:p>
         </w:tc>
@@ -3448,7 +3584,7 @@
                 <wp:inline distT="0" distB="0" distL="0" distR="0">
                   <wp:extent cx="1066800" cy="2247900"/>
                   <wp:effectExtent t="0" r="0" b="0" l="0"/>
-                  <wp:docPr id="16" name="s_rec_done__grid" descr="口をならべて見る" title="口をならべて見る"/>
+                  <wp:docPr id="16" name="s_rec_recording__grid" descr="自分のペースで録音" title="自分のペースで録音"/>
                   <wp:cNvGraphicFramePr>
                     <a:graphicFrameLocks xmlns:a="http://schemas.openxmlformats.org/drawingml/2006/main" noChangeAspect="1"/>
                   </wp:cNvGraphicFramePr>
@@ -3496,6 +3632,113 @@
                 <w:sz w:val="26"/>
                 <w:szCs w:val="26"/>
               </w:rPr>
+              <w:t xml:space="preserve">3</w:t>
+            </w:r>
+          </w:p>
+          <w:p>
+            <w:pPr>
+              <w:spacing w:after="40"/>
+            </w:pPr>
+            <w:r>
+              <w:rPr>
+                <w:b/>
+                <w:bCs/>
+                <w:sz w:val="19"/>
+                <w:szCs w:val="19"/>
+              </w:rPr>
+              <w:t xml:space="preserve">自分のペースで録音</w:t>
+            </w:r>
+          </w:p>
+          <w:p>
+            <w:pPr>
+              <w:spacing w:after="60" w:line="280"/>
+            </w:pPr>
+            <w:r>
+              <w:rPr>
+                <w:color w:val="47465E"/>
+                <w:sz w:val="17"/>
+                <w:szCs w:val="17"/>
+              </w:rPr>
+              <w:t xml:space="preserve">3・2・1 のあと、単語を1回言います。</w:t>
+            </w:r>
+          </w:p>
+        </w:tc>
+        <w:tc>
+          <w:tcPr>
+            <w:tcW w:type="dxa" w:w="1950"/>
+            <w:tcBorders>
+              <w:top w:val="none" w:color="FFFFFF" w:sz="0"/>
+              <w:left w:val="none" w:color="FFFFFF" w:sz="0"/>
+              <w:bottom w:val="none" w:color="FFFFFF" w:sz="0"/>
+              <w:right w:val="none" w:color="FFFFFF" w:sz="0"/>
+            </w:tcBorders>
+            <w:tcMar>
+              <w:top w:type="dxa" w:w="60"/>
+              <w:left w:type="dxa" w:w="110"/>
+              <w:bottom w:type="dxa" w:w="60"/>
+              <w:right w:type="dxa" w:w="110"/>
+            </w:tcMar>
+            <w:vAlign w:val="top"/>
+          </w:tcPr>
+          <w:p>
+            <w:pPr>
+              <w:keepNext w:val="false"/>
+              <w:spacing w:after="100" w:before="0"/>
+              <w:jc w:val="center"/>
+            </w:pPr>
+            <w:r>
+              <w:drawing>
+                <wp:inline distT="0" distB="0" distL="0" distR="0">
+                  <wp:extent cx="1066800" cy="2247900"/>
+                  <wp:effectExtent t="0" r="0" b="0" l="0"/>
+                  <wp:docPr id="17" name="s_rec_done__grid" descr="口をならべて見る" title="口をならべて見る"/>
+                  <wp:cNvGraphicFramePr>
+                    <a:graphicFrameLocks xmlns:a="http://schemas.openxmlformats.org/drawingml/2006/main" noChangeAspect="1"/>
+                  </wp:cNvGraphicFramePr>
+                  <a:graphic xmlns:a="http://schemas.openxmlformats.org/drawingml/2006/main">
+                    <a:graphicData uri="http://schemas.openxmlformats.org/drawingml/2006/picture">
+                      <pic:pic xmlns:pic="http://schemas.openxmlformats.org/drawingml/2006/picture">
+                        <pic:nvPicPr>
+                          <pic:cNvPr id="0" name="" descr=""/>
+                          <pic:cNvPicPr>
+                            <a:picLocks noChangeAspect="1" noChangeArrowheads="1"/>
+                          </pic:cNvPicPr>
+                        </pic:nvPicPr>
+                        <pic:blipFill>
+                          <a:blip r:embed="rId24" cstate="none"/>
+                          <a:srcRect/>
+                          <a:stretch>
+                            <a:fillRect/>
+                          </a:stretch>
+                        </pic:blipFill>
+                        <pic:spPr bwMode="auto">
+                          <a:xfrm>
+                            <a:off x="0" y="0"/>
+                            <a:ext cx="1066800" cy="2247900"/>
+                          </a:xfrm>
+                          <a:prstGeom prst="rect">
+                            <a:avLst/>
+                          </a:prstGeom>
+                        </pic:spPr>
+                      </pic:pic>
+                    </a:graphicData>
+                  </a:graphic>
+                </wp:inline>
+              </w:drawing>
+            </w:r>
+          </w:p>
+          <w:p>
+            <w:pPr>
+              <w:spacing w:after="0"/>
+            </w:pPr>
+            <w:r>
+              <w:rPr>
+                <w:b/>
+                <w:bCs/>
+                <w:color w:val="3A2EA6"/>
+                <w:sz w:val="26"/>
+                <w:szCs w:val="26"/>
+              </w:rPr>
               <w:t xml:space="preserve">4</w:t>
             </w:r>
           </w:p>
@@ -3555,7 +3798,7 @@
                 <wp:inline distT="0" distB="0" distL="0" distR="0">
                   <wp:extent cx="1066800" cy="2247900"/>
                   <wp:effectExtent t="0" r="0" b="0" l="0"/>
-                  <wp:docPr id="17" name="s_res_summary__grid" descr="結果を見る" title="結果を見る"/>
+                  <wp:docPr id="18" name="s_res_summary__grid" descr="結果を見る" title="結果を見る"/>
                   <wp:cNvGraphicFramePr>
                     <a:graphicFrameLocks xmlns:a="http://schemas.openxmlformats.org/drawingml/2006/main" noChangeAspect="1"/>
                   </wp:cNvGraphicFramePr>
@@ -3569,7 +3812,7 @@
                           </pic:cNvPicPr>
                         </pic:nvPicPr>
                         <pic:blipFill>
-                          <a:blip r:embed="rId24" cstate="none"/>
+                          <a:blip r:embed="rId25" cstate="none"/>
                           <a:srcRect/>
                           <a:stretch>
                             <a:fillRect/>
@@ -4238,7 +4481,7 @@
                 <wp:inline distT="0" distB="0" distL="0" distR="0">
                   <wp:extent cx="1866900" cy="3267075"/>
                   <wp:effectExtent t="0" r="0" b="0" l="0"/>
-                  <wp:docPr id="22" name="s_res_summary_parent" descr="結果のまとめ。77点、Aランク。番号1〜3の印つき。" title="結果のまとめ。77点、Aランク。番号1〜3の印つき。"/>
+                  <wp:docPr id="23" name="s_res_summary_parent" descr="結果のまとめ。77点、Aランク。番号1〜3の印つき。" title="結果のまとめ。77点、Aランク。番号1〜3の印つき。"/>
                   <wp:cNvGraphicFramePr>
                     <a:graphicFrameLocks xmlns:a="http://schemas.openxmlformats.org/drawingml/2006/main" noChangeAspect="1"/>
                   </wp:cNvGraphicFramePr>
@@ -4252,7 +4495,7 @@
                           </pic:cNvPicPr>
                         </pic:nvPicPr>
                         <pic:blipFill>
-                          <a:blip r:embed="rId25" cstate="none"/>
+                          <a:blip r:embed="rId26" cstate="none"/>
                           <a:srcRect/>
                           <a:stretch>
                             <a:fillRect/>
@@ -4320,7 +4563,7 @@
                 <wp:inline distT="0" distB="0" distL="0" distR="0">
                   <wp:extent cx="142875" cy="142875"/>
                   <wp:effectExtent t="0" r="0" b="0" l="0"/>
-                  <wp:docPr id="18" name="mk1" descr="印 1" title="印 1"/>
+                  <wp:docPr id="19" name="mk1" descr="印 1" title="印 1"/>
                   <wp:cNvGraphicFramePr>
                     <a:graphicFrameLocks xmlns:a="http://schemas.openxmlformats.org/drawingml/2006/main" noChangeAspect="1"/>
                   </wp:cNvGraphicFramePr>
@@ -4388,75 +4631,7 @@
                 <wp:inline distT="0" distB="0" distL="0" distR="0">
                   <wp:extent cx="142875" cy="142875"/>
                   <wp:effectExtent t="0" r="0" b="0" l="0"/>
-                  <wp:docPr id="19" name="mk2" descr="印 2" title="印 2"/>
-                  <wp:cNvGraphicFramePr>
-                    <a:graphicFrameLocks xmlns:a="http://schemas.openxmlformats.org/drawingml/2006/main" noChangeAspect="1"/>
-                  </wp:cNvGraphicFramePr>
-                  <a:graphic xmlns:a="http://schemas.openxmlformats.org/drawingml/2006/main">
-                    <a:graphicData uri="http://schemas.openxmlformats.org/drawingml/2006/picture">
-                      <pic:pic xmlns:pic="http://schemas.openxmlformats.org/drawingml/2006/picture">
-                        <pic:nvPicPr>
-                          <pic:cNvPr id="0" name="" descr=""/>
-                          <pic:cNvPicPr>
-                            <a:picLocks noChangeAspect="1" noChangeArrowheads="1"/>
-                          </pic:cNvPicPr>
-                        </pic:nvPicPr>
-                        <pic:blipFill>
-                          <a:blip r:embed="rId26" cstate="none"/>
-                          <a:srcRect/>
-                          <a:stretch>
-                            <a:fillRect/>
-                          </a:stretch>
-                        </pic:blipFill>
-                        <pic:spPr bwMode="auto">
-                          <a:xfrm>
-                            <a:off x="0" y="0"/>
-                            <a:ext cx="142875" cy="142875"/>
-                          </a:xfrm>
-                          <a:prstGeom prst="rect">
-                            <a:avLst/>
-                          </a:prstGeom>
-                        </pic:spPr>
-                      </pic:pic>
-                    </a:graphicData>
-                  </a:graphic>
-                </wp:inline>
-              </w:drawing>
-            </w:r>
-            <w:r>
-              <w:tab/>
-            </w:r>
-            <w:r>
-              <w:rPr>
-                <w:b/>
-                <w:bCs/>
-              </w:rPr>
-              <w:t xml:space="preserve">高さ・長さ・口の形</w:t>
-            </w:r>
-            <w:r>
-              <w:br/>
-            </w:r>
-            <w:r>
-              <w:rPr>
-                <w:color w:val="47465E"/>
-              </w:rPr>
-              <w:t xml:space="preserve">それぞれのできばえを、◎（できている）○（もう少し）△（ここを直す）で示します。</w:t>
-            </w:r>
-          </w:p>
-          <w:p>
-            <w:pPr>
-              <w:tabs>
-                <w:tab w:val="left" w:pos="380"/>
-              </w:tabs>
-              <w:spacing w:after="100" w:line="290"/>
-              <w:ind w:left="380" w:hanging="380"/>
-            </w:pPr>
-            <w:r>
-              <w:drawing>
-                <wp:inline distT="0" distB="0" distL="0" distR="0">
-                  <wp:extent cx="142875" cy="142875"/>
-                  <wp:effectExtent t="0" r="0" b="0" l="0"/>
-                  <wp:docPr id="20" name="mk3" descr="印 3" title="印 3"/>
+                  <wp:docPr id="20" name="mk2" descr="印 2" title="印 2"/>
                   <wp:cNvGraphicFramePr>
                     <a:graphicFrameLocks xmlns:a="http://schemas.openxmlformats.org/drawingml/2006/main" noChangeAspect="1"/>
                   </wp:cNvGraphicFramePr>
@@ -4499,7 +4674,7 @@
                 <w:b/>
                 <w:bCs/>
               </w:rPr>
-              <w:t xml:space="preserve">口と声による減点</w:t>
+              <w:t xml:space="preserve">高さ・長さ・口の形</w:t>
             </w:r>
             <w:r>
               <w:br/>
@@ -4508,21 +4683,23 @@
               <w:rPr>
                 <w:color w:val="47465E"/>
               </w:rPr>
-              <w:t xml:space="preserve">差し引いたときだけ表示されます。</w:t>
-            </w:r>
-          </w:p>
-          <w:p>
-            <w:pPr>
-              <w:keepNext w:val="false"/>
-              <w:spacing w:after="80" w:before="60"/>
-              <w:jc w:val="left"/>
+              <w:t xml:space="preserve">それぞれのできばえを、◎（できている）○（もう少し）△（ここを直す）で示します。</w:t>
+            </w:r>
+          </w:p>
+          <w:p>
+            <w:pPr>
+              <w:tabs>
+                <w:tab w:val="left" w:pos="380"/>
+              </w:tabs>
+              <w:spacing w:after="100" w:line="290"/>
+              <w:ind w:left="380" w:hanging="380"/>
             </w:pPr>
             <w:r>
               <w:drawing>
                 <wp:inline distT="0" distB="0" distL="0" distR="0">
-                  <wp:extent cx="2381250" cy="1971675"/>
+                  <wp:extent cx="142875" cy="142875"/>
                   <wp:effectExtent t="0" r="0" b="0" l="0"/>
-                  <wp:docPr id="21" name="s_res_next" descr="つぎは、ここだけ のカード。「ん」。長さ（リズム）がお手本とちがいます。" title="つぎは、ここだけ のカード。「ん」。長さ（リズム）がお手本とちがいます。"/>
+                  <wp:docPr id="21" name="mk3" descr="印 3" title="印 3"/>
                   <wp:cNvGraphicFramePr>
                     <a:graphicFrameLocks xmlns:a="http://schemas.openxmlformats.org/drawingml/2006/main" noChangeAspect="1"/>
                   </wp:cNvGraphicFramePr>
@@ -4537,6 +4714,72 @@
                         </pic:nvPicPr>
                         <pic:blipFill>
                           <a:blip r:embed="rId28" cstate="none"/>
+                          <a:srcRect/>
+                          <a:stretch>
+                            <a:fillRect/>
+                          </a:stretch>
+                        </pic:blipFill>
+                        <pic:spPr bwMode="auto">
+                          <a:xfrm>
+                            <a:off x="0" y="0"/>
+                            <a:ext cx="142875" cy="142875"/>
+                          </a:xfrm>
+                          <a:prstGeom prst="rect">
+                            <a:avLst/>
+                          </a:prstGeom>
+                        </pic:spPr>
+                      </pic:pic>
+                    </a:graphicData>
+                  </a:graphic>
+                </wp:inline>
+              </w:drawing>
+            </w:r>
+            <w:r>
+              <w:tab/>
+            </w:r>
+            <w:r>
+              <w:rPr>
+                <w:b/>
+                <w:bCs/>
+              </w:rPr>
+              <w:t xml:space="preserve">口と声による減点</w:t>
+            </w:r>
+            <w:r>
+              <w:br/>
+            </w:r>
+            <w:r>
+              <w:rPr>
+                <w:color w:val="47465E"/>
+              </w:rPr>
+              <w:t xml:space="preserve">差し引いたときだけ表示されます。</w:t>
+            </w:r>
+          </w:p>
+          <w:p>
+            <w:pPr>
+              <w:keepNext w:val="false"/>
+              <w:spacing w:after="80" w:before="60"/>
+              <w:jc w:val="left"/>
+            </w:pPr>
+            <w:r>
+              <w:drawing>
+                <wp:inline distT="0" distB="0" distL="0" distR="0">
+                  <wp:extent cx="2381250" cy="1971675"/>
+                  <wp:effectExtent t="0" r="0" b="0" l="0"/>
+                  <wp:docPr id="22" name="s_res_next" descr="つぎは、ここだけ のカード。「ん」。長さ（リズム）がお手本とちがいます。" title="つぎは、ここだけ のカード。「ん」。長さ（リズム）がお手本とちがいます。"/>
+                  <wp:cNvGraphicFramePr>
+                    <a:graphicFrameLocks xmlns:a="http://schemas.openxmlformats.org/drawingml/2006/main" noChangeAspect="1"/>
+                  </wp:cNvGraphicFramePr>
+                  <a:graphic xmlns:a="http://schemas.openxmlformats.org/drawingml/2006/main">
+                    <a:graphicData uri="http://schemas.openxmlformats.org/drawingml/2006/picture">
+                      <pic:pic xmlns:pic="http://schemas.openxmlformats.org/drawingml/2006/picture">
+                        <pic:nvPicPr>
+                          <pic:cNvPr id="0" name="" descr=""/>
+                          <pic:cNvPicPr>
+                            <a:picLocks noChangeAspect="1" noChangeArrowheads="1"/>
+                          </pic:cNvPicPr>
+                        </pic:nvPicPr>
+                        <pic:blipFill>
+                          <a:blip r:embed="rId29" cstate="none"/>
                           <a:srcRect/>
                           <a:stretch>
                             <a:fillRect/>
@@ -4729,7 +4972,7 @@
                 <wp:inline distT="0" distB="0" distL="0" distR="0">
                   <wp:extent cx="1809750" cy="3810000"/>
                   <wp:effectExtent t="0" r="0" b="0" l="0"/>
-                  <wp:docPr id="23" name="s_hist_log__grid" descr="記録" title="記録"/>
+                  <wp:docPr id="24" name="s_hist_log__grid" descr="記録" title="記録"/>
                   <wp:cNvGraphicFramePr>
                     <a:graphicFrameLocks xmlns:a="http://schemas.openxmlformats.org/drawingml/2006/main" noChangeAspect="1"/>
                   </wp:cNvGraphicFramePr>
@@ -4743,7 +4986,7 @@
                           </pic:cNvPicPr>
                         </pic:nvPicPr>
                         <pic:blipFill>
-                          <a:blip r:embed="rId29" cstate="none"/>
+                          <a:blip r:embed="rId30" cstate="none"/>
                           <a:srcRect/>
                           <a:stretch>
                             <a:fillRect/>
@@ -4821,7 +5064,7 @@
                 <wp:inline distT="0" distB="0" distL="0" distR="0">
                   <wp:extent cx="1809750" cy="3810000"/>
                   <wp:effectExtent t="0" r="0" b="0" l="0"/>
-                  <wp:docPr id="24" name="s_hist_analysis__grid" descr="分析" title="分析"/>
+                  <wp:docPr id="25" name="s_hist_analysis__grid" descr="分析" title="分析"/>
                   <wp:cNvGraphicFramePr>
                     <a:graphicFrameLocks xmlns:a="http://schemas.openxmlformats.org/drawingml/2006/main" noChangeAspect="1"/>
                   </wp:cNvGraphicFramePr>
@@ -4835,7 +5078,7 @@
                           </pic:cNvPicPr>
                         </pic:nvPicPr>
                         <pic:blipFill>
-                          <a:blip r:embed="rId30" cstate="none"/>
+                          <a:blip r:embed="rId31" cstate="none"/>
                           <a:srcRect/>
                           <a:stretch>
                             <a:fillRect/>
@@ -5023,7 +5266,18 @@
                 <w:b/>
                 <w:bCs/>
               </w:rPr>
-              <w:t xml:space="preserve">練習した日時と単語</w:t>
+              <w:t xml:space="preserve">学年と聞こえの程度</w:t>
+            </w:r>
+            <w:r>
+              <w:br/>
+            </w:r>
+            <w:r>
+              <w:rPr>
+                <w:color w:val="47465E"/>
+                <w:sz w:val="19"/>
+                <w:szCs w:val="19"/>
+              </w:rPr>
+              <w:t xml:space="preserve">学校や研究の担当者が、区分（中学部・高等部、難聴の程度）で入力します。検査の数値などは保存しません。</w:t>
             </w:r>
           </w:p>
           <w:p>
@@ -5040,18 +5294,7 @@
                 <w:b/>
                 <w:bCs/>
               </w:rPr>
-              <w:t xml:space="preserve">点数</w:t>
-            </w:r>
-            <w:r>
-              <w:br/>
-            </w:r>
-            <w:r>
-              <w:rPr>
-                <w:color w:val="47465E"/>
-                <w:sz w:val="19"/>
-                <w:szCs w:val="19"/>
-              </w:rPr>
-              <w:t xml:space="preserve">合計点、高さ・長さ・口の形の点数、音ごとの点数、口と声のずれの大きさ（数値）。</w:t>
+              <w:t xml:space="preserve">練習した日時と単語</w:t>
             </w:r>
           </w:p>
           <w:p>
@@ -5068,7 +5311,7 @@
                 <w:b/>
                 <w:bCs/>
               </w:rPr>
-              <w:t xml:space="preserve">登録したお手本</w:t>
+              <w:t xml:space="preserve">点数</w:t>
             </w:r>
             <w:r>
               <w:br/>
@@ -5079,7 +5322,35 @@
                 <w:sz w:val="19"/>
                 <w:szCs w:val="19"/>
               </w:rPr>
-              <w:t xml:space="preserve">ご家族や先生が録画したお手本の動画と声、そこから作った口の形のデータ。練習のたびに再生するため保存します。</w:t>
+              <w:t xml:space="preserve">合計点、高さ・長さ・口の形の点数、音ごとの点数、口と声のずれの大きさ（数値）。</w:t>
+            </w:r>
+          </w:p>
+          <w:p>
+            <w:pPr>
+              <w:pStyle w:val="ListParagraph"/>
+              <w:numPr>
+                <w:ilvl w:val="0"/>
+                <w:numId w:val="2"/>
+              </w:numPr>
+              <w:spacing w:after="120" w:line="290"/>
+            </w:pPr>
+            <w:r>
+              <w:rPr>
+                <w:b/>
+                <w:bCs/>
+              </w:rPr>
+              <w:t xml:space="preserve">登録したお手本</w:t>
+            </w:r>
+            <w:r>
+              <w:br/>
+            </w:r>
+            <w:r>
+              <w:rPr>
+                <w:color w:val="47465E"/>
+                <w:sz w:val="19"/>
+                <w:szCs w:val="19"/>
+              </w:rPr>
+              <w:t xml:space="preserve">ご家族や先生が録画したお手本の動画と声、そこから作った口の形のデータ。練習のたびに再生するため保存します。単語を削除しても、元に戻せるように残ります（消したいときは、担当の先生にご相談ください）。</w:t>
             </w:r>
           </w:p>
         </w:tc>
@@ -5391,138 +5662,7 @@
                 <wp:inline distT="0" distB="0" distL="0" distR="0">
                   <wp:extent cx="1714500" cy="3609975"/>
                   <wp:effectExtent t="0" r="0" b="0" l="0"/>
-                  <wp:docPr id="25" name="s_perm_ios__grid" descr="iPhone（Safari）" title="iPhone（Safari）"/>
-                  <wp:cNvGraphicFramePr>
-                    <a:graphicFrameLocks xmlns:a="http://schemas.openxmlformats.org/drawingml/2006/main" noChangeAspect="1"/>
-                  </wp:cNvGraphicFramePr>
-                  <a:graphic xmlns:a="http://schemas.openxmlformats.org/drawingml/2006/main">
-                    <a:graphicData uri="http://schemas.openxmlformats.org/drawingml/2006/picture">
-                      <pic:pic xmlns:pic="http://schemas.openxmlformats.org/drawingml/2006/picture">
-                        <pic:nvPicPr>
-                          <pic:cNvPr id="0" name="" descr=""/>
-                          <pic:cNvPicPr>
-                            <a:picLocks noChangeAspect="1" noChangeArrowheads="1"/>
-                          </pic:cNvPicPr>
-                        </pic:nvPicPr>
-                        <pic:blipFill>
-                          <a:blip r:embed="rId31" cstate="none"/>
-                          <a:srcRect/>
-                          <a:stretch>
-                            <a:fillRect/>
-                          </a:stretch>
-                        </pic:blipFill>
-                        <pic:spPr bwMode="auto">
-                          <a:xfrm>
-                            <a:off x="0" y="0"/>
-                            <a:ext cx="1714500" cy="3609975"/>
-                          </a:xfrm>
-                          <a:prstGeom prst="rect">
-                            <a:avLst/>
-                          </a:prstGeom>
-                        </pic:spPr>
-                      </pic:pic>
-                    </a:graphicData>
-                  </a:graphic>
-                </wp:inline>
-              </w:drawing>
-            </w:r>
-          </w:p>
-          <w:p>
-            <w:pPr>
-              <w:spacing w:after="40"/>
-            </w:pPr>
-            <w:r>
-              <w:rPr>
-                <w:b/>
-                <w:bCs/>
-                <w:sz w:val="23"/>
-                <w:szCs w:val="23"/>
-              </w:rPr>
-              <w:t xml:space="preserve">iPhone（Safari）</w:t>
-            </w:r>
-          </w:p>
-          <w:p>
-            <w:pPr>
-              <w:pStyle w:val="ListParagraph"/>
-              <w:numPr>
-                <w:ilvl w:val="0"/>
-                <w:numId w:val="3"/>
-              </w:numPr>
-              <w:spacing w:after="50"/>
-            </w:pPr>
-            <w:r>
-              <w:t xml:space="preserve">画面の上（または下）の「ぁあ」を押す</w:t>
-            </w:r>
-          </w:p>
-          <w:p>
-            <w:pPr>
-              <w:pStyle w:val="ListParagraph"/>
-              <w:numPr>
-                <w:ilvl w:val="0"/>
-                <w:numId w:val="3"/>
-              </w:numPr>
-              <w:spacing w:after="50"/>
-            </w:pPr>
-            <w:r>
-              <w:t xml:space="preserve">「Webサイトの設定」を押す</w:t>
-            </w:r>
-          </w:p>
-          <w:p>
-            <w:pPr>
-              <w:pStyle w:val="ListParagraph"/>
-              <w:numPr>
-                <w:ilvl w:val="0"/>
-                <w:numId w:val="3"/>
-              </w:numPr>
-              <w:spacing w:after="50"/>
-            </w:pPr>
-            <w:r>
-              <w:t xml:space="preserve">「マイク」と「カメラ」を「許可」にする</w:t>
-            </w:r>
-          </w:p>
-          <w:p>
-            <w:pPr>
-              <w:pStyle w:val="ListParagraph"/>
-              <w:numPr>
-                <w:ilvl w:val="0"/>
-                <w:numId w:val="3"/>
-              </w:numPr>
-              <w:spacing w:after="50"/>
-            </w:pPr>
-            <w:r>
-              <w:t xml:space="preserve">「もう一度ためす」を押す</w:t>
-            </w:r>
-          </w:p>
-        </w:tc>
-        <w:tc>
-          <w:tcPr>
-            <w:tcW w:type="dxa" w:w="4876"/>
-            <w:tcBorders>
-              <w:top w:val="none" w:color="FFFFFF" w:sz="0"/>
-              <w:left w:val="none" w:color="FFFFFF" w:sz="0"/>
-              <w:bottom w:val="none" w:color="FFFFFF" w:sz="0"/>
-              <w:right w:val="none" w:color="FFFFFF" w:sz="0"/>
-            </w:tcBorders>
-            <w:tcMar>
-              <w:top w:type="dxa" w:w="60"/>
-              <w:left w:type="dxa" w:w="110"/>
-              <w:bottom w:type="dxa" w:w="60"/>
-              <w:right w:type="dxa" w:w="0"/>
-            </w:tcMar>
-            <w:vAlign w:val="top"/>
-          </w:tcPr>
-          <w:p>
-            <w:pPr>
-              <w:keepNext w:val="false"/>
-              <w:spacing w:after="100" w:before="0"/>
-              <w:jc w:val="center"/>
-            </w:pPr>
-            <w:r>
-              <w:drawing>
-                <wp:inline distT="0" distB="0" distL="0" distR="0">
-                  <wp:extent cx="1714500" cy="3609975"/>
-                  <wp:effectExtent t="0" r="0" b="0" l="0"/>
-                  <wp:docPr id="26" name="s_perm_android__grid" descr="Android（Chrome）" title="Android（Chrome）"/>
+                  <wp:docPr id="26" name="s_perm_ios__grid" descr="iPhone（Safari）" title="iPhone（Safari）"/>
                   <wp:cNvGraphicFramePr>
                     <a:graphicFrameLocks xmlns:a="http://schemas.openxmlformats.org/drawingml/2006/main" noChangeAspect="1"/>
                   </wp:cNvGraphicFramePr>
@@ -5569,6 +5709,137 @@
                 <w:sz w:val="23"/>
                 <w:szCs w:val="23"/>
               </w:rPr>
+              <w:t xml:space="preserve">iPhone（Safari）</w:t>
+            </w:r>
+          </w:p>
+          <w:p>
+            <w:pPr>
+              <w:pStyle w:val="ListParagraph"/>
+              <w:numPr>
+                <w:ilvl w:val="0"/>
+                <w:numId w:val="3"/>
+              </w:numPr>
+              <w:spacing w:after="50"/>
+            </w:pPr>
+            <w:r>
+              <w:t xml:space="preserve">画面の上（または下）の「ぁあ」を押す</w:t>
+            </w:r>
+          </w:p>
+          <w:p>
+            <w:pPr>
+              <w:pStyle w:val="ListParagraph"/>
+              <w:numPr>
+                <w:ilvl w:val="0"/>
+                <w:numId w:val="3"/>
+              </w:numPr>
+              <w:spacing w:after="50"/>
+            </w:pPr>
+            <w:r>
+              <w:t xml:space="preserve">「Webサイトの設定」を押す</w:t>
+            </w:r>
+          </w:p>
+          <w:p>
+            <w:pPr>
+              <w:pStyle w:val="ListParagraph"/>
+              <w:numPr>
+                <w:ilvl w:val="0"/>
+                <w:numId w:val="3"/>
+              </w:numPr>
+              <w:spacing w:after="50"/>
+            </w:pPr>
+            <w:r>
+              <w:t xml:space="preserve">「マイク」と「カメラ」を「許可」にする</w:t>
+            </w:r>
+          </w:p>
+          <w:p>
+            <w:pPr>
+              <w:pStyle w:val="ListParagraph"/>
+              <w:numPr>
+                <w:ilvl w:val="0"/>
+                <w:numId w:val="3"/>
+              </w:numPr>
+              <w:spacing w:after="50"/>
+            </w:pPr>
+            <w:r>
+              <w:t xml:space="preserve">「もう一度ためす」を押す</w:t>
+            </w:r>
+          </w:p>
+        </w:tc>
+        <w:tc>
+          <w:tcPr>
+            <w:tcW w:type="dxa" w:w="4876"/>
+            <w:tcBorders>
+              <w:top w:val="none" w:color="FFFFFF" w:sz="0"/>
+              <w:left w:val="none" w:color="FFFFFF" w:sz="0"/>
+              <w:bottom w:val="none" w:color="FFFFFF" w:sz="0"/>
+              <w:right w:val="none" w:color="FFFFFF" w:sz="0"/>
+            </w:tcBorders>
+            <w:tcMar>
+              <w:top w:type="dxa" w:w="60"/>
+              <w:left w:type="dxa" w:w="110"/>
+              <w:bottom w:type="dxa" w:w="60"/>
+              <w:right w:type="dxa" w:w="0"/>
+            </w:tcMar>
+            <w:vAlign w:val="top"/>
+          </w:tcPr>
+          <w:p>
+            <w:pPr>
+              <w:keepNext w:val="false"/>
+              <w:spacing w:after="100" w:before="0"/>
+              <w:jc w:val="center"/>
+            </w:pPr>
+            <w:r>
+              <w:drawing>
+                <wp:inline distT="0" distB="0" distL="0" distR="0">
+                  <wp:extent cx="1714500" cy="3609975"/>
+                  <wp:effectExtent t="0" r="0" b="0" l="0"/>
+                  <wp:docPr id="27" name="s_perm_android__grid" descr="Android（Chrome）" title="Android（Chrome）"/>
+                  <wp:cNvGraphicFramePr>
+                    <a:graphicFrameLocks xmlns:a="http://schemas.openxmlformats.org/drawingml/2006/main" noChangeAspect="1"/>
+                  </wp:cNvGraphicFramePr>
+                  <a:graphic xmlns:a="http://schemas.openxmlformats.org/drawingml/2006/main">
+                    <a:graphicData uri="http://schemas.openxmlformats.org/drawingml/2006/picture">
+                      <pic:pic xmlns:pic="http://schemas.openxmlformats.org/drawingml/2006/picture">
+                        <pic:nvPicPr>
+                          <pic:cNvPr id="0" name="" descr=""/>
+                          <pic:cNvPicPr>
+                            <a:picLocks noChangeAspect="1" noChangeArrowheads="1"/>
+                          </pic:cNvPicPr>
+                        </pic:nvPicPr>
+                        <pic:blipFill>
+                          <a:blip r:embed="rId33" cstate="none"/>
+                          <a:srcRect/>
+                          <a:stretch>
+                            <a:fillRect/>
+                          </a:stretch>
+                        </pic:blipFill>
+                        <pic:spPr bwMode="auto">
+                          <a:xfrm>
+                            <a:off x="0" y="0"/>
+                            <a:ext cx="1714500" cy="3609975"/>
+                          </a:xfrm>
+                          <a:prstGeom prst="rect">
+                            <a:avLst/>
+                          </a:prstGeom>
+                        </pic:spPr>
+                      </pic:pic>
+                    </a:graphicData>
+                  </a:graphic>
+                </wp:inline>
+              </w:drawing>
+            </w:r>
+          </w:p>
+          <w:p>
+            <w:pPr>
+              <w:spacing w:after="40"/>
+            </w:pPr>
+            <w:r>
+              <w:rPr>
+                <w:b/>
+                <w:bCs/>
+                <w:sz w:val="23"/>
+                <w:szCs w:val="23"/>
+              </w:rPr>
               <w:t xml:space="preserve">Android（Chrome）</w:t>
             </w:r>
           </w:p>
@@ -5638,6 +5909,61 @@
       </w:pPr>
       <w:r>
         <w:t xml:space="preserve">それでも使えないときは、ほかのアプリがマイクを使っていないか確かめてください。</w:t>
+      </w:r>
+    </w:p>
+    <w:p>
+      <w:pPr>
+        <w:pStyle w:val="Heading2"/>
+        <w:spacing w:after="100" w:before="280"/>
+      </w:pPr>
+      <w:r>
+        <w:rPr>
+          <w:color w:val="3A2EA6"/>
+        </w:rPr>
+        <w:t xml:space="preserve">Q</w:t>
+      </w:r>
+      <w:r>
+        <w:t xml:space="preserve">　iPhone の Chrome や、LINE から開いている</w:t>
+      </w:r>
+    </w:p>
+    <w:p>
+      <w:pPr>
+        <w:pStyle w:val="ListParagraph"/>
+        <w:numPr>
+          <w:ilvl w:val="0"/>
+          <w:numId w:val="2"/>
+        </w:numPr>
+        <w:spacing w:after="70"/>
+      </w:pPr>
+      <w:r>
+        <w:rPr>
+          <w:b/>
+          <w:bCs/>
+        </w:rPr>
+        <w:t xml:space="preserve">iPhone で Chrome をお使いのとき</w:t>
+      </w:r>
+      <w:r>
+        <w:t xml:space="preserve">：iPhone の「設定」→「アプリ」→「Chrome」で、カメラとマイクをオンにしてから、ページを読み込み直してください。</w:t>
+      </w:r>
+    </w:p>
+    <w:p>
+      <w:pPr>
+        <w:pStyle w:val="ListParagraph"/>
+        <w:numPr>
+          <w:ilvl w:val="0"/>
+          <w:numId w:val="2"/>
+        </w:numPr>
+        <w:spacing w:after="70"/>
+      </w:pPr>
+      <w:r>
+        <w:rPr>
+          <w:b/>
+          <w:bCs/>
+        </w:rPr>
+        <w:t xml:space="preserve">LINE などのアプリから開いたとき</w:t>
+      </w:r>
+      <w:r>
+        <w:t xml:space="preserve">：アプリの中では、カメラが使えないことがあります。右上（または右下）のメニューから、Safari（Android は Chrome）で開き直してください。</w:t>
       </w:r>
     </w:p>
     <w:p>

--- a/docs/手順書/SP-PS_手順書_保護者用.docx
+++ b/docs/手順書/SP-PS_手順書_保護者用.docx
@@ -1110,6 +1110,16 @@
         <w:t xml:space="preserve">利用者ID</w:t>
       </w:r>
       <w:r>
+        <w:t xml:space="preserve">と</w:t>
+      </w:r>
+      <w:r>
+        <w:rPr>
+          <w:b/>
+          <w:bCs/>
+        </w:rPr>
+        <w:t xml:space="preserve">はじめのコード</w:t>
+      </w:r>
+      <w:r>
         <w:t xml:space="preserve">（学校から配られます）</w:t>
       </w:r>
     </w:p>
@@ -1436,7 +1446,7 @@
                 <wp:inline distT="0" distB="0" distL="0" distR="0">
                   <wp:extent cx="1866900" cy="3267075"/>
                   <wp:effectExtent t="0" r="0" b="0" l="0"/>
-                  <wp:docPr id="3" name="s_first_login_filled" descr="はじめの設定の画面。パスワードを2回入力したところ。" title="はじめの設定の画面。パスワードを2回入力したところ。"/>
+                  <wp:docPr id="3" name="s_first_login_filled" descr="はじめの設定の画面。はじめのコードとパスワードを入力したところ。" title="はじめの設定の画面。はじめのコードとパスワードを入力したところ。"/>
                   <wp:cNvGraphicFramePr>
                     <a:graphicFrameLocks xmlns:a="http://schemas.openxmlformats.org/drawingml/2006/main" noChangeAspect="1"/>
                   </wp:cNvGraphicFramePr>
@@ -1510,7 +1520,17 @@
               <w:spacing w:after="110"/>
             </w:pPr>
             <w:r>
-              <w:t xml:space="preserve">「はじめの設定」画面で、お子さんがパスワードを決めて、同じものを2回入力します（6文字以上）。</w:t>
+              <w:t xml:space="preserve">「はじめの設定」画面で、学校から配られた</w:t>
+            </w:r>
+            <w:r>
+              <w:rPr>
+                <w:b/>
+                <w:bCs/>
+              </w:rPr>
+              <w:t xml:space="preserve">はじめのコード</w:t>
+            </w:r>
+            <w:r>
+              <w:t xml:space="preserve">（6けたの数字）を入れてから、お子さんがパスワードを決めて、同じものを2回入力します（6文字以上）。</w:t>
             </w:r>
             <w:r>
               <w:rPr>
@@ -1530,7 +1550,15 @@
               <w:spacing w:after="110"/>
             </w:pPr>
             <w:r>
-              <w:t xml:space="preserve">2回目からは、利用者IDとパスワードでログインします。</w:t>
+              <w:t xml:space="preserve">2回目からは、利用者IDとパスワードでログインします。はじめのコードは1回使うと使えなくなります。</w:t>
+            </w:r>
+          </w:p>
+          <w:p>
+            <w:pPr>
+              <w:spacing w:after="110"/>
+            </w:pPr>
+            <w:r>
+              <w:t xml:space="preserve">はじめのコードは、利用者IDを知っているだけの別の人が、お子さんより先にパスワードを決めてしまわないためのものです。コードをなくしたとき、まちがえて使えなくなったときは、担当の先生にご連絡ください（新しいコードが発行されます）。</w:t>
             </w:r>
           </w:p>
           <w:p>
@@ -1554,7 +1582,7 @@
               <w:t xml:space="preserve">パスワード　</w:t>
             </w:r>
             <w:r>
-              <w:t xml:space="preserve">パスワードは元に戻せない形（ハッシュ）に変換して保存されるため、学校や研究の担当者も見ることはできません。忘れたときは、担当の先生にご連絡ください。先生がパスワードを初期化すると、もう一度「はじめの設定」から決め直せます。練習の記録は消えません。</w:t>
+              <w:t xml:space="preserve">パスワードは元に戻せない形（ハッシュ）に変換して保存されるため、学校や研究の担当者も見ることはできません。忘れたときは、担当の先生にご連絡ください。先生がパスワードを初期化すると新しいはじめのコードが渡され、もう一度「はじめの設定」から決め直せます。練習の記録は消えません。</w:t>
             </w:r>
           </w:p>
         </w:tc>
@@ -5249,7 +5277,7 @@
                 <w:sz w:val="19"/>
                 <w:szCs w:val="19"/>
               </w:rPr>
-              <w:t xml:space="preserve">パスワードは元に戻せない形に変換して保存します。</w:t>
+              <w:t xml:space="preserve">パスワードは元に戻せない形に変換して保存します（はじめのコードも同じで、使うと消えます）。</w:t>
             </w:r>
           </w:p>
           <w:p>
@@ -6084,7 +6112,7 @@
         <w:spacing w:after="110"/>
       </w:pPr>
       <w:r>
-        <w:t xml:space="preserve">担当の先生にご連絡ください。初期化したあと、もう一度「はじめの設定」から決め直せます。練習の記録は消えません。</w:t>
+        <w:t xml:space="preserve">担当の先生にご連絡ください。先生が初期化すると新しいはじめのコードが渡され、そのコードで、もう一度「はじめの設定」から決め直せます。練習の記録は消えません。</w:t>
       </w:r>
     </w:p>
     <w:p>

--- a/docs/手順書/SP-PS_手順書_保護者用.docx
+++ b/docs/手順書/SP-PS_手順書_保護者用.docx
@@ -469,28 +469,93 @@
               <w:t xml:space="preserve">使える時間：</w:t>
             </w:r>
           </w:p>
-          <w:p>
-            <w:pPr>
-              <w:pBdr>
-                <w:bottom w:val="single" w:color="DCDAEA" w:sz="6" w:space="2"/>
-              </w:pBdr>
-              <w:spacing w:after="40" w:before="200"/>
-            </w:pPr>
-            <w:r>
-              <w:rPr>
-                <w:color w:val="66657E"/>
-                <w:sz w:val="19"/>
-                <w:szCs w:val="19"/>
-              </w:rPr>
-              <w:t xml:space="preserve">お問い合わせ先：</w:t>
-            </w:r>
-          </w:p>
         </w:tc>
       </w:tr>
     </w:tbl>
     <w:p>
       <w:pPr>
-        <w:spacing w:after="120"/>
+        <w:spacing w:after="0" w:before="0" w:line="160" w:lineRule="exact"/>
+      </w:pPr>
+    </w:p>
+    <w:tbl>
+      <w:tblPr>
+        <w:tblW w:type="dxa" w:w="9752"/>
+        <w:tblBorders>
+          <w:top w:val="none" w:color="FFFFFF" w:sz="0"/>
+          <w:left w:val="none" w:color="FFFFFF" w:sz="0"/>
+          <w:bottom w:val="none" w:color="FFFFFF" w:sz="0"/>
+          <w:right w:val="none" w:color="FFFFFF" w:sz="0"/>
+          <w:insideH w:val="none" w:color="FFFFFF" w:sz="0"/>
+          <w:insideV w:val="none" w:color="FFFFFF" w:sz="0"/>
+        </w:tblBorders>
+        <w:tblLayout w:type="fixed"/>
+      </w:tblPr>
+      <w:tblGrid>
+        <w:gridCol w:w="9752"/>
+      </w:tblGrid>
+      <w:tr>
+        <w:trPr>
+          <w:cantSplit/>
+        </w:trPr>
+        <w:tc>
+          <w:tcPr>
+            <w:tcW w:type="dxa" w:w="9752"/>
+            <w:tcBorders>
+              <w:top w:val="single" w:color="DCDAEA" w:sz="8"/>
+              <w:left w:val="single" w:color="DCDAEA" w:sz="8"/>
+              <w:bottom w:val="single" w:color="DCDAEA" w:sz="8"/>
+              <w:right w:val="single" w:color="DCDAEA" w:sz="8"/>
+            </w:tcBorders>
+            <w:tcMar>
+              <w:top w:type="dxa" w:w="90"/>
+              <w:left w:type="dxa" w:w="240"/>
+              <w:bottom w:type="dxa" w:w="110"/>
+              <w:right w:type="dxa" w:w="200"/>
+            </w:tcMar>
+            <w:vAlign w:val="top"/>
+          </w:tcPr>
+          <w:p>
+            <w:pPr>
+              <w:spacing w:after="40"/>
+            </w:pPr>
+            <w:r>
+              <w:rPr>
+                <w:b/>
+                <w:bCs/>
+              </w:rPr>
+              <w:t xml:space="preserve">お問い合わせ先</w:t>
+            </w:r>
+          </w:p>
+          <w:p>
+            <w:pPr>
+              <w:spacing w:after="0" w:line="264"/>
+            </w:pPr>
+            <w:r>
+              <w:t xml:space="preserve">金沢工業大学 情報理工学部 情報工学科 金道研究室（〒921-8501 石川県野々市市扇が丘7-1）</w:t>
+            </w:r>
+          </w:p>
+          <w:p>
+            <w:pPr>
+              <w:spacing w:after="0" w:line="264"/>
+            </w:pPr>
+            <w:r>
+              <w:t xml:space="preserve">指導教員 金道 敏樹　電話 076-248-9063（直通）</w:t>
+            </w:r>
+          </w:p>
+          <w:p>
+            <w:pPr>
+              <w:spacing w:after="0" w:line="264"/>
+            </w:pPr>
+            <w:r>
+              <w:t xml:space="preserve">メール toshiki.kindo@neptune.kanazawa-it.ac.jp</w:t>
+            </w:r>
+          </w:p>
+        </w:tc>
+      </w:tr>
+    </w:tbl>
+    <w:p>
+      <w:pPr>
+        <w:spacing w:after="0" w:before="0" w:line="160" w:lineRule="exact"/>
       </w:pPr>
     </w:p>
     <w:p>
@@ -6175,22 +6240,22 @@
           <w:tcPr>
             <w:tcW w:type="dxa" w:w="9752"/>
             <w:tcBorders>
-              <w:top w:val="dashed" w:color="B9B6CF" w:sz="8"/>
-              <w:left w:val="dashed" w:color="B9B6CF" w:sz="8"/>
-              <w:bottom w:val="dashed" w:color="B9B6CF" w:sz="8"/>
-              <w:right w:val="dashed" w:color="B9B6CF" w:sz="8"/>
+              <w:top w:val="single" w:color="DCDAEA" w:sz="8"/>
+              <w:left w:val="single" w:color="DCDAEA" w:sz="8"/>
+              <w:bottom w:val="single" w:color="DCDAEA" w:sz="8"/>
+              <w:right w:val="single" w:color="DCDAEA" w:sz="8"/>
             </w:tcBorders>
             <w:tcMar>
-              <w:top w:type="dxa" w:w="100"/>
+              <w:top w:type="dxa" w:w="120"/>
               <w:left w:type="dxa" w:w="240"/>
-              <w:bottom w:type="dxa" w:w="160"/>
+              <w:bottom w:type="dxa" w:w="140"/>
               <w:right w:type="dxa" w:w="200"/>
             </w:tcMar>
             <w:vAlign w:val="top"/>
           </w:tcPr>
           <w:p>
             <w:pPr>
-              <w:spacing w:after="40"/>
+              <w:spacing w:after="60"/>
             </w:pPr>
             <w:r>
               <w:rPr>
@@ -6199,45 +6264,29 @@
               </w:rPr>
               <w:t xml:space="preserve">お問い合わせ先</w:t>
             </w:r>
-            <w:r>
-              <w:rPr>
-                <w:color w:val="66657E"/>
-                <w:sz w:val="17"/>
-                <w:szCs w:val="17"/>
-              </w:rPr>
-              <w:t xml:space="preserve">　学校で記入</w:t>
-            </w:r>
-          </w:p>
-          <w:p>
-            <w:pPr>
-              <w:pBdr>
-                <w:bottom w:val="single" w:color="DCDAEA" w:sz="6" w:space="2"/>
-              </w:pBdr>
-              <w:spacing w:after="40" w:before="200"/>
-            </w:pPr>
-            <w:r>
-              <w:rPr>
-                <w:color w:val="66657E"/>
-                <w:sz w:val="19"/>
-                <w:szCs w:val="19"/>
-              </w:rPr>
-              <w:t xml:space="preserve">学校名・担当：</w:t>
-            </w:r>
-          </w:p>
-          <w:p>
-            <w:pPr>
-              <w:pBdr>
-                <w:bottom w:val="single" w:color="DCDAEA" w:sz="6" w:space="2"/>
-              </w:pBdr>
-              <w:spacing w:after="40" w:before="200"/>
-            </w:pPr>
-            <w:r>
-              <w:rPr>
-                <w:color w:val="66657E"/>
-                <w:sz w:val="19"/>
-                <w:szCs w:val="19"/>
-              </w:rPr>
-              <w:t xml:space="preserve">連絡方法：</w:t>
+          </w:p>
+          <w:p>
+            <w:pPr>
+              <w:spacing w:after="20" w:line="300"/>
+            </w:pPr>
+            <w:r>
+              <w:t xml:space="preserve">金沢工業大学 情報理工学部 情報工学科 金道研究室（〒921-8501 石川県野々市市扇が丘7-1）</w:t>
+            </w:r>
+          </w:p>
+          <w:p>
+            <w:pPr>
+              <w:spacing w:after="20" w:line="300"/>
+            </w:pPr>
+            <w:r>
+              <w:t xml:space="preserve">指導教員 金道 敏樹　電話 076-248-9063（直通）</w:t>
+            </w:r>
+          </w:p>
+          <w:p>
+            <w:pPr>
+              <w:spacing w:after="20" w:line="300"/>
+            </w:pPr>
+            <w:r>
+              <w:t xml:space="preserve">メール toshiki.kindo@neptune.kanazawa-it.ac.jp</w:t>
             </w:r>
           </w:p>
         </w:tc>

--- a/docs/手順書/SP-PS_手順書_保護者用.docx
+++ b/docs/手順書/SP-PS_手順書_保護者用.docx
@@ -174,7 +174,7 @@
                 <w:sz w:val="19"/>
                 <w:szCs w:val="19"/>
               </w:rPr>
-              <w:t xml:space="preserve">お子さんが自分のパスワードを決めるのを見守ってください（3章）。</w:t>
+              <w:t xml:space="preserve">パスワードを決めて、チュートリアルを1回通すのを見守ってください（3章）。</w:t>
             </w:r>
           </w:p>
         </w:tc>
@@ -1661,131 +1661,6 @@
         <w:spacing w:after="160" w:before="60"/>
       </w:pPr>
     </w:p>
-    <w:p>
-      <w:pPr>
-        <w:pStyle w:val="Heading1"/>
-      </w:pPr>
-      <w:r>
-        <w:rPr>
-          <w:color w:val="3A2EA6"/>
-        </w:rPr>
-        <w:t xml:space="preserve">4</w:t>
-      </w:r>
-      <w:r>
-        <w:t xml:space="preserve">　練習する単語とお手本を登録する</w:t>
-      </w:r>
-    </w:p>
-    <w:p>
-      <w:pPr>
-        <w:keepNext/>
-        <w:spacing w:after="160"/>
-      </w:pPr>
-      <w:r>
-        <w:rPr>
-          <w:color w:val="47465E"/>
-        </w:rPr>
-        <w:t xml:space="preserve">ご家族がお手本になる場合は、</w:t>
-      </w:r>
-      <w:r>
-        <w:rPr>
-          <w:b/>
-          <w:bCs/>
-          <w:color w:val="47465E"/>
-        </w:rPr>
-        <w:t xml:space="preserve">お子さんのアカウントでログインしたまま</w:t>
-      </w:r>
-      <w:r>
-        <w:rPr>
-          <w:color w:val="47465E"/>
-        </w:rPr>
-        <w:t xml:space="preserve">、次の手順で単語を登録します。登録した単語とお手本はお子さんごとに保存され、ほかの生徒には見えません。学校の先生がお手本を登録する場合は、この章は読みとばしてかまいません。</w:t>
-      </w:r>
-    </w:p>
-    <w:p>
-      <w:pPr>
-        <w:pStyle w:val="Heading2"/>
-      </w:pPr>
-      <w:r>
-        <w:t xml:space="preserve">お手本を録画するときのコツ</w:t>
-      </w:r>
-    </w:p>
-    <w:p>
-      <w:pPr>
-        <w:pStyle w:val="ListParagraph"/>
-        <w:numPr>
-          <w:ilvl w:val="0"/>
-          <w:numId w:val="2"/>
-        </w:numPr>
-        <w:spacing w:after="70"/>
-      </w:pPr>
-      <w:r>
-        <w:t xml:space="preserve">明るい場所で、顔（とくに口元）がカメラにはっきり映るようにします。マスクは外してください。</w:t>
-      </w:r>
-    </w:p>
-    <w:p>
-      <w:pPr>
-        <w:pStyle w:val="ListParagraph"/>
-        <w:numPr>
-          <w:ilvl w:val="0"/>
-          <w:numId w:val="2"/>
-        </w:numPr>
-        <w:spacing w:after="70"/>
-      </w:pPr>
-      <w:r>
-        <w:t xml:space="preserve">まわりが静かな場所で録画します。テレビなどの音は消してください。</w:t>
-      </w:r>
-    </w:p>
-    <w:p>
-      <w:pPr>
-        <w:pStyle w:val="ListParagraph"/>
-        <w:numPr>
-          <w:ilvl w:val="0"/>
-          <w:numId w:val="2"/>
-        </w:numPr>
-        <w:spacing w:after="70"/>
-      </w:pPr>
-      <w:r>
-        <w:t xml:space="preserve">スマートフォンを顔の正面に置き、画面の点線の枠に顔を合わせます。</w:t>
-      </w:r>
-    </w:p>
-    <w:p>
-      <w:pPr>
-        <w:pStyle w:val="ListParagraph"/>
-        <w:numPr>
-          <w:ilvl w:val="0"/>
-          <w:numId w:val="2"/>
-        </w:numPr>
-        <w:spacing w:after="70"/>
-      </w:pPr>
-      <w:r>
-        <w:t xml:space="preserve">録画は</w:t>
-      </w:r>
-      <w:r>
-        <w:rPr>
-          <w:b/>
-          <w:bCs/>
-        </w:rPr>
-        <w:t xml:space="preserve">3秒</w:t>
-      </w:r>
-      <w:r>
-        <w:t xml:space="preserve">です。「録画開始」を押してから、ふだんの話し方で、はっきり</w:t>
-      </w:r>
-      <w:r>
-        <w:rPr>
-          <w:b/>
-          <w:bCs/>
-        </w:rPr>
-        <w:t xml:space="preserve">1回</w:t>
-      </w:r>
-      <w:r>
-        <w:t xml:space="preserve">言います。</w:t>
-      </w:r>
-    </w:p>
-    <w:p>
-      <w:pPr>
-        <w:spacing w:after="160"/>
-      </w:pPr>
-    </w:p>
     <w:tbl>
       <w:tblPr>
         <w:tblW w:type="dxa" w:w="9752"/>
@@ -1835,7 +1710,7 @@
                 <wp:inline distT="0" distB="0" distL="0" distR="0">
                   <wp:extent cx="1866900" cy="3267075"/>
                   <wp:effectExtent t="0" r="0" b="0" l="0"/>
-                  <wp:docPr id="5" name="p_settings_addword" descr="設定のシート。単語を追加（お手本録画つき）に印1。" title="設定のシート。単語を追加（お手本録画つき）に印1。"/>
+                  <wp:docPr id="4" name="s_tour_record" descr="チュートリアルの4番目。録画開始のボタンだけが明るくなっている。" title="チュートリアルの4番目。録画開始のボタンだけが明るくなっている。"/>
                   <wp:cNvGraphicFramePr>
                     <a:graphicFrameLocks xmlns:a="http://schemas.openxmlformats.org/drawingml/2006/main" noChangeAspect="1"/>
                   </wp:cNvGraphicFramePr>
@@ -1898,10 +1773,10 @@
                 <w:color w:val="30258F"/>
                 <w:shd w:fill="ECEAFA" w:color="auto" w:val="clear"/>
               </w:rPr>
-              <w:t xml:space="preserve"> 1 </w:t>
-            </w:r>
-            <w:r>
-              <w:t xml:space="preserve">　設定から「単語を追加」を開く</w:t>
+              <w:t xml:space="preserve"> 3 </w:t>
+            </w:r>
+            <w:r>
+              <w:t xml:space="preserve">　チュートリアルを見守る</w:t>
             </w:r>
           </w:p>
           <w:p>
@@ -1909,50 +1784,7 @@
               <w:spacing w:after="110"/>
             </w:pPr>
             <w:r>
-              <w:t xml:space="preserve">ホーム画面の右上の歯車（設定）を押し、</w:t>
-            </w:r>
-            <w:r>
-              <w:drawing>
-                <wp:inline distT="0" distB="0" distL="0" distR="0">
-                  <wp:extent cx="142875" cy="142875"/>
-                  <wp:effectExtent t="0" r="0" b="0" l="0"/>
-                  <wp:docPr id="4" name="mk1" descr="印 1" title="印 1"/>
-                  <wp:cNvGraphicFramePr>
-                    <a:graphicFrameLocks xmlns:a="http://schemas.openxmlformats.org/drawingml/2006/main" noChangeAspect="1"/>
-                  </wp:cNvGraphicFramePr>
-                  <a:graphic xmlns:a="http://schemas.openxmlformats.org/drawingml/2006/main">
-                    <a:graphicData uri="http://schemas.openxmlformats.org/drawingml/2006/picture">
-                      <pic:pic xmlns:pic="http://schemas.openxmlformats.org/drawingml/2006/picture">
-                        <pic:nvPicPr>
-                          <pic:cNvPr id="0" name="" descr=""/>
-                          <pic:cNvPicPr>
-                            <a:picLocks noChangeAspect="1" noChangeArrowheads="1"/>
-                          </pic:cNvPicPr>
-                        </pic:nvPicPr>
-                        <pic:blipFill>
-                          <a:blip r:embed="rId12" cstate="none"/>
-                          <a:srcRect/>
-                          <a:stretch>
-                            <a:fillRect/>
-                          </a:stretch>
-                        </pic:blipFill>
-                        <pic:spPr bwMode="auto">
-                          <a:xfrm>
-                            <a:off x="0" y="0"/>
-                            <a:ext cx="142875" cy="142875"/>
-                          </a:xfrm>
-                          <a:prstGeom prst="rect">
-                            <a:avLst/>
-                          </a:prstGeom>
-                        </pic:spPr>
-                      </pic:pic>
-                    </a:graphicData>
-                  </a:graphic>
-                </wp:inline>
-              </w:drawing>
-            </w:r>
-            <w:r>
-              <w:t xml:space="preserve"> の</w:t>
+              <w:t xml:space="preserve">パスワードを決めると「いっしょに1回やってみよう」が出ます。</w:t>
             </w:r>
             <w:r>
               <w:rPr>
@@ -1961,10 +1793,34 @@
                 <w:color w:val="30258F"/>
                 <w:bdr w:val="single" w:color="3A2EA6" w:sz="6" w:space="0"/>
               </w:rPr>
-              <w:t xml:space="preserve"> 単語を追加（お手本録画つき） </w:t>
-            </w:r>
-            <w:r>
-              <w:t xml:space="preserve">を押します。</w:t>
+              <w:t xml:space="preserve"> はじめる </w:t>
+            </w:r>
+            <w:r>
+              <w:t xml:space="preserve">を押すと、次に押すボタンだけが明るくなり、ふきだしの案内にそって、お子さんが単語を1つ登録して、録音して、点数を見るところまで一度通します（3分くらい）。</w:t>
+            </w:r>
+          </w:p>
+          <w:p>
+            <w:pPr>
+              <w:pBdr>
+                <w:top w:val="single" w:color="ECEAFA" w:sz="4" w:space="5"/>
+                <w:left w:val="single" w:color="3A2EA6" w:sz="24" w:space="7"/>
+                <w:bottom w:val="single" w:color="ECEAFA" w:sz="4" w:space="5"/>
+                <w:right w:val="single" w:color="ECEAFA" w:sz="4" w:space="7"/>
+              </w:pBdr>
+              <w:shd w:fill="ECEAFA" w:color="auto" w:val="clear"/>
+              <w:spacing w:after="180" w:before="140" w:line="300"/>
+              <w:ind w:left="170" w:right="150"/>
+            </w:pPr>
+            <w:r>
+              <w:rPr>
+                <w:b/>
+                <w:bCs/>
+                <w:color w:val="30258F"/>
+              </w:rPr>
+              <w:t xml:space="preserve">ご家族の方へ　</w:t>
+            </w:r>
+            <w:r>
+              <w:t xml:space="preserve">単語とお手本の登録は、本来はご家族や先生が行うものです（4章）。チュートリアルではお子さんが自分で1つ登録しますが、使い方を知るためのものです。登録した単語はそのまま練習に使え、要らなければ削除できます（5章）。</w:t>
             </w:r>
           </w:p>
           <w:p>
@@ -1972,7 +1828,7 @@
               <w:spacing w:after="110"/>
             </w:pPr>
             <w:r>
-              <w:t xml:space="preserve">単語がまだ1つもないときは、ホーム画面の単語一覧にある</w:t>
+              <w:t xml:space="preserve">途中でやめるときは、ふきだしの</w:t>
             </w:r>
             <w:r>
               <w:rPr>
@@ -1981,10 +1837,10 @@
                 <w:color w:val="30258F"/>
                 <w:bdr w:val="single" w:color="3A2EA6" w:sz="6" w:space="0"/>
               </w:rPr>
-              <w:t xml:space="preserve"> 単語を追加 </w:t>
-            </w:r>
-            <w:r>
-              <w:t xml:space="preserve">からも始められます。</w:t>
+              <w:t xml:space="preserve"> やめる </w:t>
+            </w:r>
+            <w:r>
+              <w:t xml:space="preserve">を押します。設定の「使い方を見る」から、いつでもやり直せます。</w:t>
             </w:r>
           </w:p>
         </w:tc>
@@ -1996,6 +1852,131 @@
           <w:bottom w:val="dashed" w:color="DCDAEA" w:sz="4" w:space="1"/>
         </w:pBdr>
         <w:spacing w:after="160" w:before="60"/>
+      </w:pPr>
+    </w:p>
+    <w:p>
+      <w:pPr>
+        <w:pStyle w:val="Heading1"/>
+      </w:pPr>
+      <w:r>
+        <w:rPr>
+          <w:color w:val="3A2EA6"/>
+        </w:rPr>
+        <w:t xml:space="preserve">4</w:t>
+      </w:r>
+      <w:r>
+        <w:t xml:space="preserve">　練習する単語とお手本を登録する</w:t>
+      </w:r>
+    </w:p>
+    <w:p>
+      <w:pPr>
+        <w:keepNext/>
+        <w:spacing w:after="160"/>
+      </w:pPr>
+      <w:r>
+        <w:rPr>
+          <w:color w:val="47465E"/>
+        </w:rPr>
+        <w:t xml:space="preserve">ご家族がお手本になる場合は、</w:t>
+      </w:r>
+      <w:r>
+        <w:rPr>
+          <w:b/>
+          <w:bCs/>
+          <w:color w:val="47465E"/>
+        </w:rPr>
+        <w:t xml:space="preserve">お子さんのアカウントでログインしたまま</w:t>
+      </w:r>
+      <w:r>
+        <w:rPr>
+          <w:color w:val="47465E"/>
+        </w:rPr>
+        <w:t xml:space="preserve">、次の手順で単語を登録します。登録した単語とお手本はお子さんごとに保存され、ほかの生徒には見えません。学校の先生がお手本を登録する場合は、この章は読みとばしてかまいません。</w:t>
+      </w:r>
+    </w:p>
+    <w:p>
+      <w:pPr>
+        <w:pStyle w:val="Heading2"/>
+      </w:pPr>
+      <w:r>
+        <w:t xml:space="preserve">お手本を録画するときのコツ</w:t>
+      </w:r>
+    </w:p>
+    <w:p>
+      <w:pPr>
+        <w:pStyle w:val="ListParagraph"/>
+        <w:numPr>
+          <w:ilvl w:val="0"/>
+          <w:numId w:val="2"/>
+        </w:numPr>
+        <w:spacing w:after="70"/>
+      </w:pPr>
+      <w:r>
+        <w:t xml:space="preserve">明るい場所で、顔（とくに口元）がカメラにはっきり映るようにします。マスクは外してください。</w:t>
+      </w:r>
+    </w:p>
+    <w:p>
+      <w:pPr>
+        <w:pStyle w:val="ListParagraph"/>
+        <w:numPr>
+          <w:ilvl w:val="0"/>
+          <w:numId w:val="2"/>
+        </w:numPr>
+        <w:spacing w:after="70"/>
+      </w:pPr>
+      <w:r>
+        <w:t xml:space="preserve">まわりが静かな場所で録画します。テレビなどの音は消してください。</w:t>
+      </w:r>
+    </w:p>
+    <w:p>
+      <w:pPr>
+        <w:pStyle w:val="ListParagraph"/>
+        <w:numPr>
+          <w:ilvl w:val="0"/>
+          <w:numId w:val="2"/>
+        </w:numPr>
+        <w:spacing w:after="70"/>
+      </w:pPr>
+      <w:r>
+        <w:t xml:space="preserve">スマートフォンを顔の正面に置き、画面の点線の枠に顔を合わせます。</w:t>
+      </w:r>
+    </w:p>
+    <w:p>
+      <w:pPr>
+        <w:pStyle w:val="ListParagraph"/>
+        <w:numPr>
+          <w:ilvl w:val="0"/>
+          <w:numId w:val="2"/>
+        </w:numPr>
+        <w:spacing w:after="70"/>
+      </w:pPr>
+      <w:r>
+        <w:t xml:space="preserve">録画は</w:t>
+      </w:r>
+      <w:r>
+        <w:rPr>
+          <w:b/>
+          <w:bCs/>
+        </w:rPr>
+        <w:t xml:space="preserve">3秒</w:t>
+      </w:r>
+      <w:r>
+        <w:t xml:space="preserve">です。「録画開始」を押してから、ふだんの話し方で、はっきり</w:t>
+      </w:r>
+      <w:r>
+        <w:rPr>
+          <w:b/>
+          <w:bCs/>
+        </w:rPr>
+        <w:t xml:space="preserve">1回</w:t>
+      </w:r>
+      <w:r>
+        <w:t xml:space="preserve">言います。</w:t>
+      </w:r>
+    </w:p>
+    <w:p>
+      <w:pPr>
+        <w:spacing w:after="160"/>
       </w:pPr>
     </w:p>
     <w:tbl>
@@ -2047,7 +2028,88 @@
                 <wp:inline distT="0" distB="0" distL="0" distR="0">
                   <wp:extent cx="1866900" cy="3267075"/>
                   <wp:effectExtent t="0" r="0" b="0" l="0"/>
-                  <wp:docPr id="6" name="p_aw_step1" descr="新しい単語を追加の画面。表示テキストに 電話、ひらがな読みに でんわ。" title="新しい単語を追加の画面。表示テキストに 電話、ひらがな読みに でんわ。"/>
+                  <wp:docPr id="6" name="p_settings_addword" descr="設定のシート。単語を追加（お手本録画つき）に印1。" title="設定のシート。単語を追加（お手本録画つき）に印1。"/>
+                  <wp:cNvGraphicFramePr>
+                    <a:graphicFrameLocks xmlns:a="http://schemas.openxmlformats.org/drawingml/2006/main" noChangeAspect="1"/>
+                  </wp:cNvGraphicFramePr>
+                  <a:graphic xmlns:a="http://schemas.openxmlformats.org/drawingml/2006/main">
+                    <a:graphicData uri="http://schemas.openxmlformats.org/drawingml/2006/picture">
+                      <pic:pic xmlns:pic="http://schemas.openxmlformats.org/drawingml/2006/picture">
+                        <pic:nvPicPr>
+                          <pic:cNvPr id="0" name="" descr=""/>
+                          <pic:cNvPicPr>
+                            <a:picLocks noChangeAspect="1" noChangeArrowheads="1"/>
+                          </pic:cNvPicPr>
+                        </pic:nvPicPr>
+                        <pic:blipFill>
+                          <a:blip r:embed="rId12" cstate="none"/>
+                          <a:srcRect/>
+                          <a:stretch>
+                            <a:fillRect/>
+                          </a:stretch>
+                        </pic:blipFill>
+                        <pic:spPr bwMode="auto">
+                          <a:xfrm>
+                            <a:off x="0" y="0"/>
+                            <a:ext cx="1866900" cy="3267075"/>
+                          </a:xfrm>
+                          <a:prstGeom prst="rect">
+                            <a:avLst/>
+                          </a:prstGeom>
+                        </pic:spPr>
+                      </pic:pic>
+                    </a:graphicData>
+                  </a:graphic>
+                </wp:inline>
+              </w:drawing>
+            </w:r>
+          </w:p>
+        </w:tc>
+        <w:tc>
+          <w:tcPr>
+            <w:tcW w:type="dxa" w:w="6602"/>
+            <w:tcBorders>
+              <w:top w:val="none" w:color="FFFFFF" w:sz="0"/>
+              <w:left w:val="none" w:color="FFFFFF" w:sz="0"/>
+              <w:bottom w:val="none" w:color="FFFFFF" w:sz="0"/>
+              <w:right w:val="none" w:color="FFFFFF" w:sz="0"/>
+            </w:tcBorders>
+            <w:tcMar>
+              <w:top w:type="dxa" w:w="60"/>
+              <w:left w:type="dxa" w:w="120"/>
+              <w:bottom w:type="dxa" w:w="60"/>
+              <w:right w:type="dxa" w:w="0"/>
+            </w:tcMar>
+            <w:vAlign w:val="top"/>
+          </w:tcPr>
+          <w:p>
+            <w:pPr>
+              <w:pStyle w:val="Heading2"/>
+            </w:pPr>
+            <w:r>
+              <w:rPr>
+                <w:color w:val="30258F"/>
+                <w:shd w:fill="ECEAFA" w:color="auto" w:val="clear"/>
+              </w:rPr>
+              <w:t xml:space="preserve"> 1 </w:t>
+            </w:r>
+            <w:r>
+              <w:t xml:space="preserve">　設定から「単語を追加」を開く</w:t>
+            </w:r>
+          </w:p>
+          <w:p>
+            <w:pPr>
+              <w:spacing w:after="110"/>
+            </w:pPr>
+            <w:r>
+              <w:t xml:space="preserve">ホーム画面の右上の歯車（設定）を押し、</w:t>
+            </w:r>
+            <w:r>
+              <w:drawing>
+                <wp:inline distT="0" distB="0" distL="0" distR="0">
+                  <wp:extent cx="142875" cy="142875"/>
+                  <wp:effectExtent t="0" r="0" b="0" l="0"/>
+                  <wp:docPr id="5" name="mk1" descr="印 1" title="印 1"/>
                   <wp:cNvGraphicFramePr>
                     <a:graphicFrameLocks xmlns:a="http://schemas.openxmlformats.org/drawingml/2006/main" noChangeAspect="1"/>
                   </wp:cNvGraphicFramePr>
@@ -2070,7 +2132,7 @@
                         <pic:spPr bwMode="auto">
                           <a:xfrm>
                             <a:off x="0" y="0"/>
-                            <a:ext cx="1866900" cy="3267075"/>
+                            <a:ext cx="142875" cy="142875"/>
                           </a:xfrm>
                           <a:prstGeom prst="rect">
                             <a:avLst/>
@@ -2082,63 +2144,8 @@
                 </wp:inline>
               </w:drawing>
             </w:r>
-          </w:p>
-        </w:tc>
-        <w:tc>
-          <w:tcPr>
-            <w:tcW w:type="dxa" w:w="6602"/>
-            <w:tcBorders>
-              <w:top w:val="none" w:color="FFFFFF" w:sz="0"/>
-              <w:left w:val="none" w:color="FFFFFF" w:sz="0"/>
-              <w:bottom w:val="none" w:color="FFFFFF" w:sz="0"/>
-              <w:right w:val="none" w:color="FFFFFF" w:sz="0"/>
-            </w:tcBorders>
-            <w:tcMar>
-              <w:top w:type="dxa" w:w="60"/>
-              <w:left w:type="dxa" w:w="120"/>
-              <w:bottom w:type="dxa" w:w="60"/>
-              <w:right w:type="dxa" w:w="0"/>
-            </w:tcMar>
-            <w:vAlign w:val="top"/>
-          </w:tcPr>
-          <w:p>
-            <w:pPr>
-              <w:pStyle w:val="Heading2"/>
-            </w:pPr>
-            <w:r>
-              <w:rPr>
-                <w:color w:val="30258F"/>
-                <w:shd w:fill="ECEAFA" w:color="auto" w:val="clear"/>
-              </w:rPr>
-              <w:t xml:space="preserve"> 2 </w:t>
-            </w:r>
-            <w:r>
-              <w:t xml:space="preserve">　単語と読みを入力する</w:t>
-            </w:r>
-          </w:p>
-          <w:p>
-            <w:pPr>
-              <w:spacing w:after="110"/>
-            </w:pPr>
-            <w:r>
-              <w:rPr>
-                <w:b/>
-                <w:bCs/>
-              </w:rPr>
-              <w:t xml:space="preserve">表示テキスト</w:t>
-            </w:r>
-            <w:r>
-              <w:t xml:space="preserve">には画面に出る書き方（漢字でもかまいません）、</w:t>
-            </w:r>
-            <w:r>
-              <w:rPr>
-                <w:b/>
-                <w:bCs/>
-              </w:rPr>
-              <w:t xml:space="preserve">ひらがな読み</w:t>
-            </w:r>
-            <w:r>
-              <w:t xml:space="preserve">には読み方をひらがなで入力し、</w:t>
+            <w:r>
+              <w:t xml:space="preserve"> の</w:t>
             </w:r>
             <w:r>
               <w:rPr>
@@ -2147,7 +2154,7 @@
                 <w:color w:val="30258F"/>
                 <w:bdr w:val="single" w:color="3A2EA6" w:sz="6" w:space="0"/>
               </w:rPr>
-              <w:t xml:space="preserve"> 次へ（お手本録画） → </w:t>
+              <w:t xml:space="preserve"> 単語を追加（お手本録画つき） </w:t>
             </w:r>
             <w:r>
               <w:t xml:space="preserve">を押します。</w:t>
@@ -2158,15 +2165,19 @@
               <w:spacing w:after="110"/>
             </w:pPr>
             <w:r>
-              <w:t xml:space="preserve">のばす音は「がっこう」のように書いても、「がっこー」のように「ー」で書いてもかまいません。</w:t>
-            </w:r>
-          </w:p>
-          <w:p>
-            <w:pPr>
-              <w:spacing w:after="110"/>
-            </w:pPr>
-            <w:r>
-              <w:t xml:space="preserve">声の高さの型（アクセント）は、登録するときに自動で調べます。調べられない単語もありますが、登録と練習はできます。</w:t>
+              <w:t xml:space="preserve">単語がまだ1つもないときは、ホーム画面の単語一覧にある</w:t>
+            </w:r>
+            <w:r>
+              <w:rPr>
+                <w:b/>
+                <w:bCs/>
+                <w:color w:val="30258F"/>
+                <w:bdr w:val="single" w:color="3A2EA6" w:sz="6" w:space="0"/>
+              </w:rPr>
+              <w:t xml:space="preserve"> 単語を追加 </w:t>
+            </w:r>
+            <w:r>
+              <w:t xml:space="preserve">からも始められます。</w:t>
             </w:r>
           </w:p>
         </w:tc>
@@ -2229,7 +2240,7 @@
                 <wp:inline distT="0" distB="0" distL="0" distR="0">
                   <wp:extent cx="1866900" cy="3267075"/>
                   <wp:effectExtent t="0" r="0" b="0" l="0"/>
-                  <wp:docPr id="7" name="p_aw_match" descr="前に削除した「温度」（おんど）があります、の案内と、元に戻す のボタン。" title="前に削除した「温度」（おんど）があります、の案内と、元に戻す のボタン。"/>
+                  <wp:docPr id="7" name="p_aw_step1" descr="新しい単語を追加の画面。表示テキストに 電話、ひらがな読みに でんわ。" title="新しい単語を追加の画面。表示テキストに 電話、ひらがな読みに でんわ。"/>
                   <wp:cNvGraphicFramePr>
                     <a:graphicFrameLocks xmlns:a="http://schemas.openxmlformats.org/drawingml/2006/main" noChangeAspect="1"/>
                   </wp:cNvGraphicFramePr>
@@ -2288,13 +2299,40 @@
               <w:pStyle w:val="Heading2"/>
             </w:pPr>
             <w:r>
-              <w:t xml:space="preserve">同じ単語・よく似た単語があるとき</w:t>
+              <w:rPr>
+                <w:color w:val="30258F"/>
+                <w:shd w:fill="ECEAFA" w:color="auto" w:val="clear"/>
+              </w:rPr>
+              <w:t xml:space="preserve"> 2 </w:t>
+            </w:r>
+            <w:r>
+              <w:t xml:space="preserve">　単語と読みを入力する</w:t>
             </w:r>
           </w:p>
           <w:p>
             <w:pPr>
               <w:spacing w:after="110"/>
             </w:pPr>
+            <w:r>
+              <w:rPr>
+                <w:b/>
+                <w:bCs/>
+              </w:rPr>
+              <w:t xml:space="preserve">表示テキスト</w:t>
+            </w:r>
+            <w:r>
+              <w:t xml:space="preserve">には画面に出る書き方（漢字でもかまいません）、</w:t>
+            </w:r>
+            <w:r>
+              <w:rPr>
+                <w:b/>
+                <w:bCs/>
+              </w:rPr>
+              <w:t xml:space="preserve">ひらがな読み</w:t>
+            </w:r>
+            <w:r>
+              <w:t xml:space="preserve">には読み方をひらがなで入力し、</w:t>
+            </w:r>
             <w:r>
               <w:rPr>
                 <w:b/>
@@ -2305,103 +2343,23 @@
               <w:t xml:space="preserve"> 次へ（お手本録画） → </w:t>
             </w:r>
             <w:r>
-              <w:t xml:space="preserve">を押すと、同じ単語がないかを確かめます。練習の記録が2つに分かれないよう、同じ単語は新しく追加できません。</w:t>
-            </w:r>
-          </w:p>
-          <w:p>
-            <w:pPr>
-              <w:pStyle w:val="ListParagraph"/>
-              <w:numPr>
-                <w:ilvl w:val="0"/>
-                <w:numId w:val="2"/>
-              </w:numPr>
-              <w:spacing w:after="70"/>
-            </w:pPr>
-            <w:r>
-              <w:rPr>
-                <w:b/>
-                <w:bCs/>
-              </w:rPr>
-              <w:t xml:space="preserve">「○○はもう登録されています。」と出たとき</w:t>
-            </w:r>
-            <w:r>
-              <w:t xml:space="preserve">：単語の一覧にあります。新しく追加する必要はありません。</w:t>
-            </w:r>
-          </w:p>
-          <w:p>
-            <w:pPr>
-              <w:pStyle w:val="ListParagraph"/>
-              <w:numPr>
-                <w:ilvl w:val="0"/>
-                <w:numId w:val="2"/>
-              </w:numPr>
-              <w:spacing w:after="70"/>
-            </w:pPr>
-            <w:r>
-              <w:rPr>
-                <w:b/>
-                <w:bCs/>
-              </w:rPr>
-              <w:t xml:space="preserve">「前に削除した○○があります」と出たとき</w:t>
-            </w:r>
-            <w:r>
-              <w:t xml:space="preserve">：</w:t>
-            </w:r>
-            <w:r>
-              <w:rPr>
-                <w:b/>
-                <w:bCs/>
-                <w:color w:val="30258F"/>
-                <w:bdr w:val="single" w:color="3A2EA6" w:sz="6" w:space="0"/>
-              </w:rPr>
-              <w:t xml:space="preserve"> 元に戻す </w:t>
-            </w:r>
-            <w:r>
-              <w:t xml:space="preserve">を押すと、前の練習の記録とお手本の録画のまま、一覧に戻ります。お手本を録り直したいときは、戻したあとで</w:t>
-            </w:r>
-            <w:r>
-              <w:rPr>
-                <w:b/>
-                <w:bCs/>
-                <w:color w:val="30258F"/>
-                <w:bdr w:val="single" w:color="3A2EA6" w:sz="6" w:space="0"/>
-              </w:rPr>
-              <w:t xml:space="preserve"> お手本を録り直す </w:t>
-            </w:r>
-            <w:r>
-              <w:t xml:space="preserve">を使ってください。</w:t>
-            </w:r>
-          </w:p>
-          <w:p>
-            <w:pPr>
-              <w:pStyle w:val="ListParagraph"/>
-              <w:numPr>
-                <w:ilvl w:val="0"/>
-                <w:numId w:val="2"/>
-              </w:numPr>
-              <w:spacing w:after="70"/>
-            </w:pPr>
-            <w:r>
-              <w:rPr>
-                <w:b/>
-                <w:bCs/>
-              </w:rPr>
-              <w:t xml:space="preserve">「よく似た単語があります」と出たとき</w:t>
-            </w:r>
-            <w:r>
-              <w:t xml:space="preserve">：読みだけ、または書き方だけが同じ単語があります。同じ単語なら追加しないでください。「橋」と「箸」のような別の単語なら、</w:t>
-            </w:r>
-            <w:r>
-              <w:rPr>
-                <w:b/>
-                <w:bCs/>
-                <w:color w:val="30258F"/>
-                <w:bdr w:val="single" w:color="3A2EA6" w:sz="6" w:space="0"/>
-              </w:rPr>
-              <w:t xml:space="preserve"> 別の単語として追加する </w:t>
-            </w:r>
-            <w:r>
-              <w:t xml:space="preserve">を押して進みます。</w:t>
+              <w:t xml:space="preserve">を押します。</w:t>
+            </w:r>
+          </w:p>
+          <w:p>
+            <w:pPr>
+              <w:spacing w:after="110"/>
+            </w:pPr>
+            <w:r>
+              <w:t xml:space="preserve">のばす音は「がっこう」のように書いても、「がっこー」のように「ー」で書いてもかまいません。</w:t>
+            </w:r>
+          </w:p>
+          <w:p>
+            <w:pPr>
+              <w:spacing w:after="110"/>
+            </w:pPr>
+            <w:r>
+              <w:t xml:space="preserve">声の高さの型（アクセント）は、登録するときに自動で調べます。調べられない単語もありますが、登録と練習はできます。</w:t>
             </w:r>
           </w:p>
         </w:tc>
@@ -2464,7 +2422,7 @@
                 <wp:inline distT="0" distB="0" distL="0" distR="0">
                   <wp:extent cx="1866900" cy="3267075"/>
                   <wp:effectExtent t="0" r="0" b="0" l="0"/>
-                  <wp:docPr id="8" name="p_aw_step2" descr="お手本を録画の画面。点線の枠、MIC のバー、録画開始（3秒）。" title="お手本を録画の画面。点線の枠、MIC のバー、録画開始（3秒）。"/>
+                  <wp:docPr id="8" name="p_aw_match" descr="前に削除した「温度」（おんど）があります、の案内と、元に戻す のボタン。" title="前に削除した「温度」（おんど）があります、の案内と、元に戻す のボタン。"/>
                   <wp:cNvGraphicFramePr>
                     <a:graphicFrameLocks xmlns:a="http://schemas.openxmlformats.org/drawingml/2006/main" noChangeAspect="1"/>
                   </wp:cNvGraphicFramePr>
@@ -2523,48 +2481,120 @@
               <w:pStyle w:val="Heading2"/>
             </w:pPr>
             <w:r>
-              <w:rPr>
+              <w:t xml:space="preserve">同じ単語・よく似た単語があるとき</w:t>
+            </w:r>
+          </w:p>
+          <w:p>
+            <w:pPr>
+              <w:spacing w:after="110"/>
+            </w:pPr>
+            <w:r>
+              <w:rPr>
+                <w:b/>
+                <w:bCs/>
                 <w:color w:val="30258F"/>
-                <w:shd w:fill="ECEAFA" w:color="auto" w:val="clear"/>
-              </w:rPr>
-              <w:t xml:space="preserve"> 3 </w:t>
-            </w:r>
-            <w:r>
-              <w:t xml:space="preserve">　カメラとマイクを確かめる</w:t>
-            </w:r>
-          </w:p>
-          <w:p>
-            <w:pPr>
-              <w:spacing w:after="110"/>
-            </w:pPr>
-            <w:r>
-              <w:t xml:space="preserve">カメラが起動します。顔を点線の枠に合わせ、「準備完了。『録画開始』を押してください。」と表示されたら準備ができています。</w:t>
-            </w:r>
-          </w:p>
-          <w:p>
-            <w:pPr>
-              <w:spacing w:after="110"/>
-            </w:pPr>
-            <w:r>
-              <w:t xml:space="preserve">声を出したときに、</w:t>
-            </w:r>
-            <w:r>
-              <w:rPr>
-                <w:b/>
-                <w:bCs/>
-              </w:rPr>
-              <w:t xml:space="preserve">MIC</w:t>
-            </w:r>
-            <w:r>
-              <w:t xml:space="preserve"> のバーが動くことも確かめてください。動かないときは、マイクが音を拾えていません。</w:t>
-            </w:r>
-          </w:p>
-          <w:p>
-            <w:pPr>
-              <w:spacing w:after="110"/>
-            </w:pPr>
-            <w:r>
-              <w:t xml:space="preserve">カメラが使えないときは、画面に原因と直し方が表示されます（10章も見てください）。</w:t>
+                <w:bdr w:val="single" w:color="3A2EA6" w:sz="6" w:space="0"/>
+              </w:rPr>
+              <w:t xml:space="preserve"> 次へ（お手本録画） → </w:t>
+            </w:r>
+            <w:r>
+              <w:t xml:space="preserve">を押すと、同じ単語がないかを確かめます。練習の記録が2つに分かれないよう、同じ単語は新しく追加できません。</w:t>
+            </w:r>
+          </w:p>
+          <w:p>
+            <w:pPr>
+              <w:pStyle w:val="ListParagraph"/>
+              <w:numPr>
+                <w:ilvl w:val="0"/>
+                <w:numId w:val="2"/>
+              </w:numPr>
+              <w:spacing w:after="70"/>
+            </w:pPr>
+            <w:r>
+              <w:rPr>
+                <w:b/>
+                <w:bCs/>
+              </w:rPr>
+              <w:t xml:space="preserve">「○○はもう登録されています。」と出たとき</w:t>
+            </w:r>
+            <w:r>
+              <w:t xml:space="preserve">：単語の一覧にあります。新しく追加する必要はありません。</w:t>
+            </w:r>
+          </w:p>
+          <w:p>
+            <w:pPr>
+              <w:pStyle w:val="ListParagraph"/>
+              <w:numPr>
+                <w:ilvl w:val="0"/>
+                <w:numId w:val="2"/>
+              </w:numPr>
+              <w:spacing w:after="70"/>
+            </w:pPr>
+            <w:r>
+              <w:rPr>
+                <w:b/>
+                <w:bCs/>
+              </w:rPr>
+              <w:t xml:space="preserve">「前に削除した○○があります」と出たとき</w:t>
+            </w:r>
+            <w:r>
+              <w:t xml:space="preserve">：</w:t>
+            </w:r>
+            <w:r>
+              <w:rPr>
+                <w:b/>
+                <w:bCs/>
+                <w:color w:val="30258F"/>
+                <w:bdr w:val="single" w:color="3A2EA6" w:sz="6" w:space="0"/>
+              </w:rPr>
+              <w:t xml:space="preserve"> 元に戻す </w:t>
+            </w:r>
+            <w:r>
+              <w:t xml:space="preserve">を押すと、前の練習の記録とお手本の録画のまま、一覧に戻ります。お手本を録り直したいときは、戻したあとで</w:t>
+            </w:r>
+            <w:r>
+              <w:rPr>
+                <w:b/>
+                <w:bCs/>
+                <w:color w:val="30258F"/>
+                <w:bdr w:val="single" w:color="3A2EA6" w:sz="6" w:space="0"/>
+              </w:rPr>
+              <w:t xml:space="preserve"> お手本を録り直す </w:t>
+            </w:r>
+            <w:r>
+              <w:t xml:space="preserve">を使ってください。</w:t>
+            </w:r>
+          </w:p>
+          <w:p>
+            <w:pPr>
+              <w:pStyle w:val="ListParagraph"/>
+              <w:numPr>
+                <w:ilvl w:val="0"/>
+                <w:numId w:val="2"/>
+              </w:numPr>
+              <w:spacing w:after="70"/>
+            </w:pPr>
+            <w:r>
+              <w:rPr>
+                <w:b/>
+                <w:bCs/>
+              </w:rPr>
+              <w:t xml:space="preserve">「よく似た単語があります」と出たとき</w:t>
+            </w:r>
+            <w:r>
+              <w:t xml:space="preserve">：読みだけ、または書き方だけが同じ単語があります。同じ単語なら追加しないでください。「橋」と「箸」のような別の単語なら、</w:t>
+            </w:r>
+            <w:r>
+              <w:rPr>
+                <w:b/>
+                <w:bCs/>
+                <w:color w:val="30258F"/>
+                <w:bdr w:val="single" w:color="3A2EA6" w:sz="6" w:space="0"/>
+              </w:rPr>
+              <w:t xml:space="preserve"> 別の単語として追加する </w:t>
+            </w:r>
+            <w:r>
+              <w:t xml:space="preserve">を押して進みます。</w:t>
             </w:r>
           </w:p>
         </w:tc>
@@ -2627,7 +2657,7 @@
                 <wp:inline distT="0" distB="0" distL="0" distR="0">
                   <wp:extent cx="1866900" cy="3267075"/>
                   <wp:effectExtent t="0" r="0" b="0" l="0"/>
-                  <wp:docPr id="9" name="p_aw_recording" descr="録画中… 2秒 の表示。" title="録画中… 2秒 の表示。"/>
+                  <wp:docPr id="9" name="p_aw_step2" descr="お手本を録画の画面。点線の枠、MIC のバー、録画開始（3秒）。" title="お手本を録画の画面。点線の枠、MIC のバー、録画開始（3秒）。"/>
                   <wp:cNvGraphicFramePr>
                     <a:graphicFrameLocks xmlns:a="http://schemas.openxmlformats.org/drawingml/2006/main" noChangeAspect="1"/>
                   </wp:cNvGraphicFramePr>
@@ -2690,10 +2720,10 @@
                 <w:color w:val="30258F"/>
                 <w:shd w:fill="ECEAFA" w:color="auto" w:val="clear"/>
               </w:rPr>
-              <w:t xml:space="preserve"> 4 </w:t>
-            </w:r>
-            <w:r>
-              <w:t xml:space="preserve">　3秒間、録画する</w:t>
+              <w:t xml:space="preserve"> 3 </w:t>
+            </w:r>
+            <w:r>
+              <w:t xml:space="preserve">　カメラとマイクを確かめる</w:t>
             </w:r>
           </w:p>
           <w:p>
@@ -2701,16 +2731,33 @@
               <w:spacing w:after="110"/>
             </w:pPr>
             <w:r>
-              <w:rPr>
-                <w:b/>
-                <w:bCs/>
-                <w:color w:val="30258F"/>
-                <w:bdr w:val="single" w:color="3A2EA6" w:sz="6" w:space="0"/>
-              </w:rPr>
-              <w:t xml:space="preserve"> 録画開始（3秒） </w:t>
-            </w:r>
-            <w:r>
-              <w:t xml:space="preserve">を押し、単語をはっきり1回言います。3秒たつと自動で止まり、登録が始まります。</w:t>
+              <w:t xml:space="preserve">カメラが起動します。顔を点線の枠に合わせ、「準備完了。『録画開始』を押してください。」と表示されたら準備ができています。</w:t>
+            </w:r>
+          </w:p>
+          <w:p>
+            <w:pPr>
+              <w:spacing w:after="110"/>
+            </w:pPr>
+            <w:r>
+              <w:t xml:space="preserve">声を出したときに、</w:t>
+            </w:r>
+            <w:r>
+              <w:rPr>
+                <w:b/>
+                <w:bCs/>
+              </w:rPr>
+              <w:t xml:space="preserve">MIC</w:t>
+            </w:r>
+            <w:r>
+              <w:t xml:space="preserve"> のバーが動くことも確かめてください。動かないときは、マイクが音を拾えていません。</w:t>
+            </w:r>
+          </w:p>
+          <w:p>
+            <w:pPr>
+              <w:spacing w:after="110"/>
+            </w:pPr>
+            <w:r>
+              <w:t xml:space="preserve">カメラが使えないときは、画面に原因と直し方が表示されます（10章も見てください）。</w:t>
             </w:r>
           </w:p>
         </w:tc>
@@ -2773,7 +2820,7 @@
                 <wp:inline distT="0" distB="0" distL="0" distR="0">
                   <wp:extent cx="1866900" cy="3267075"/>
                   <wp:effectExtent t="0" r="0" b="0" l="0"/>
-                  <wp:docPr id="11" name="p_aw_done" descr="「電話」を追加しました（お手本つき）の画面。" title="「電話」を追加しました（お手本つき）の画面。"/>
+                  <wp:docPr id="10" name="p_aw_recording" descr="録画中… 2秒 の表示。" title="録画中… 2秒 の表示。"/>
                   <wp:cNvGraphicFramePr>
                     <a:graphicFrameLocks xmlns:a="http://schemas.openxmlformats.org/drawingml/2006/main" noChangeAspect="1"/>
                   </wp:cNvGraphicFramePr>
@@ -2836,19 +2883,16 @@
                 <w:color w:val="30258F"/>
                 <w:shd w:fill="ECEAFA" w:color="auto" w:val="clear"/>
               </w:rPr>
-              <w:t xml:space="preserve"> 5 </w:t>
-            </w:r>
-            <w:r>
-              <w:t xml:space="preserve">　登録の完了</w:t>
+              <w:t xml:space="preserve"> 4 </w:t>
+            </w:r>
+            <w:r>
+              <w:t xml:space="preserve">　3秒間、録画する</w:t>
             </w:r>
           </w:p>
           <w:p>
             <w:pPr>
               <w:spacing w:after="110"/>
             </w:pPr>
-            <w:r>
-              <w:t xml:space="preserve">「追加しました（お手本つき）」と表示されたら完了です。続けて登録するときは</w:t>
-            </w:r>
             <w:r>
               <w:rPr>
                 <w:b/>
@@ -2856,77 +2900,10 @@
                 <w:color w:val="30258F"/>
                 <w:bdr w:val="single" w:color="3A2EA6" w:sz="6" w:space="0"/>
               </w:rPr>
-              <w:t xml:space="preserve"> ＋ 続けて単語を追加 </w:t>
-            </w:r>
-            <w:r>
-              <w:t xml:space="preserve">、終わるときは</w:t>
-            </w:r>
-            <w:r>
-              <w:rPr>
-                <w:b/>
-                <w:bCs/>
-                <w:color w:val="30258F"/>
-                <w:bdr w:val="single" w:color="3A2EA6" w:sz="6" w:space="0"/>
-              </w:rPr>
-              <w:t xml:space="preserve"> 完了して一覧に戻る </w:t>
-            </w:r>
-            <w:r>
-              <w:t xml:space="preserve">を押します。</w:t>
-            </w:r>
-          </w:p>
-          <w:p>
-            <w:pPr>
-              <w:keepNext w:val="false"/>
-              <w:spacing w:after="80" w:before="60"/>
-              <w:jc w:val="left"/>
-            </w:pPr>
-            <w:r>
-              <w:drawing>
-                <wp:inline distT="0" distB="0" distL="0" distR="0">
-                  <wp:extent cx="2381250" cy="1552575"/>
-                  <wp:effectExtent t="0" r="0" b="0" l="0"/>
-                  <wp:docPr id="10" name="p_wordcard_new" descr="ホームの単語カード「電話」。まだ練習していません の表示。" title="ホームの単語カード「電話」。まだ練習していません の表示。"/>
-                  <wp:cNvGraphicFramePr>
-                    <a:graphicFrameLocks xmlns:a="http://schemas.openxmlformats.org/drawingml/2006/main" noChangeAspect="1"/>
-                  </wp:cNvGraphicFramePr>
-                  <a:graphic xmlns:a="http://schemas.openxmlformats.org/drawingml/2006/main">
-                    <a:graphicData uri="http://schemas.openxmlformats.org/drawingml/2006/picture">
-                      <pic:pic xmlns:pic="http://schemas.openxmlformats.org/drawingml/2006/picture">
-                        <pic:nvPicPr>
-                          <pic:cNvPr id="0" name="" descr=""/>
-                          <pic:cNvPicPr>
-                            <a:picLocks noChangeAspect="1" noChangeArrowheads="1"/>
-                          </pic:cNvPicPr>
-                        </pic:nvPicPr>
-                        <pic:blipFill>
-                          <a:blip r:embed="rId18" cstate="none"/>
-                          <a:srcRect/>
-                          <a:stretch>
-                            <a:fillRect/>
-                          </a:stretch>
-                        </pic:blipFill>
-                        <pic:spPr bwMode="auto">
-                          <a:xfrm>
-                            <a:off x="0" y="0"/>
-                            <a:ext cx="2381250" cy="1552575"/>
-                          </a:xfrm>
-                          <a:prstGeom prst="rect">
-                            <a:avLst/>
-                          </a:prstGeom>
-                        </pic:spPr>
-                      </pic:pic>
-                    </a:graphicData>
-                  </a:graphic>
-                </wp:inline>
-              </w:drawing>
-            </w:r>
-          </w:p>
-          <w:p>
-            <w:pPr>
-              <w:spacing w:after="110"/>
-            </w:pPr>
-            <w:r>
-              <w:t xml:space="preserve">ホームの単語一覧に追加され、お子さんが練習を始められます。</w:t>
+              <w:t xml:space="preserve"> 録画開始（3秒） </w:t>
+            </w:r>
+            <w:r>
+              <w:t xml:space="preserve">を押し、単語をはっきり1回言います。3秒たつと自動で止まり、登録が始まります。</w:t>
             </w:r>
           </w:p>
         </w:tc>
@@ -2939,56 +2916,6 @@
         </w:pBdr>
         <w:spacing w:after="160" w:before="60"/>
       </w:pPr>
-    </w:p>
-    <w:p>
-      <w:pPr>
-        <w:pBdr>
-          <w:top w:val="single" w:color="FCF1DD" w:sz="4" w:space="5"/>
-          <w:left w:val="single" w:color="D08A1E" w:sz="24" w:space="7"/>
-          <w:bottom w:val="single" w:color="FCF1DD" w:sz="4" w:space="5"/>
-          <w:right w:val="single" w:color="FCF1DD" w:sz="4" w:space="7"/>
-        </w:pBdr>
-        <w:shd w:fill="FCF1DD" w:color="auto" w:val="clear"/>
-        <w:spacing w:after="180" w:before="140" w:line="300"/>
-        <w:ind w:left="170" w:right="150"/>
-      </w:pPr>
-      <w:r>
-        <w:rPr>
-          <w:b/>
-          <w:bCs/>
-          <w:color w:val="8A5A0A"/>
-        </w:rPr>
-        <w:t xml:space="preserve">登録できなかったとき　</w:t>
-      </w:r>
-      <w:r>
-        <w:t xml:space="preserve">「発音が認識できませんでした」と表示されたときは、声を聞き取れなかったため登録していません。静かな場所で、マイクがミュートになっていないか確かめて、もう一度はっきり発音して録画してください。「マイクの音が検出できなかったため、登録していません。」と表示されたときは、MIC のバーが動くことを確かめてから録画し直してください。</w:t>
-      </w:r>
-    </w:p>
-    <w:p>
-      <w:pPr>
-        <w:pStyle w:val="Heading1"/>
-      </w:pPr>
-      <w:r>
-        <w:rPr>
-          <w:color w:val="3A2EA6"/>
-        </w:rPr>
-        <w:t xml:space="preserve">5</w:t>
-      </w:r>
-      <w:r>
-        <w:t xml:space="preserve">　お手本の録り直し・単語の削除</w:t>
-      </w:r>
-    </w:p>
-    <w:p>
-      <w:pPr>
-        <w:keepNext/>
-        <w:spacing w:after="160"/>
-      </w:pPr>
-      <w:r>
-        <w:rPr>
-          <w:color w:val="47465E"/>
-        </w:rPr>
-        <w:t xml:space="preserve">ホームの単語カードの上にある2つのボタンを使います。</w:t>
-      </w:r>
     </w:p>
     <w:tbl>
       <w:tblPr>
@@ -3039,7 +2966,119 @@
                 <wp:inline distT="0" distB="0" distL="0" distR="0">
                   <wp:extent cx="1866900" cy="3267075"/>
                   <wp:effectExtent t="0" r="0" b="0" l="0"/>
-                  <wp:docPr id="12" name="p_ref_rerecord" descr="「電話」のお手本を登録の画面。録画開始（3秒）と閉じる。" title="「電話」のお手本を登録の画面。録画開始（3秒）と閉じる。"/>
+                  <wp:docPr id="12" name="p_aw_done" descr="「電話」を追加しました（お手本つき）の画面。" title="「電話」を追加しました（お手本つき）の画面。"/>
+                  <wp:cNvGraphicFramePr>
+                    <a:graphicFrameLocks xmlns:a="http://schemas.openxmlformats.org/drawingml/2006/main" noChangeAspect="1"/>
+                  </wp:cNvGraphicFramePr>
+                  <a:graphic xmlns:a="http://schemas.openxmlformats.org/drawingml/2006/main">
+                    <a:graphicData uri="http://schemas.openxmlformats.org/drawingml/2006/picture">
+                      <pic:pic xmlns:pic="http://schemas.openxmlformats.org/drawingml/2006/picture">
+                        <pic:nvPicPr>
+                          <pic:cNvPr id="0" name="" descr=""/>
+                          <pic:cNvPicPr>
+                            <a:picLocks noChangeAspect="1" noChangeArrowheads="1"/>
+                          </pic:cNvPicPr>
+                        </pic:nvPicPr>
+                        <pic:blipFill>
+                          <a:blip r:embed="rId18" cstate="none"/>
+                          <a:srcRect/>
+                          <a:stretch>
+                            <a:fillRect/>
+                          </a:stretch>
+                        </pic:blipFill>
+                        <pic:spPr bwMode="auto">
+                          <a:xfrm>
+                            <a:off x="0" y="0"/>
+                            <a:ext cx="1866900" cy="3267075"/>
+                          </a:xfrm>
+                          <a:prstGeom prst="rect">
+                            <a:avLst/>
+                          </a:prstGeom>
+                        </pic:spPr>
+                      </pic:pic>
+                    </a:graphicData>
+                  </a:graphic>
+                </wp:inline>
+              </w:drawing>
+            </w:r>
+          </w:p>
+        </w:tc>
+        <w:tc>
+          <w:tcPr>
+            <w:tcW w:type="dxa" w:w="6602"/>
+            <w:tcBorders>
+              <w:top w:val="none" w:color="FFFFFF" w:sz="0"/>
+              <w:left w:val="none" w:color="FFFFFF" w:sz="0"/>
+              <w:bottom w:val="none" w:color="FFFFFF" w:sz="0"/>
+              <w:right w:val="none" w:color="FFFFFF" w:sz="0"/>
+            </w:tcBorders>
+            <w:tcMar>
+              <w:top w:type="dxa" w:w="60"/>
+              <w:left w:type="dxa" w:w="120"/>
+              <w:bottom w:type="dxa" w:w="60"/>
+              <w:right w:type="dxa" w:w="0"/>
+            </w:tcMar>
+            <w:vAlign w:val="top"/>
+          </w:tcPr>
+          <w:p>
+            <w:pPr>
+              <w:pStyle w:val="Heading2"/>
+            </w:pPr>
+            <w:r>
+              <w:rPr>
+                <w:color w:val="30258F"/>
+                <w:shd w:fill="ECEAFA" w:color="auto" w:val="clear"/>
+              </w:rPr>
+              <w:t xml:space="preserve"> 5 </w:t>
+            </w:r>
+            <w:r>
+              <w:t xml:space="preserve">　登録の完了</w:t>
+            </w:r>
+          </w:p>
+          <w:p>
+            <w:pPr>
+              <w:spacing w:after="110"/>
+            </w:pPr>
+            <w:r>
+              <w:t xml:space="preserve">「追加しました（お手本つき）」と表示されたら完了です。続けて登録するときは</w:t>
+            </w:r>
+            <w:r>
+              <w:rPr>
+                <w:b/>
+                <w:bCs/>
+                <w:color w:val="30258F"/>
+                <w:bdr w:val="single" w:color="3A2EA6" w:sz="6" w:space="0"/>
+              </w:rPr>
+              <w:t xml:space="preserve"> ＋ 続けて単語を追加 </w:t>
+            </w:r>
+            <w:r>
+              <w:t xml:space="preserve">、終わるときは</w:t>
+            </w:r>
+            <w:r>
+              <w:rPr>
+                <w:b/>
+                <w:bCs/>
+                <w:color w:val="30258F"/>
+                <w:bdr w:val="single" w:color="3A2EA6" w:sz="6" w:space="0"/>
+              </w:rPr>
+              <w:t xml:space="preserve"> 完了して一覧に戻る </w:t>
+            </w:r>
+            <w:r>
+              <w:t xml:space="preserve">を押します。</w:t>
+            </w:r>
+          </w:p>
+          <w:p>
+            <w:pPr>
+              <w:keepNext w:val="false"/>
+              <w:spacing w:after="80" w:before="60"/>
+              <w:jc w:val="left"/>
+            </w:pPr>
+            <w:r>
+              <w:drawing>
+                <wp:inline distT="0" distB="0" distL="0" distR="0">
+                  <wp:extent cx="2381250" cy="1552575"/>
+                  <wp:effectExtent t="0" r="0" b="0" l="0"/>
+                  <wp:docPr id="11" name="p_wordcard_new" descr="ホームの単語カード「電話」。まだ練習していません の表示。" title="ホームの単語カード「電話」。まだ練習していません の表示。"/>
                   <wp:cNvGraphicFramePr>
                     <a:graphicFrameLocks xmlns:a="http://schemas.openxmlformats.org/drawingml/2006/main" noChangeAspect="1"/>
                   </wp:cNvGraphicFramePr>
@@ -3062,7 +3101,7 @@
                         <pic:spPr bwMode="auto">
                           <a:xfrm>
                             <a:off x="0" y="0"/>
-                            <a:ext cx="1866900" cy="3267075"/>
+                            <a:ext cx="2381250" cy="1552575"/>
                           </a:xfrm>
                           <a:prstGeom prst="rect">
                             <a:avLst/>
@@ -3075,85 +3114,12 @@
               </w:drawing>
             </w:r>
           </w:p>
-        </w:tc>
-        <w:tc>
-          <w:tcPr>
-            <w:tcW w:type="dxa" w:w="6602"/>
-            <w:tcBorders>
-              <w:top w:val="none" w:color="FFFFFF" w:sz="0"/>
-              <w:left w:val="none" w:color="FFFFFF" w:sz="0"/>
-              <w:bottom w:val="none" w:color="FFFFFF" w:sz="0"/>
-              <w:right w:val="none" w:color="FFFFFF" w:sz="0"/>
-            </w:tcBorders>
-            <w:tcMar>
-              <w:top w:type="dxa" w:w="60"/>
-              <w:left w:type="dxa" w:w="120"/>
-              <w:bottom w:type="dxa" w:w="60"/>
-              <w:right w:type="dxa" w:w="0"/>
-            </w:tcMar>
-            <w:vAlign w:val="top"/>
-          </w:tcPr>
-          <w:p>
-            <w:pPr>
-              <w:pStyle w:val="Heading2"/>
-            </w:pPr>
-            <w:r>
-              <w:rPr>
-                <w:color w:val="30258F"/>
-                <w:shd w:fill="ECEAFA" w:color="auto" w:val="clear"/>
-              </w:rPr>
-              <w:t xml:space="preserve"> 1 </w:t>
-            </w:r>
-            <w:r>
-              <w:t xml:space="preserve">　お手本を録り直す</w:t>
-            </w:r>
-          </w:p>
           <w:p>
             <w:pPr>
               <w:spacing w:after="110"/>
             </w:pPr>
             <w:r>
-              <w:t xml:space="preserve">単語カードの</w:t>
-            </w:r>
-            <w:r>
-              <w:rPr>
-                <w:b/>
-                <w:bCs/>
-                <w:color w:val="30258F"/>
-                <w:bdr w:val="single" w:color="3A2EA6" w:sz="6" w:space="0"/>
-              </w:rPr>
-              <w:t xml:space="preserve"> お手本を録り直す </w:t>
-            </w:r>
-            <w:r>
-              <w:t xml:space="preserve">を押すと、録画の画面が開きます。</w:t>
-            </w:r>
-            <w:r>
-              <w:rPr>
-                <w:b/>
-                <w:bCs/>
-                <w:color w:val="30258F"/>
-                <w:bdr w:val="single" w:color="3A2EA6" w:sz="6" w:space="0"/>
-              </w:rPr>
-              <w:t xml:space="preserve"> 録画開始（3秒） </w:t>
-            </w:r>
-            <w:r>
-              <w:t xml:space="preserve">で録画すると、その単語のお手本が新しいものに置きかわります。</w:t>
-            </w:r>
-          </w:p>
-          <w:p>
-            <w:pPr>
-              <w:spacing w:after="110"/>
-            </w:pPr>
-            <w:r>
-              <w:t xml:space="preserve">お手本の口元が見えにくい、声が小さいなど、録り直したいときに使います。</w:t>
-            </w:r>
-          </w:p>
-          <w:p>
-            <w:pPr>
-              <w:spacing w:after="110"/>
-            </w:pPr>
-            <w:r>
-              <w:t xml:space="preserve">「顔（口元）が映っていませんでした」と表示されたときは、明るい場所で、顔を点線の枠に合わせて録り直してください。このとき、今のお手本はそのまま残ります。</w:t>
+              <w:t xml:space="preserve">ホームの単語一覧に追加され、お子さんが練習を始められます。</w:t>
             </w:r>
           </w:p>
         </w:tc>
@@ -3166,6 +3132,56 @@
         </w:pBdr>
         <w:spacing w:after="160" w:before="60"/>
       </w:pPr>
+    </w:p>
+    <w:p>
+      <w:pPr>
+        <w:pBdr>
+          <w:top w:val="single" w:color="FCF1DD" w:sz="4" w:space="5"/>
+          <w:left w:val="single" w:color="D08A1E" w:sz="24" w:space="7"/>
+          <w:bottom w:val="single" w:color="FCF1DD" w:sz="4" w:space="5"/>
+          <w:right w:val="single" w:color="FCF1DD" w:sz="4" w:space="7"/>
+        </w:pBdr>
+        <w:shd w:fill="FCF1DD" w:color="auto" w:val="clear"/>
+        <w:spacing w:after="180" w:before="140" w:line="300"/>
+        <w:ind w:left="170" w:right="150"/>
+      </w:pPr>
+      <w:r>
+        <w:rPr>
+          <w:b/>
+          <w:bCs/>
+          <w:color w:val="8A5A0A"/>
+        </w:rPr>
+        <w:t xml:space="preserve">登録できなかったとき　</w:t>
+      </w:r>
+      <w:r>
+        <w:t xml:space="preserve">「発音が認識できませんでした」と表示されたときは、声を聞き取れなかったため登録していません。静かな場所で、マイクがミュートになっていないか確かめて、もう一度はっきり発音して録画してください。「マイクの音が検出できなかったため、登録していません。」と表示されたときは、MIC のバーが動くことを確かめてから録画し直してください。</w:t>
+      </w:r>
+    </w:p>
+    <w:p>
+      <w:pPr>
+        <w:pStyle w:val="Heading1"/>
+      </w:pPr>
+      <w:r>
+        <w:rPr>
+          <w:color w:val="3A2EA6"/>
+        </w:rPr>
+        <w:t xml:space="preserve">5</w:t>
+      </w:r>
+      <w:r>
+        <w:t xml:space="preserve">　お手本の録り直し・単語の削除</w:t>
+      </w:r>
+    </w:p>
+    <w:p>
+      <w:pPr>
+        <w:keepNext/>
+        <w:spacing w:after="160"/>
+      </w:pPr>
+      <w:r>
+        <w:rPr>
+          <w:color w:val="47465E"/>
+        </w:rPr>
+        <w:t xml:space="preserve">ホームの単語カードの上にある2つのボタンを使います。</w:t>
+      </w:r>
     </w:p>
     <w:tbl>
       <w:tblPr>
@@ -3208,15 +3224,15 @@
           <w:p>
             <w:pPr>
               <w:keepNext w:val="false"/>
-              <w:spacing w:after="140" w:before="0"/>
+              <w:spacing w:after="80" w:before="0"/>
               <w:jc w:val="center"/>
             </w:pPr>
             <w:r>
               <w:drawing>
                 <wp:inline distT="0" distB="0" distL="0" distR="0">
-                  <wp:extent cx="1809750" cy="1333500"/>
+                  <wp:extent cx="1866900" cy="3267075"/>
                   <wp:effectExtent t="0" r="0" b="0" l="0"/>
-                  <wp:docPr id="13" name="p_delete_pending" descr="削除を1回押したところ。もう一度押すと削除 の表示。" title="削除を1回押したところ。もう一度押すと削除 の表示。"/>
+                  <wp:docPr id="13" name="p_ref_rerecord" descr="「電話」のお手本を登録の画面。録画開始（3秒）と閉じる。" title="「電話」のお手本を登録の画面。録画開始（3秒）と閉じる。"/>
                   <wp:cNvGraphicFramePr>
                     <a:graphicFrameLocks xmlns:a="http://schemas.openxmlformats.org/drawingml/2006/main" noChangeAspect="1"/>
                   </wp:cNvGraphicFramePr>
@@ -3231,6 +3247,183 @@
                         </pic:nvPicPr>
                         <pic:blipFill>
                           <a:blip r:embed="rId20" cstate="none"/>
+                          <a:srcRect/>
+                          <a:stretch>
+                            <a:fillRect/>
+                          </a:stretch>
+                        </pic:blipFill>
+                        <pic:spPr bwMode="auto">
+                          <a:xfrm>
+                            <a:off x="0" y="0"/>
+                            <a:ext cx="1866900" cy="3267075"/>
+                          </a:xfrm>
+                          <a:prstGeom prst="rect">
+                            <a:avLst/>
+                          </a:prstGeom>
+                        </pic:spPr>
+                      </pic:pic>
+                    </a:graphicData>
+                  </a:graphic>
+                </wp:inline>
+              </w:drawing>
+            </w:r>
+          </w:p>
+        </w:tc>
+        <w:tc>
+          <w:tcPr>
+            <w:tcW w:type="dxa" w:w="6602"/>
+            <w:tcBorders>
+              <w:top w:val="none" w:color="FFFFFF" w:sz="0"/>
+              <w:left w:val="none" w:color="FFFFFF" w:sz="0"/>
+              <w:bottom w:val="none" w:color="FFFFFF" w:sz="0"/>
+              <w:right w:val="none" w:color="FFFFFF" w:sz="0"/>
+            </w:tcBorders>
+            <w:tcMar>
+              <w:top w:type="dxa" w:w="60"/>
+              <w:left w:type="dxa" w:w="120"/>
+              <w:bottom w:type="dxa" w:w="60"/>
+              <w:right w:type="dxa" w:w="0"/>
+            </w:tcMar>
+            <w:vAlign w:val="top"/>
+          </w:tcPr>
+          <w:p>
+            <w:pPr>
+              <w:pStyle w:val="Heading2"/>
+            </w:pPr>
+            <w:r>
+              <w:rPr>
+                <w:color w:val="30258F"/>
+                <w:shd w:fill="ECEAFA" w:color="auto" w:val="clear"/>
+              </w:rPr>
+              <w:t xml:space="preserve"> 1 </w:t>
+            </w:r>
+            <w:r>
+              <w:t xml:space="preserve">　お手本を録り直す</w:t>
+            </w:r>
+          </w:p>
+          <w:p>
+            <w:pPr>
+              <w:spacing w:after="110"/>
+            </w:pPr>
+            <w:r>
+              <w:t xml:space="preserve">単語カードの</w:t>
+            </w:r>
+            <w:r>
+              <w:rPr>
+                <w:b/>
+                <w:bCs/>
+                <w:color w:val="30258F"/>
+                <w:bdr w:val="single" w:color="3A2EA6" w:sz="6" w:space="0"/>
+              </w:rPr>
+              <w:t xml:space="preserve"> お手本を録り直す </w:t>
+            </w:r>
+            <w:r>
+              <w:t xml:space="preserve">を押すと、録画の画面が開きます。</w:t>
+            </w:r>
+            <w:r>
+              <w:rPr>
+                <w:b/>
+                <w:bCs/>
+                <w:color w:val="30258F"/>
+                <w:bdr w:val="single" w:color="3A2EA6" w:sz="6" w:space="0"/>
+              </w:rPr>
+              <w:t xml:space="preserve"> 録画開始（3秒） </w:t>
+            </w:r>
+            <w:r>
+              <w:t xml:space="preserve">で録画すると、その単語のお手本が新しいものに置きかわります。</w:t>
+            </w:r>
+          </w:p>
+          <w:p>
+            <w:pPr>
+              <w:spacing w:after="110"/>
+            </w:pPr>
+            <w:r>
+              <w:t xml:space="preserve">お手本の口元が見えにくい、声が小さいなど、録り直したいときに使います。</w:t>
+            </w:r>
+          </w:p>
+          <w:p>
+            <w:pPr>
+              <w:spacing w:after="110"/>
+            </w:pPr>
+            <w:r>
+              <w:t xml:space="preserve">「顔（口元）が映っていませんでした」と表示されたときは、明るい場所で、顔を点線の枠に合わせて録り直してください。このとき、今のお手本はそのまま残ります。</w:t>
+            </w:r>
+          </w:p>
+        </w:tc>
+      </w:tr>
+    </w:tbl>
+    <w:p>
+      <w:pPr>
+        <w:pBdr>
+          <w:bottom w:val="dashed" w:color="DCDAEA" w:sz="4" w:space="1"/>
+        </w:pBdr>
+        <w:spacing w:after="160" w:before="60"/>
+      </w:pPr>
+    </w:p>
+    <w:tbl>
+      <w:tblPr>
+        <w:tblW w:type="dxa" w:w="9752"/>
+        <w:tblBorders>
+          <w:top w:val="none" w:color="FFFFFF" w:sz="0"/>
+          <w:left w:val="none" w:color="FFFFFF" w:sz="0"/>
+          <w:bottom w:val="none" w:color="FFFFFF" w:sz="0"/>
+          <w:right w:val="none" w:color="FFFFFF" w:sz="0"/>
+          <w:insideH w:val="none" w:color="FFFFFF" w:sz="0"/>
+          <w:insideV w:val="none" w:color="FFFFFF" w:sz="0"/>
+        </w:tblBorders>
+        <w:tblLayout w:type="fixed"/>
+      </w:tblPr>
+      <w:tblGrid>
+        <w:gridCol w:w="3150"/>
+        <w:gridCol w:w="6602"/>
+      </w:tblGrid>
+      <w:tr>
+        <w:trPr>
+          <w:cantSplit/>
+        </w:trPr>
+        <w:tc>
+          <w:tcPr>
+            <w:tcW w:type="dxa" w:w="3150"/>
+            <w:tcBorders>
+              <w:top w:val="none" w:color="FFFFFF" w:sz="0"/>
+              <w:left w:val="none" w:color="FFFFFF" w:sz="0"/>
+              <w:bottom w:val="none" w:color="FFFFFF" w:sz="0"/>
+              <w:right w:val="none" w:color="FFFFFF" w:sz="0"/>
+            </w:tcBorders>
+            <w:tcMar>
+              <w:top w:type="dxa" w:w="60"/>
+              <w:left w:type="dxa" w:w="0"/>
+              <w:bottom w:type="dxa" w:w="60"/>
+              <w:right w:type="dxa" w:w="200"/>
+            </w:tcMar>
+            <w:vAlign w:val="top"/>
+          </w:tcPr>
+          <w:p>
+            <w:pPr>
+              <w:keepNext w:val="false"/>
+              <w:spacing w:after="140" w:before="0"/>
+              <w:jc w:val="center"/>
+            </w:pPr>
+            <w:r>
+              <w:drawing>
+                <wp:inline distT="0" distB="0" distL="0" distR="0">
+                  <wp:extent cx="1809750" cy="1333500"/>
+                  <wp:effectExtent t="0" r="0" b="0" l="0"/>
+                  <wp:docPr id="14" name="p_delete_pending" descr="削除を1回押したところ。もう一度押すと削除 の表示。" title="削除を1回押したところ。もう一度押すと削除 の表示。"/>
+                  <wp:cNvGraphicFramePr>
+                    <a:graphicFrameLocks xmlns:a="http://schemas.openxmlformats.org/drawingml/2006/main" noChangeAspect="1"/>
+                  </wp:cNvGraphicFramePr>
+                  <a:graphic xmlns:a="http://schemas.openxmlformats.org/drawingml/2006/main">
+                    <a:graphicData uri="http://schemas.openxmlformats.org/drawingml/2006/picture">
+                      <pic:pic xmlns:pic="http://schemas.openxmlformats.org/drawingml/2006/picture">
+                        <pic:nvPicPr>
+                          <pic:cNvPr id="0" name="" descr=""/>
+                          <pic:cNvPicPr>
+                            <a:picLocks noChangeAspect="1" noChangeArrowheads="1"/>
+                          </pic:cNvPicPr>
+                        </pic:nvPicPr>
+                        <pic:blipFill>
+                          <a:blip r:embed="rId21" cstate="none"/>
                           <a:srcRect/>
                           <a:stretch>
                             <a:fillRect/>
@@ -3463,114 +3656,7 @@
                 <wp:inline distT="0" distB="0" distL="0" distR="0">
                   <wp:extent cx="1066800" cy="2247900"/>
                   <wp:effectExtent t="0" r="0" b="0" l="0"/>
-                  <wp:docPr id="14" name="s_rec_start__grid" descr="単語をえらぶ" title="単語をえらぶ"/>
-                  <wp:cNvGraphicFramePr>
-                    <a:graphicFrameLocks xmlns:a="http://schemas.openxmlformats.org/drawingml/2006/main" noChangeAspect="1"/>
-                  </wp:cNvGraphicFramePr>
-                  <a:graphic xmlns:a="http://schemas.openxmlformats.org/drawingml/2006/main">
-                    <a:graphicData uri="http://schemas.openxmlformats.org/drawingml/2006/picture">
-                      <pic:pic xmlns:pic="http://schemas.openxmlformats.org/drawingml/2006/picture">
-                        <pic:nvPicPr>
-                          <pic:cNvPr id="0" name="" descr=""/>
-                          <pic:cNvPicPr>
-                            <a:picLocks noChangeAspect="1" noChangeArrowheads="1"/>
-                          </pic:cNvPicPr>
-                        </pic:nvPicPr>
-                        <pic:blipFill>
-                          <a:blip r:embed="rId21" cstate="none"/>
-                          <a:srcRect/>
-                          <a:stretch>
-                            <a:fillRect/>
-                          </a:stretch>
-                        </pic:blipFill>
-                        <pic:spPr bwMode="auto">
-                          <a:xfrm>
-                            <a:off x="0" y="0"/>
-                            <a:ext cx="1066800" cy="2247900"/>
-                          </a:xfrm>
-                          <a:prstGeom prst="rect">
-                            <a:avLst/>
-                          </a:prstGeom>
-                        </pic:spPr>
-                      </pic:pic>
-                    </a:graphicData>
-                  </a:graphic>
-                </wp:inline>
-              </w:drawing>
-            </w:r>
-          </w:p>
-          <w:p>
-            <w:pPr>
-              <w:spacing w:after="0"/>
-            </w:pPr>
-            <w:r>
-              <w:rPr>
-                <w:b/>
-                <w:bCs/>
-                <w:color w:val="3A2EA6"/>
-                <w:sz w:val="26"/>
-                <w:szCs w:val="26"/>
-              </w:rPr>
-              <w:t xml:space="preserve">1</w:t>
-            </w:r>
-          </w:p>
-          <w:p>
-            <w:pPr>
-              <w:spacing w:after="40"/>
-            </w:pPr>
-            <w:r>
-              <w:rPr>
-                <w:b/>
-                <w:bCs/>
-                <w:sz w:val="19"/>
-                <w:szCs w:val="19"/>
-              </w:rPr>
-              <w:t xml:space="preserve">単語をえらぶ</w:t>
-            </w:r>
-          </w:p>
-          <w:p>
-            <w:pPr>
-              <w:spacing w:after="60" w:line="280"/>
-            </w:pPr>
-            <w:r>
-              <w:rPr>
-                <w:color w:val="47465E"/>
-                <w:sz w:val="17"/>
-                <w:szCs w:val="17"/>
-              </w:rPr>
-              <w:t xml:space="preserve">マイクとカメラに ✓ がついたら準備完了。</w:t>
-            </w:r>
-          </w:p>
-        </w:tc>
-        <w:tc>
-          <w:tcPr>
-            <w:tcW w:type="dxa" w:w="1950"/>
-            <w:tcBorders>
-              <w:top w:val="none" w:color="FFFFFF" w:sz="0"/>
-              <w:left w:val="none" w:color="FFFFFF" w:sz="0"/>
-              <w:bottom w:val="none" w:color="FFFFFF" w:sz="0"/>
-              <w:right w:val="none" w:color="FFFFFF" w:sz="0"/>
-            </w:tcBorders>
-            <w:tcMar>
-              <w:top w:type="dxa" w:w="60"/>
-              <w:left w:type="dxa" w:w="110"/>
-              <w:bottom w:type="dxa" w:w="60"/>
-              <w:right w:type="dxa" w:w="110"/>
-            </w:tcMar>
-            <w:vAlign w:val="top"/>
-          </w:tcPr>
-          <w:p>
-            <w:pPr>
-              <w:keepNext w:val="false"/>
-              <w:spacing w:after="100" w:before="0"/>
-              <w:jc w:val="center"/>
-            </w:pPr>
-            <w:r>
-              <w:drawing>
-                <wp:inline distT="0" distB="0" distL="0" distR="0">
-                  <wp:extent cx="1066800" cy="2247900"/>
-                  <wp:effectExtent t="0" r="0" b="0" l="0"/>
-                  <wp:docPr id="15" name="s_rec_ref__grid" descr="お手本を見る" title="お手本を見る"/>
+                  <wp:docPr id="15" name="s_rec_start__grid" descr="単語をえらぶ" title="単語をえらぶ"/>
                   <wp:cNvGraphicFramePr>
                     <a:graphicFrameLocks xmlns:a="http://schemas.openxmlformats.org/drawingml/2006/main" noChangeAspect="1"/>
                   </wp:cNvGraphicFramePr>
@@ -3618,7 +3704,7 @@
                 <w:sz w:val="26"/>
                 <w:szCs w:val="26"/>
               </w:rPr>
-              <w:t xml:space="preserve">2</w:t>
+              <w:t xml:space="preserve">1</w:t>
             </w:r>
           </w:p>
           <w:p>
@@ -3632,7 +3718,7 @@
                 <w:sz w:val="19"/>
                 <w:szCs w:val="19"/>
               </w:rPr>
-              <w:t xml:space="preserve">お手本を見る</w:t>
+              <w:t xml:space="preserve">単語をえらぶ</w:t>
             </w:r>
           </w:p>
           <w:p>
@@ -3645,7 +3731,7 @@
                 <w:sz w:val="17"/>
                 <w:szCs w:val="17"/>
               </w:rPr>
-              <w:t xml:space="preserve">口の動き・音の高さ・音の長さを見ます。</w:t>
+              <w:t xml:space="preserve">マイクとカメラに ✓ がついたら準備完了。</w:t>
             </w:r>
           </w:p>
         </w:tc>
@@ -3677,7 +3763,7 @@
                 <wp:inline distT="0" distB="0" distL="0" distR="0">
                   <wp:extent cx="1066800" cy="2247900"/>
                   <wp:effectExtent t="0" r="0" b="0" l="0"/>
-                  <wp:docPr id="16" name="s_rec_recording__grid" descr="自分のペースで録音" title="自分のペースで録音"/>
+                  <wp:docPr id="16" name="s_rec_ref__grid" descr="お手本を見る" title="お手本を見る"/>
                   <wp:cNvGraphicFramePr>
                     <a:graphicFrameLocks xmlns:a="http://schemas.openxmlformats.org/drawingml/2006/main" noChangeAspect="1"/>
                   </wp:cNvGraphicFramePr>
@@ -3725,7 +3811,7 @@
                 <w:sz w:val="26"/>
                 <w:szCs w:val="26"/>
               </w:rPr>
-              <w:t xml:space="preserve">3</w:t>
+              <w:t xml:space="preserve">2</w:t>
             </w:r>
           </w:p>
           <w:p>
@@ -3739,7 +3825,7 @@
                 <w:sz w:val="19"/>
                 <w:szCs w:val="19"/>
               </w:rPr>
-              <w:t xml:space="preserve">自分のペースで録音</w:t>
+              <w:t xml:space="preserve">お手本を見る</w:t>
             </w:r>
           </w:p>
           <w:p>
@@ -3752,7 +3838,7 @@
                 <w:sz w:val="17"/>
                 <w:szCs w:val="17"/>
               </w:rPr>
-              <w:t xml:space="preserve">3・2・1 のあと、単語を1回言います。</w:t>
+              <w:t xml:space="preserve">口の動き・音の高さ・音の長さを見ます。</w:t>
             </w:r>
           </w:p>
         </w:tc>
@@ -3784,7 +3870,7 @@
                 <wp:inline distT="0" distB="0" distL="0" distR="0">
                   <wp:extent cx="1066800" cy="2247900"/>
                   <wp:effectExtent t="0" r="0" b="0" l="0"/>
-                  <wp:docPr id="17" name="s_rec_done__grid" descr="口をならべて見る" title="口をならべて見る"/>
+                  <wp:docPr id="17" name="s_rec_recording__grid" descr="自分のペースで録音" title="自分のペースで録音"/>
                   <wp:cNvGraphicFramePr>
                     <a:graphicFrameLocks xmlns:a="http://schemas.openxmlformats.org/drawingml/2006/main" noChangeAspect="1"/>
                   </wp:cNvGraphicFramePr>
@@ -3832,6 +3918,113 @@
                 <w:sz w:val="26"/>
                 <w:szCs w:val="26"/>
               </w:rPr>
+              <w:t xml:space="preserve">3</w:t>
+            </w:r>
+          </w:p>
+          <w:p>
+            <w:pPr>
+              <w:spacing w:after="40"/>
+            </w:pPr>
+            <w:r>
+              <w:rPr>
+                <w:b/>
+                <w:bCs/>
+                <w:sz w:val="19"/>
+                <w:szCs w:val="19"/>
+              </w:rPr>
+              <w:t xml:space="preserve">自分のペースで録音</w:t>
+            </w:r>
+          </w:p>
+          <w:p>
+            <w:pPr>
+              <w:spacing w:after="60" w:line="280"/>
+            </w:pPr>
+            <w:r>
+              <w:rPr>
+                <w:color w:val="47465E"/>
+                <w:sz w:val="17"/>
+                <w:szCs w:val="17"/>
+              </w:rPr>
+              <w:t xml:space="preserve">3・2・1 のあと、単語を1回言います。</w:t>
+            </w:r>
+          </w:p>
+        </w:tc>
+        <w:tc>
+          <w:tcPr>
+            <w:tcW w:type="dxa" w:w="1950"/>
+            <w:tcBorders>
+              <w:top w:val="none" w:color="FFFFFF" w:sz="0"/>
+              <w:left w:val="none" w:color="FFFFFF" w:sz="0"/>
+              <w:bottom w:val="none" w:color="FFFFFF" w:sz="0"/>
+              <w:right w:val="none" w:color="FFFFFF" w:sz="0"/>
+            </w:tcBorders>
+            <w:tcMar>
+              <w:top w:type="dxa" w:w="60"/>
+              <w:left w:type="dxa" w:w="110"/>
+              <w:bottom w:type="dxa" w:w="60"/>
+              <w:right w:type="dxa" w:w="110"/>
+            </w:tcMar>
+            <w:vAlign w:val="top"/>
+          </w:tcPr>
+          <w:p>
+            <w:pPr>
+              <w:keepNext w:val="false"/>
+              <w:spacing w:after="100" w:before="0"/>
+              <w:jc w:val="center"/>
+            </w:pPr>
+            <w:r>
+              <w:drawing>
+                <wp:inline distT="0" distB="0" distL="0" distR="0">
+                  <wp:extent cx="1066800" cy="2247900"/>
+                  <wp:effectExtent t="0" r="0" b="0" l="0"/>
+                  <wp:docPr id="18" name="s_rec_done__grid" descr="口をならべて見る" title="口をならべて見る"/>
+                  <wp:cNvGraphicFramePr>
+                    <a:graphicFrameLocks xmlns:a="http://schemas.openxmlformats.org/drawingml/2006/main" noChangeAspect="1"/>
+                  </wp:cNvGraphicFramePr>
+                  <a:graphic xmlns:a="http://schemas.openxmlformats.org/drawingml/2006/main">
+                    <a:graphicData uri="http://schemas.openxmlformats.org/drawingml/2006/picture">
+                      <pic:pic xmlns:pic="http://schemas.openxmlformats.org/drawingml/2006/picture">
+                        <pic:nvPicPr>
+                          <pic:cNvPr id="0" name="" descr=""/>
+                          <pic:cNvPicPr>
+                            <a:picLocks noChangeAspect="1" noChangeArrowheads="1"/>
+                          </pic:cNvPicPr>
+                        </pic:nvPicPr>
+                        <pic:blipFill>
+                          <a:blip r:embed="rId25" cstate="none"/>
+                          <a:srcRect/>
+                          <a:stretch>
+                            <a:fillRect/>
+                          </a:stretch>
+                        </pic:blipFill>
+                        <pic:spPr bwMode="auto">
+                          <a:xfrm>
+                            <a:off x="0" y="0"/>
+                            <a:ext cx="1066800" cy="2247900"/>
+                          </a:xfrm>
+                          <a:prstGeom prst="rect">
+                            <a:avLst/>
+                          </a:prstGeom>
+                        </pic:spPr>
+                      </pic:pic>
+                    </a:graphicData>
+                  </a:graphic>
+                </wp:inline>
+              </w:drawing>
+            </w:r>
+          </w:p>
+          <w:p>
+            <w:pPr>
+              <w:spacing w:after="0"/>
+            </w:pPr>
+            <w:r>
+              <w:rPr>
+                <w:b/>
+                <w:bCs/>
+                <w:color w:val="3A2EA6"/>
+                <w:sz w:val="26"/>
+                <w:szCs w:val="26"/>
+              </w:rPr>
               <w:t xml:space="preserve">4</w:t>
             </w:r>
           </w:p>
@@ -3891,7 +4084,7 @@
                 <wp:inline distT="0" distB="0" distL="0" distR="0">
                   <wp:extent cx="1066800" cy="2247900"/>
                   <wp:effectExtent t="0" r="0" b="0" l="0"/>
-                  <wp:docPr id="18" name="s_res_summary__grid" descr="結果を見る" title="結果を見る"/>
+                  <wp:docPr id="19" name="s_res_summary__grid" descr="結果を見る" title="結果を見る"/>
                   <wp:cNvGraphicFramePr>
                     <a:graphicFrameLocks xmlns:a="http://schemas.openxmlformats.org/drawingml/2006/main" noChangeAspect="1"/>
                   </wp:cNvGraphicFramePr>
@@ -3905,7 +4098,7 @@
                           </pic:cNvPicPr>
                         </pic:nvPicPr>
                         <pic:blipFill>
-                          <a:blip r:embed="rId25" cstate="none"/>
+                          <a:blip r:embed="rId26" cstate="none"/>
                           <a:srcRect/>
                           <a:stretch>
                             <a:fillRect/>
@@ -4574,157 +4767,7 @@
                 <wp:inline distT="0" distB="0" distL="0" distR="0">
                   <wp:extent cx="1866900" cy="3267075"/>
                   <wp:effectExtent t="0" r="0" b="0" l="0"/>
-                  <wp:docPr id="23" name="s_res_summary_parent" descr="結果のまとめ。77点、Aランク。番号1〜3の印つき。" title="結果のまとめ。77点、Aランク。番号1〜3の印つき。"/>
-                  <wp:cNvGraphicFramePr>
-                    <a:graphicFrameLocks xmlns:a="http://schemas.openxmlformats.org/drawingml/2006/main" noChangeAspect="1"/>
-                  </wp:cNvGraphicFramePr>
-                  <a:graphic xmlns:a="http://schemas.openxmlformats.org/drawingml/2006/main">
-                    <a:graphicData uri="http://schemas.openxmlformats.org/drawingml/2006/picture">
-                      <pic:pic xmlns:pic="http://schemas.openxmlformats.org/drawingml/2006/picture">
-                        <pic:nvPicPr>
-                          <pic:cNvPr id="0" name="" descr=""/>
-                          <pic:cNvPicPr>
-                            <a:picLocks noChangeAspect="1" noChangeArrowheads="1"/>
-                          </pic:cNvPicPr>
-                        </pic:nvPicPr>
-                        <pic:blipFill>
-                          <a:blip r:embed="rId26" cstate="none"/>
-                          <a:srcRect/>
-                          <a:stretch>
-                            <a:fillRect/>
-                          </a:stretch>
-                        </pic:blipFill>
-                        <pic:spPr bwMode="auto">
-                          <a:xfrm>
-                            <a:off x="0" y="0"/>
-                            <a:ext cx="1866900" cy="3267075"/>
-                          </a:xfrm>
-                          <a:prstGeom prst="rect">
-                            <a:avLst/>
-                          </a:prstGeom>
-                        </pic:spPr>
-                      </pic:pic>
-                    </a:graphicData>
-                  </a:graphic>
-                </wp:inline>
-              </w:drawing>
-            </w:r>
-          </w:p>
-        </w:tc>
-        <w:tc>
-          <w:tcPr>
-            <w:tcW w:type="dxa" w:w="6602"/>
-            <w:tcBorders>
-              <w:top w:val="none" w:color="FFFFFF" w:sz="0"/>
-              <w:left w:val="none" w:color="FFFFFF" w:sz="0"/>
-              <w:bottom w:val="none" w:color="FFFFFF" w:sz="0"/>
-              <w:right w:val="none" w:color="FFFFFF" w:sz="0"/>
-            </w:tcBorders>
-            <w:tcMar>
-              <w:top w:type="dxa" w:w="60"/>
-              <w:left w:type="dxa" w:w="120"/>
-              <w:bottom w:type="dxa" w:w="60"/>
-              <w:right w:type="dxa" w:w="0"/>
-            </w:tcMar>
-            <w:vAlign w:val="top"/>
-          </w:tcPr>
-          <w:p>
-            <w:pPr>
-              <w:pStyle w:val="Heading2"/>
-            </w:pPr>
-            <w:r>
-              <w:rPr>
-                <w:color w:val="30258F"/>
-                <w:shd w:fill="ECEAFA" w:color="auto" w:val="clear"/>
-              </w:rPr>
-              <w:t xml:space="preserve"> 2 </w:t>
-            </w:r>
-            <w:r>
-              <w:t xml:space="preserve">　結果の「まとめ」</w:t>
-            </w:r>
-          </w:p>
-          <w:p>
-            <w:pPr>
-              <w:tabs>
-                <w:tab w:val="left" w:pos="380"/>
-              </w:tabs>
-              <w:spacing w:after="100" w:line="290"/>
-              <w:ind w:left="380" w:hanging="380"/>
-            </w:pPr>
-            <w:r>
-              <w:drawing>
-                <wp:inline distT="0" distB="0" distL="0" distR="0">
-                  <wp:extent cx="142875" cy="142875"/>
-                  <wp:effectExtent t="0" r="0" b="0" l="0"/>
-                  <wp:docPr id="19" name="mk1" descr="印 1" title="印 1"/>
-                  <wp:cNvGraphicFramePr>
-                    <a:graphicFrameLocks xmlns:a="http://schemas.openxmlformats.org/drawingml/2006/main" noChangeAspect="1"/>
-                  </wp:cNvGraphicFramePr>
-                  <a:graphic xmlns:a="http://schemas.openxmlformats.org/drawingml/2006/main">
-                    <a:graphicData uri="http://schemas.openxmlformats.org/drawingml/2006/picture">
-                      <pic:pic xmlns:pic="http://schemas.openxmlformats.org/drawingml/2006/picture">
-                        <pic:nvPicPr>
-                          <pic:cNvPr id="0" name="" descr=""/>
-                          <pic:cNvPicPr>
-                            <a:picLocks noChangeAspect="1" noChangeArrowheads="1"/>
-                          </pic:cNvPicPr>
-                        </pic:nvPicPr>
-                        <pic:blipFill>
-                          <a:blip r:embed="rId12" cstate="none"/>
-                          <a:srcRect/>
-                          <a:stretch>
-                            <a:fillRect/>
-                          </a:stretch>
-                        </pic:blipFill>
-                        <pic:spPr bwMode="auto">
-                          <a:xfrm>
-                            <a:off x="0" y="0"/>
-                            <a:ext cx="142875" cy="142875"/>
-                          </a:xfrm>
-                          <a:prstGeom prst="rect">
-                            <a:avLst/>
-                          </a:prstGeom>
-                        </pic:spPr>
-                      </pic:pic>
-                    </a:graphicData>
-                  </a:graphic>
-                </wp:inline>
-              </w:drawing>
-            </w:r>
-            <w:r>
-              <w:tab/>
-            </w:r>
-            <w:r>
-              <w:rPr>
-                <w:b/>
-                <w:bCs/>
-              </w:rPr>
-              <w:t xml:space="preserve">点数とランク</w:t>
-            </w:r>
-            <w:r>
-              <w:br/>
-            </w:r>
-            <w:r>
-              <w:rPr>
-                <w:color w:val="47465E"/>
-              </w:rPr>
-              <w:t xml:space="preserve">右には、前回この単語を練習したときとの差が出ます。</w:t>
-            </w:r>
-          </w:p>
-          <w:p>
-            <w:pPr>
-              <w:tabs>
-                <w:tab w:val="left" w:pos="380"/>
-              </w:tabs>
-              <w:spacing w:after="100" w:line="290"/>
-              <w:ind w:left="380" w:hanging="380"/>
-            </w:pPr>
-            <w:r>
-              <w:drawing>
-                <wp:inline distT="0" distB="0" distL="0" distR="0">
-                  <wp:extent cx="142875" cy="142875"/>
-                  <wp:effectExtent t="0" r="0" b="0" l="0"/>
-                  <wp:docPr id="20" name="mk2" descr="印 2" title="印 2"/>
+                  <wp:docPr id="24" name="s_res_summary_parent" descr="結果のまとめ。77点、Aランク。番号1〜3の印つき。" title="結果のまとめ。77点、Aランク。番号1〜3の印つき。"/>
                   <wp:cNvGraphicFramePr>
                     <a:graphicFrameLocks xmlns:a="http://schemas.openxmlformats.org/drawingml/2006/main" noChangeAspect="1"/>
                   </wp:cNvGraphicFramePr>
@@ -4747,6 +4790,88 @@
                         <pic:spPr bwMode="auto">
                           <a:xfrm>
                             <a:off x="0" y="0"/>
+                            <a:ext cx="1866900" cy="3267075"/>
+                          </a:xfrm>
+                          <a:prstGeom prst="rect">
+                            <a:avLst/>
+                          </a:prstGeom>
+                        </pic:spPr>
+                      </pic:pic>
+                    </a:graphicData>
+                  </a:graphic>
+                </wp:inline>
+              </w:drawing>
+            </w:r>
+          </w:p>
+        </w:tc>
+        <w:tc>
+          <w:tcPr>
+            <w:tcW w:type="dxa" w:w="6602"/>
+            <w:tcBorders>
+              <w:top w:val="none" w:color="FFFFFF" w:sz="0"/>
+              <w:left w:val="none" w:color="FFFFFF" w:sz="0"/>
+              <w:bottom w:val="none" w:color="FFFFFF" w:sz="0"/>
+              <w:right w:val="none" w:color="FFFFFF" w:sz="0"/>
+            </w:tcBorders>
+            <w:tcMar>
+              <w:top w:type="dxa" w:w="60"/>
+              <w:left w:type="dxa" w:w="120"/>
+              <w:bottom w:type="dxa" w:w="60"/>
+              <w:right w:type="dxa" w:w="0"/>
+            </w:tcMar>
+            <w:vAlign w:val="top"/>
+          </w:tcPr>
+          <w:p>
+            <w:pPr>
+              <w:pStyle w:val="Heading2"/>
+            </w:pPr>
+            <w:r>
+              <w:rPr>
+                <w:color w:val="30258F"/>
+                <w:shd w:fill="ECEAFA" w:color="auto" w:val="clear"/>
+              </w:rPr>
+              <w:t xml:space="preserve"> 2 </w:t>
+            </w:r>
+            <w:r>
+              <w:t xml:space="preserve">　結果の「まとめ」</w:t>
+            </w:r>
+          </w:p>
+          <w:p>
+            <w:pPr>
+              <w:tabs>
+                <w:tab w:val="left" w:pos="380"/>
+              </w:tabs>
+              <w:spacing w:after="100" w:line="290"/>
+              <w:ind w:left="380" w:hanging="380"/>
+            </w:pPr>
+            <w:r>
+              <w:drawing>
+                <wp:inline distT="0" distB="0" distL="0" distR="0">
+                  <wp:extent cx="142875" cy="142875"/>
+                  <wp:effectExtent t="0" r="0" b="0" l="0"/>
+                  <wp:docPr id="20" name="mk1" descr="印 1" title="印 1"/>
+                  <wp:cNvGraphicFramePr>
+                    <a:graphicFrameLocks xmlns:a="http://schemas.openxmlformats.org/drawingml/2006/main" noChangeAspect="1"/>
+                  </wp:cNvGraphicFramePr>
+                  <a:graphic xmlns:a="http://schemas.openxmlformats.org/drawingml/2006/main">
+                    <a:graphicData uri="http://schemas.openxmlformats.org/drawingml/2006/picture">
+                      <pic:pic xmlns:pic="http://schemas.openxmlformats.org/drawingml/2006/picture">
+                        <pic:nvPicPr>
+                          <pic:cNvPr id="0" name="" descr=""/>
+                          <pic:cNvPicPr>
+                            <a:picLocks noChangeAspect="1" noChangeArrowheads="1"/>
+                          </pic:cNvPicPr>
+                        </pic:nvPicPr>
+                        <pic:blipFill>
+                          <a:blip r:embed="rId13" cstate="none"/>
+                          <a:srcRect/>
+                          <a:stretch>
+                            <a:fillRect/>
+                          </a:stretch>
+                        </pic:blipFill>
+                        <pic:spPr bwMode="auto">
+                          <a:xfrm>
+                            <a:off x="0" y="0"/>
                             <a:ext cx="142875" cy="142875"/>
                           </a:xfrm>
                           <a:prstGeom prst="rect">
@@ -4767,7 +4892,7 @@
                 <w:b/>
                 <w:bCs/>
               </w:rPr>
-              <w:t xml:space="preserve">高さ・長さ・口の形</w:t>
+              <w:t xml:space="preserve">点数とランク</w:t>
             </w:r>
             <w:r>
               <w:br/>
@@ -4776,7 +4901,7 @@
               <w:rPr>
                 <w:color w:val="47465E"/>
               </w:rPr>
-              <w:t xml:space="preserve">それぞれのできばえを、◎（できている）○（もう少し）△（ここを直す）で示します。</w:t>
+              <w:t xml:space="preserve">右には、前回この単語を練習したときとの差が出ます。</w:t>
             </w:r>
           </w:p>
           <w:p>
@@ -4792,7 +4917,7 @@
                 <wp:inline distT="0" distB="0" distL="0" distR="0">
                   <wp:extent cx="142875" cy="142875"/>
                   <wp:effectExtent t="0" r="0" b="0" l="0"/>
-                  <wp:docPr id="21" name="mk3" descr="印 3" title="印 3"/>
+                  <wp:docPr id="21" name="mk2" descr="印 2" title="印 2"/>
                   <wp:cNvGraphicFramePr>
                     <a:graphicFrameLocks xmlns:a="http://schemas.openxmlformats.org/drawingml/2006/main" noChangeAspect="1"/>
                   </wp:cNvGraphicFramePr>
@@ -4835,7 +4960,7 @@
                 <w:b/>
                 <w:bCs/>
               </w:rPr>
-              <w:t xml:space="preserve">口と声による減点</w:t>
+              <w:t xml:space="preserve">高さ・長さ・口の形</w:t>
             </w:r>
             <w:r>
               <w:br/>
@@ -4844,21 +4969,23 @@
               <w:rPr>
                 <w:color w:val="47465E"/>
               </w:rPr>
-              <w:t xml:space="preserve">差し引いたときだけ表示されます。</w:t>
-            </w:r>
-          </w:p>
-          <w:p>
-            <w:pPr>
-              <w:keepNext w:val="false"/>
-              <w:spacing w:after="80" w:before="60"/>
-              <w:jc w:val="left"/>
+              <w:t xml:space="preserve">それぞれのできばえを、◎（できている）○（もう少し）△（ここを直す）で示します。</w:t>
+            </w:r>
+          </w:p>
+          <w:p>
+            <w:pPr>
+              <w:tabs>
+                <w:tab w:val="left" w:pos="380"/>
+              </w:tabs>
+              <w:spacing w:after="100" w:line="290"/>
+              <w:ind w:left="380" w:hanging="380"/>
             </w:pPr>
             <w:r>
               <w:drawing>
                 <wp:inline distT="0" distB="0" distL="0" distR="0">
-                  <wp:extent cx="2381250" cy="1971675"/>
+                  <wp:extent cx="142875" cy="142875"/>
                   <wp:effectExtent t="0" r="0" b="0" l="0"/>
-                  <wp:docPr id="22" name="s_res_next" descr="つぎは、ここだけ のカード。「ん」。長さ（リズム）がお手本とちがいます。" title="つぎは、ここだけ のカード。「ん」。長さ（リズム）がお手本とちがいます。"/>
+                  <wp:docPr id="22" name="mk3" descr="印 3" title="印 3"/>
                   <wp:cNvGraphicFramePr>
                     <a:graphicFrameLocks xmlns:a="http://schemas.openxmlformats.org/drawingml/2006/main" noChangeAspect="1"/>
                   </wp:cNvGraphicFramePr>
@@ -4873,6 +5000,72 @@
                         </pic:nvPicPr>
                         <pic:blipFill>
                           <a:blip r:embed="rId29" cstate="none"/>
+                          <a:srcRect/>
+                          <a:stretch>
+                            <a:fillRect/>
+                          </a:stretch>
+                        </pic:blipFill>
+                        <pic:spPr bwMode="auto">
+                          <a:xfrm>
+                            <a:off x="0" y="0"/>
+                            <a:ext cx="142875" cy="142875"/>
+                          </a:xfrm>
+                          <a:prstGeom prst="rect">
+                            <a:avLst/>
+                          </a:prstGeom>
+                        </pic:spPr>
+                      </pic:pic>
+                    </a:graphicData>
+                  </a:graphic>
+                </wp:inline>
+              </w:drawing>
+            </w:r>
+            <w:r>
+              <w:tab/>
+            </w:r>
+            <w:r>
+              <w:rPr>
+                <w:b/>
+                <w:bCs/>
+              </w:rPr>
+              <w:t xml:space="preserve">口と声による減点</w:t>
+            </w:r>
+            <w:r>
+              <w:br/>
+            </w:r>
+            <w:r>
+              <w:rPr>
+                <w:color w:val="47465E"/>
+              </w:rPr>
+              <w:t xml:space="preserve">差し引いたときだけ表示されます。</w:t>
+            </w:r>
+          </w:p>
+          <w:p>
+            <w:pPr>
+              <w:keepNext w:val="false"/>
+              <w:spacing w:after="80" w:before="60"/>
+              <w:jc w:val="left"/>
+            </w:pPr>
+            <w:r>
+              <w:drawing>
+                <wp:inline distT="0" distB="0" distL="0" distR="0">
+                  <wp:extent cx="2381250" cy="1971675"/>
+                  <wp:effectExtent t="0" r="0" b="0" l="0"/>
+                  <wp:docPr id="23" name="s_res_next" descr="つぎは、ここだけ のカード。「ん」。長さ（リズム）がお手本とちがいます。" title="つぎは、ここだけ のカード。「ん」。長さ（リズム）がお手本とちがいます。"/>
+                  <wp:cNvGraphicFramePr>
+                    <a:graphicFrameLocks xmlns:a="http://schemas.openxmlformats.org/drawingml/2006/main" noChangeAspect="1"/>
+                  </wp:cNvGraphicFramePr>
+                  <a:graphic xmlns:a="http://schemas.openxmlformats.org/drawingml/2006/main">
+                    <a:graphicData uri="http://schemas.openxmlformats.org/drawingml/2006/picture">
+                      <pic:pic xmlns:pic="http://schemas.openxmlformats.org/drawingml/2006/picture">
+                        <pic:nvPicPr>
+                          <pic:cNvPr id="0" name="" descr=""/>
+                          <pic:cNvPicPr>
+                            <a:picLocks noChangeAspect="1" noChangeArrowheads="1"/>
+                          </pic:cNvPicPr>
+                        </pic:nvPicPr>
+                        <pic:blipFill>
+                          <a:blip r:embed="rId30" cstate="none"/>
                           <a:srcRect/>
                           <a:stretch>
                             <a:fillRect/>
@@ -5065,7 +5258,7 @@
                 <wp:inline distT="0" distB="0" distL="0" distR="0">
                   <wp:extent cx="1809750" cy="3810000"/>
                   <wp:effectExtent t="0" r="0" b="0" l="0"/>
-                  <wp:docPr id="24" name="s_hist_log__grid" descr="記録" title="記録"/>
+                  <wp:docPr id="25" name="s_hist_log__grid" descr="記録" title="記録"/>
                   <wp:cNvGraphicFramePr>
                     <a:graphicFrameLocks xmlns:a="http://schemas.openxmlformats.org/drawingml/2006/main" noChangeAspect="1"/>
                   </wp:cNvGraphicFramePr>
@@ -5079,7 +5272,7 @@
                           </pic:cNvPicPr>
                         </pic:nvPicPr>
                         <pic:blipFill>
-                          <a:blip r:embed="rId30" cstate="none"/>
+                          <a:blip r:embed="rId31" cstate="none"/>
                           <a:srcRect/>
                           <a:stretch>
                             <a:fillRect/>
@@ -5157,7 +5350,7 @@
                 <wp:inline distT="0" distB="0" distL="0" distR="0">
                   <wp:extent cx="1809750" cy="3810000"/>
                   <wp:effectExtent t="0" r="0" b="0" l="0"/>
-                  <wp:docPr id="25" name="s_hist_analysis__grid" descr="分析" title="分析"/>
+                  <wp:docPr id="26" name="s_hist_analysis__grid" descr="分析" title="分析"/>
                   <wp:cNvGraphicFramePr>
                     <a:graphicFrameLocks xmlns:a="http://schemas.openxmlformats.org/drawingml/2006/main" noChangeAspect="1"/>
                   </wp:cNvGraphicFramePr>
@@ -5171,7 +5364,7 @@
                           </pic:cNvPicPr>
                         </pic:nvPicPr>
                         <pic:blipFill>
-                          <a:blip r:embed="rId31" cstate="none"/>
+                          <a:blip r:embed="rId32" cstate="none"/>
                           <a:srcRect/>
                           <a:stretch>
                             <a:fillRect/>
@@ -5755,7 +5948,7 @@
                 <wp:inline distT="0" distB="0" distL="0" distR="0">
                   <wp:extent cx="1714500" cy="3609975"/>
                   <wp:effectExtent t="0" r="0" b="0" l="0"/>
-                  <wp:docPr id="26" name="s_perm_ios__grid" descr="iPhone（Safari）" title="iPhone（Safari）"/>
+                  <wp:docPr id="27" name="s_perm_ios__grid" descr="iPhone（Safari）" title="iPhone（Safari）"/>
                   <wp:cNvGraphicFramePr>
                     <a:graphicFrameLocks xmlns:a="http://schemas.openxmlformats.org/drawingml/2006/main" noChangeAspect="1"/>
                   </wp:cNvGraphicFramePr>
@@ -5769,7 +5962,7 @@
                           </pic:cNvPicPr>
                         </pic:nvPicPr>
                         <pic:blipFill>
-                          <a:blip r:embed="rId32" cstate="none"/>
+                          <a:blip r:embed="rId33" cstate="none"/>
                           <a:srcRect/>
                           <a:stretch>
                             <a:fillRect/>
@@ -5886,7 +6079,7 @@
                 <wp:inline distT="0" distB="0" distL="0" distR="0">
                   <wp:extent cx="1714500" cy="3609975"/>
                   <wp:effectExtent t="0" r="0" b="0" l="0"/>
-                  <wp:docPr id="27" name="s_perm_android__grid" descr="Android（Chrome）" title="Android（Chrome）"/>
+                  <wp:docPr id="28" name="s_perm_android__grid" descr="Android（Chrome）" title="Android（Chrome）"/>
                   <wp:cNvGraphicFramePr>
                     <a:graphicFrameLocks xmlns:a="http://schemas.openxmlformats.org/drawingml/2006/main" noChangeAspect="1"/>
                   </wp:cNvGraphicFramePr>
@@ -5900,7 +6093,7 @@
                           </pic:cNvPicPr>
                         </pic:nvPicPr>
                         <pic:blipFill>
-                          <a:blip r:embed="rId33" cstate="none"/>
+                          <a:blip r:embed="rId34" cstate="none"/>
                           <a:srcRect/>
                           <a:stretch>
                             <a:fillRect/>

--- a/docs/手順書/SP-PS_手順書_保護者用.docx
+++ b/docs/手順書/SP-PS_手順書_保護者用.docx
@@ -235,7 +235,7 @@
                 <w:sz w:val="19"/>
                 <w:szCs w:val="19"/>
               </w:rPr>
-              <w:t xml:space="preserve">ご家族がお手本になる場合は、練習する単語を、口の動きと声で録画します（4章）。</w:t>
+              <w:t xml:space="preserve">練習する単語を、保護者の方の口の動きと声で録画します（4章）。</w:t>
             </w:r>
           </w:p>
         </w:tc>
@@ -1031,7 +1031,7 @@
         <w:t xml:space="preserve">お手本を見る</w:t>
       </w:r>
       <w:r>
-        <w:t xml:space="preserve">：合成音声ではなく、ご家族や先生が録画した、実際の口の動きと声をお手本にします。</w:t>
+        <w:t xml:space="preserve">：合成音声ではなく、保護者の方が録画した、実際の口の動きと声をお手本にします。</w:t>
       </w:r>
     </w:p>
     <w:p>
@@ -1817,10 +1817,10 @@
                 <w:bCs/>
                 <w:color w:val="30258F"/>
               </w:rPr>
-              <w:t xml:space="preserve">ご家族の方へ　</w:t>
-            </w:r>
-            <w:r>
-              <w:t xml:space="preserve">単語とお手本の登録は、本来はご家族や先生が行うものです（4章）。チュートリアルではお子さんが自分で1つ登録しますが、使い方を知るためのものです。登録した単語はそのまま練習に使え、要らなければ削除できます（5章）。</w:t>
+              <w:t xml:space="preserve">保護者の方へ　</w:t>
+            </w:r>
+            <w:r>
+              <w:t xml:space="preserve">単語とお手本の登録は、本来は保護者の方が行うものです（4章）。チュートリアルではお子さんが自分で1つ登録しますが、使い方を知るためのものです。登録した単語はそのまま練習に使え、要らなければ削除できます（5章）。</w:t>
             </w:r>
           </w:p>
           <w:p>
@@ -1877,7 +1877,7 @@
         <w:rPr>
           <w:color w:val="47465E"/>
         </w:rPr>
-        <w:t xml:space="preserve">ご家族がお手本になる場合は、</w:t>
+        <w:t xml:space="preserve">お手本は保護者の方が録画します。</w:t>
       </w:r>
       <w:r>
         <w:rPr>
@@ -1891,7 +1891,7 @@
         <w:rPr>
           <w:color w:val="47465E"/>
         </w:rPr>
-        <w:t xml:space="preserve">、次の手順で単語を登録します。登録した単語とお手本はお子さんごとに保存され、ほかの生徒には見えません。学校の先生がお手本を登録する場合は、この章は読みとばしてかまいません。</w:t>
+        <w:t xml:space="preserve">、次の手順で単語を登録します。登録した単語とお手本はお子さんごとに保存され、ほかの生徒には見えません。</w:t>
       </w:r>
     </w:p>
     <w:p>
@@ -5636,7 +5636,7 @@
                 <w:sz w:val="19"/>
                 <w:szCs w:val="19"/>
               </w:rPr>
-              <w:t xml:space="preserve">ご家族や先生が録画したお手本の動画と声、そこから作った口の形のデータ。練習のたびに再生するため保存します。単語を削除しても、元に戻せるように残ります（消したいときは、担当の先生にご相談ください）。</w:t>
+              <w:t xml:space="preserve">保護者の方が録画したお手本の動画と声、そこから作った口の形のデータ。練習のたびに再生するため保存します。単語を削除しても、元に戻せるように残ります（消したいときは、担当の先生にご相談ください）。</w:t>
             </w:r>
           </w:p>
         </w:tc>
@@ -6516,7 +6516,7 @@
           <w:sz w:val="17"/>
           <w:szCs w:val="17"/>
         </w:rPr>
-        <w:t xml:space="preserve">お手本の動画とカメラの映像は、イラストに置きかえています。実際の画面では、お手本を録画した方とお子さんの口が映ります。</w:t>
+        <w:t xml:space="preserve">お手本の動画とカメラの映像は、イラストに置きかえています。実際の画面では、お手本を録画した保護者の方とお子さんの口が映ります。</w:t>
       </w:r>
     </w:p>
     <w:sectPr>

--- a/docs/手順書/SP-PS_手順書_保護者用.docx
+++ b/docs/手順書/SP-PS_手順書_保護者用.docx
@@ -943,7 +943,7 @@
               <w:t xml:space="preserve">5</w:t>
             </w:r>
             <w:r>
-              <w:t xml:space="preserve">　お手本の録り直し・単語の削除</w:t>
+              <w:t xml:space="preserve">　単語の編集・お手本の録り直し・削除</w:t>
             </w:r>
           </w:p>
         </w:tc>
@@ -1710,7 +1710,7 @@
                 <wp:inline distT="0" distB="0" distL="0" distR="0">
                   <wp:extent cx="1866900" cy="3267075"/>
                   <wp:effectExtent t="0" r="0" b="0" l="0"/>
-                  <wp:docPr id="4" name="s_tour_record" descr="チュートリアルの4番目。録画開始のボタンだけが明るくなっている。" title="チュートリアルの4番目。録画開始のボタンだけが明るくなっている。"/>
+                  <wp:docPr id="4" name="s_tour_record" descr="チュートリアルの4番目。「録画をはじめる」のボタンだけが明るくなり、ふきだしに「お手本を録画しよう」と出ている。" title="チュートリアルの4番目。「録画をはじめる」のボタンだけが明るくなり、ふきだしに「お手本を録画しよう」と出ている。"/>
                   <wp:cNvGraphicFramePr>
                     <a:graphicFrameLocks xmlns:a="http://schemas.openxmlformats.org/drawingml/2006/main" noChangeAspect="1"/>
                   </wp:cNvGraphicFramePr>
@@ -1961,7 +1961,19 @@
         <w:t xml:space="preserve">3秒</w:t>
       </w:r>
       <w:r>
-        <w:t xml:space="preserve">です。「録画開始」を押してから、ふだんの話し方で、はっきり</w:t>
+        <w:t xml:space="preserve">です。</w:t>
+      </w:r>
+      <w:r>
+        <w:rPr>
+          <w:b/>
+          <w:bCs/>
+          <w:color w:val="30258F"/>
+          <w:bdr w:val="single" w:color="3A2EA6" w:sz="6" w:space="0"/>
+        </w:rPr>
+        <w:t xml:space="preserve"> 録画をはじめる </w:t>
+      </w:r>
+      <w:r>
+        <w:t xml:space="preserve">を押すと「3・2・1」と数えるので、「どうぞ！」が出たら、ふだんの話し方で、はっきり</w:t>
       </w:r>
       <w:r>
         <w:rPr>
@@ -2028,7 +2040,7 @@
                 <wp:inline distT="0" distB="0" distL="0" distR="0">
                   <wp:extent cx="1866900" cy="3267075"/>
                   <wp:effectExtent t="0" r="0" b="0" l="0"/>
-                  <wp:docPr id="6" name="p_settings_addword" descr="設定のシート。単語を追加（お手本録画つき）に印1。" title="設定のシート。単語を追加（お手本録画つき）に印1。"/>
+                  <wp:docPr id="8" name="p_words_page" descr="単語のページ。上に「単語を追加」のボタン（印2）、下に登録した単語の一覧、画面下のタブの「単語」（印1）。" title="単語のページ。上に「単語を追加」のボタン（印2）、下に登録した単語の一覧、画面下のタブの「単語」（印1）。"/>
                   <wp:cNvGraphicFramePr>
                     <a:graphicFrameLocks xmlns:a="http://schemas.openxmlformats.org/drawingml/2006/main" noChangeAspect="1"/>
                   </wp:cNvGraphicFramePr>
@@ -2094,7 +2106,7 @@
               <w:t xml:space="preserve"> 1 </w:t>
             </w:r>
             <w:r>
-              <w:t xml:space="preserve">　設定から「単語を追加」を開く</w:t>
+              <w:t xml:space="preserve">　「単語」のページを開く</w:t>
             </w:r>
           </w:p>
           <w:p>
@@ -2102,7 +2114,7 @@
               <w:spacing w:after="110"/>
             </w:pPr>
             <w:r>
-              <w:t xml:space="preserve">ホーム画面の右上の歯車（設定）を押し、</w:t>
+              <w:t xml:space="preserve">画面下のタブの </w:t>
             </w:r>
             <w:r>
               <w:drawing>
@@ -2145,7 +2157,7 @@
               </w:drawing>
             </w:r>
             <w:r>
-              <w:t xml:space="preserve"> の</w:t>
+              <w:t xml:space="preserve"> </w:t>
             </w:r>
             <w:r>
               <w:rPr>
@@ -2154,7 +2166,62 @@
                 <w:color w:val="30258F"/>
                 <w:bdr w:val="single" w:color="3A2EA6" w:sz="6" w:space="0"/>
               </w:rPr>
-              <w:t xml:space="preserve"> 単語を追加（お手本録画つき） </w:t>
+              <w:t xml:space="preserve"> 単語 </w:t>
+            </w:r>
+            <w:r>
+              <w:t xml:space="preserve">を押すと、単語のページが開きます。</w:t>
+            </w:r>
+            <w:r>
+              <w:drawing>
+                <wp:inline distT="0" distB="0" distL="0" distR="0">
+                  <wp:extent cx="142875" cy="142875"/>
+                  <wp:effectExtent t="0" r="0" b="0" l="0"/>
+                  <wp:docPr id="6" name="mk2" descr="印 2" title="印 2"/>
+                  <wp:cNvGraphicFramePr>
+                    <a:graphicFrameLocks xmlns:a="http://schemas.openxmlformats.org/drawingml/2006/main" noChangeAspect="1"/>
+                  </wp:cNvGraphicFramePr>
+                  <a:graphic xmlns:a="http://schemas.openxmlformats.org/drawingml/2006/main">
+                    <a:graphicData uri="http://schemas.openxmlformats.org/drawingml/2006/picture">
+                      <pic:pic xmlns:pic="http://schemas.openxmlformats.org/drawingml/2006/picture">
+                        <pic:nvPicPr>
+                          <pic:cNvPr id="0" name="" descr=""/>
+                          <pic:cNvPicPr>
+                            <a:picLocks noChangeAspect="1" noChangeArrowheads="1"/>
+                          </pic:cNvPicPr>
+                        </pic:nvPicPr>
+                        <pic:blipFill>
+                          <a:blip r:embed="rId14" cstate="none"/>
+                          <a:srcRect/>
+                          <a:stretch>
+                            <a:fillRect/>
+                          </a:stretch>
+                        </pic:blipFill>
+                        <pic:spPr bwMode="auto">
+                          <a:xfrm>
+                            <a:off x="0" y="0"/>
+                            <a:ext cx="142875" cy="142875"/>
+                          </a:xfrm>
+                          <a:prstGeom prst="rect">
+                            <a:avLst/>
+                          </a:prstGeom>
+                        </pic:spPr>
+                      </pic:pic>
+                    </a:graphicData>
+                  </a:graphic>
+                </wp:inline>
+              </w:drawing>
+            </w:r>
+            <w:r>
+              <w:t xml:space="preserve"> の</w:t>
+            </w:r>
+            <w:r>
+              <w:rPr>
+                <w:b/>
+                <w:bCs/>
+                <w:color w:val="30258F"/>
+                <w:bdr w:val="single" w:color="3A2EA6" w:sz="6" w:space="0"/>
+              </w:rPr>
+              <w:t xml:space="preserve"> 単語を追加 </w:t>
             </w:r>
             <w:r>
               <w:t xml:space="preserve">を押します。</w:t>
@@ -2162,10 +2229,69 @@
           </w:p>
           <w:p>
             <w:pPr>
+              <w:keepNext w:val="false"/>
+              <w:spacing w:after="80" w:before="60"/>
+              <w:jc w:val="left"/>
+            </w:pPr>
+            <w:r>
+              <w:drawing>
+                <wp:inline distT="0" distB="0" distL="0" distR="0">
+                  <wp:extent cx="2857500" cy="971550"/>
+                  <wp:effectExtent t="0" r="0" b="0" l="0"/>
+                  <wp:docPr id="7" name="p_home_wordshead" descr="ホームの「単語」の見出し。右に「追加・管理」のボタン。" title="ホームの「単語」の見出し。右に「追加・管理」のボタン。"/>
+                  <wp:cNvGraphicFramePr>
+                    <a:graphicFrameLocks xmlns:a="http://schemas.openxmlformats.org/drawingml/2006/main" noChangeAspect="1"/>
+                  </wp:cNvGraphicFramePr>
+                  <a:graphic xmlns:a="http://schemas.openxmlformats.org/drawingml/2006/main">
+                    <a:graphicData uri="http://schemas.openxmlformats.org/drawingml/2006/picture">
+                      <pic:pic xmlns:pic="http://schemas.openxmlformats.org/drawingml/2006/picture">
+                        <pic:nvPicPr>
+                          <pic:cNvPr id="0" name="" descr=""/>
+                          <pic:cNvPicPr>
+                            <a:picLocks noChangeAspect="1" noChangeArrowheads="1"/>
+                          </pic:cNvPicPr>
+                        </pic:nvPicPr>
+                        <pic:blipFill>
+                          <a:blip r:embed="rId15" cstate="none"/>
+                          <a:srcRect/>
+                          <a:stretch>
+                            <a:fillRect/>
+                          </a:stretch>
+                        </pic:blipFill>
+                        <pic:spPr bwMode="auto">
+                          <a:xfrm>
+                            <a:off x="0" y="0"/>
+                            <a:ext cx="2857500" cy="971550"/>
+                          </a:xfrm>
+                          <a:prstGeom prst="rect">
+                            <a:avLst/>
+                          </a:prstGeom>
+                        </pic:spPr>
+                      </pic:pic>
+                    </a:graphicData>
+                  </a:graphic>
+                </wp:inline>
+              </w:drawing>
+            </w:r>
+          </w:p>
+          <w:p>
+            <w:pPr>
               <w:spacing w:after="110"/>
             </w:pPr>
             <w:r>
-              <w:t xml:space="preserve">単語がまだ1つもないときは、ホーム画面の単語一覧にある</w:t>
+              <w:t xml:space="preserve">ホーム画面の「単語」の見出しの横にある</w:t>
+            </w:r>
+            <w:r>
+              <w:rPr>
+                <w:b/>
+                <w:bCs/>
+                <w:color w:val="30258F"/>
+                <w:bdr w:val="single" w:color="3A2EA6" w:sz="6" w:space="0"/>
+              </w:rPr>
+              <w:t xml:space="preserve"> 追加・管理 </w:t>
+            </w:r>
+            <w:r>
+              <w:t xml:space="preserve">からも、同じページが開きます。単語がまだ1つもないときは、ホーム画面の</w:t>
             </w:r>
             <w:r>
               <w:rPr>
@@ -2240,7 +2366,7 @@
                 <wp:inline distT="0" distB="0" distL="0" distR="0">
                   <wp:extent cx="1866900" cy="3267075"/>
                   <wp:effectExtent t="0" r="0" b="0" l="0"/>
-                  <wp:docPr id="7" name="p_aw_step1" descr="新しい単語を追加の画面。表示テキストに 電話、ひらがな読みに でんわ。" title="新しい単語を追加の画面。表示テキストに 電話、ひらがな読みに でんわ。"/>
+                  <wp:docPr id="9" name="p_aw_step1" descr="新しい単語を追加の画面。単語に 電話 と入れると、読みがなに でんわ が自動で入り、「自動で入れました。ちがうときは直してください。」と出ている。" title="新しい単語を追加の画面。単語に 電話 と入れると、読みがなに でんわ が自動で入り、「自動で入れました。ちがうときは直してください。」と出ている。"/>
                   <wp:cNvGraphicFramePr>
                     <a:graphicFrameLocks xmlns:a="http://schemas.openxmlformats.org/drawingml/2006/main" noChangeAspect="1"/>
                   </wp:cNvGraphicFramePr>
@@ -2254,7 +2380,7 @@
                           </pic:cNvPicPr>
                         </pic:nvPicPr>
                         <pic:blipFill>
-                          <a:blip r:embed="rId14" cstate="none"/>
+                          <a:blip r:embed="rId16" cstate="none"/>
                           <a:srcRect/>
                           <a:stretch>
                             <a:fillRect/>
@@ -2306,7 +2432,7 @@
               <w:t xml:space="preserve"> 2 </w:t>
             </w:r>
             <w:r>
-              <w:t xml:space="preserve">　単語と読みを入力する</w:t>
+              <w:t xml:space="preserve">　単語と読みがなを入力する</w:t>
             </w:r>
           </w:p>
           <w:p>
@@ -2318,20 +2444,20 @@
                 <w:b/>
                 <w:bCs/>
               </w:rPr>
-              <w:t xml:space="preserve">表示テキスト</w:t>
-            </w:r>
-            <w:r>
-              <w:t xml:space="preserve">には画面に出る書き方（漢字でもかまいません）、</w:t>
-            </w:r>
-            <w:r>
-              <w:rPr>
-                <w:b/>
-                <w:bCs/>
-              </w:rPr>
-              <w:t xml:space="preserve">ひらがな読み</w:t>
-            </w:r>
-            <w:r>
-              <w:t xml:space="preserve">には読み方をひらがなで入力し、</w:t>
+              <w:t xml:space="preserve">単語</w:t>
+            </w:r>
+            <w:r>
+              <w:t xml:space="preserve">には、画面に出る書き方を入れます（漢字・カタカナでもかまいません）。</w:t>
+            </w:r>
+            <w:r>
+              <w:rPr>
+                <w:b/>
+                <w:bCs/>
+              </w:rPr>
+              <w:t xml:space="preserve">読みがな</w:t>
+            </w:r>
+            <w:r>
+              <w:t xml:space="preserve">は自動で入るので、合っているかを確かめ、ちがうときはひらがなで直します。</w:t>
             </w:r>
             <w:r>
               <w:rPr>
@@ -2340,7 +2466,7 @@
                 <w:color w:val="30258F"/>
                 <w:bdr w:val="single" w:color="3A2EA6" w:sz="6" w:space="0"/>
               </w:rPr>
-              <w:t xml:space="preserve"> 次へ（お手本録画） → </w:t>
+              <w:t xml:space="preserve"> 次へ：お手本を録画 </w:t>
             </w:r>
             <w:r>
               <w:t xml:space="preserve">を押します。</w:t>
@@ -2351,7 +2477,7 @@
               <w:spacing w:after="110"/>
             </w:pPr>
             <w:r>
-              <w:t xml:space="preserve">のばす音は「がっこう」のように書いても、「がっこー」のように「ー」で書いてもかまいません。</w:t>
+              <w:t xml:space="preserve">自動で入る読みがなは、まちがうことがあります（たとえば「お母さん」）。かならず確かめてください。のばす音は「がっこう」のように書いても、「がっこー」のように「ー」で書いてもかまいません。</w:t>
             </w:r>
           </w:p>
           <w:p>
@@ -2422,7 +2548,7 @@
                 <wp:inline distT="0" distB="0" distL="0" distR="0">
                   <wp:extent cx="1866900" cy="3267075"/>
                   <wp:effectExtent t="0" r="0" b="0" l="0"/>
-                  <wp:docPr id="8" name="p_aw_match" descr="前に削除した「温度」（おんど）があります、の案内と、元に戻す のボタン。" title="前に削除した「温度」（おんど）があります、の案内と、元に戻す のボタン。"/>
+                  <wp:docPr id="10" name="p_aw_match" descr="新しい単語を追加の画面。前に削除した「温度」（おんど）があります（練習の記録6回）という案内と、元に戻す のボタン。" title="新しい単語を追加の画面。前に削除した「温度」（おんど）があります（練習の記録6回）という案内と、元に戻す のボタン。"/>
                   <wp:cNvGraphicFramePr>
                     <a:graphicFrameLocks xmlns:a="http://schemas.openxmlformats.org/drawingml/2006/main" noChangeAspect="1"/>
                   </wp:cNvGraphicFramePr>
@@ -2436,7 +2562,7 @@
                           </pic:cNvPicPr>
                         </pic:nvPicPr>
                         <pic:blipFill>
-                          <a:blip r:embed="rId15" cstate="none"/>
+                          <a:blip r:embed="rId17" cstate="none"/>
                           <a:srcRect/>
                           <a:stretch>
                             <a:fillRect/>
@@ -2495,7 +2621,7 @@
                 <w:color w:val="30258F"/>
                 <w:bdr w:val="single" w:color="3A2EA6" w:sz="6" w:space="0"/>
               </w:rPr>
-              <w:t xml:space="preserve"> 次へ（お手本録画） → </w:t>
+              <w:t xml:space="preserve"> 次へ：お手本を録画 </w:t>
             </w:r>
             <w:r>
               <w:t xml:space="preserve">を押すと、同じ単語がないかを確かめます。練習の記録が2つに分かれないよう、同じ単語は新しく追加できません。</w:t>
@@ -2515,7 +2641,7 @@
                 <w:b/>
                 <w:bCs/>
               </w:rPr>
-              <w:t xml:space="preserve">「○○はもう登録されています。」と出たとき</w:t>
+              <w:t xml:space="preserve">「○○は、もう登録されています。」と出たとき</w:t>
             </w:r>
             <w:r>
               <w:t xml:space="preserve">：単語の一覧にあります。新しく追加する必要はありません。</w:t>
@@ -2657,7 +2783,7 @@
                 <wp:inline distT="0" distB="0" distL="0" distR="0">
                   <wp:extent cx="1866900" cy="3267075"/>
                   <wp:effectExtent t="0" r="0" b="0" l="0"/>
-                  <wp:docPr id="9" name="p_aw_step2" descr="お手本を録画の画面。点線の枠、MIC のバー、録画開始（3秒）。" title="お手本を録画の画面。点線の枠、MIC のバー、録画開始（3秒）。"/>
+                  <wp:docPr id="11" name="p_aw_step2" descr="お手本を録画の画面。上に 電話・でんわ と「3・2・1 のあと、1回はっきり言います」、カメラの映像に点線の枠、声の大きさのバー、録画をはじめる のボタン。" title="お手本を録画の画面。上に 電話・でんわ と「3・2・1 のあと、1回はっきり言います」、カメラの映像に点線の枠、声の大きさのバー、録画をはじめる のボタン。"/>
                   <wp:cNvGraphicFramePr>
                     <a:graphicFrameLocks xmlns:a="http://schemas.openxmlformats.org/drawingml/2006/main" noChangeAspect="1"/>
                   </wp:cNvGraphicFramePr>
@@ -2671,7 +2797,7 @@
                           </pic:cNvPicPr>
                         </pic:nvPicPr>
                         <pic:blipFill>
-                          <a:blip r:embed="rId16" cstate="none"/>
+                          <a:blip r:embed="rId18" cstate="none"/>
                           <a:srcRect/>
                           <a:stretch>
                             <a:fillRect/>
@@ -2731,7 +2857,7 @@
               <w:spacing w:after="110"/>
             </w:pPr>
             <w:r>
-              <w:t xml:space="preserve">カメラが起動します。顔を点線の枠に合わせ、「準備完了。『録画開始』を押してください。」と表示されたら準備ができています。</w:t>
+              <w:t xml:space="preserve">カメラが起動します。上に、言う単語と読みがなが大きく出ます。顔を点線の枠に合わせると、「ちょうどいい位置です」と出ます（「近すぎます」「遠すぎます」と出たら、スマートフォンとの距離を変えます）。</w:t>
             </w:r>
           </w:p>
           <w:p>
@@ -2746,10 +2872,10 @@
                 <w:b/>
                 <w:bCs/>
               </w:rPr>
-              <w:t xml:space="preserve">MIC</w:t>
-            </w:r>
-            <w:r>
-              <w:t xml:space="preserve"> のバーが動くことも確かめてください。動かないときは、マイクが音を拾えていません。</w:t>
+              <w:t xml:space="preserve">声の大きさ</w:t>
+            </w:r>
+            <w:r>
+              <w:t xml:space="preserve">のバーが動くことも確かめてください。動かないときは、マイクが音を拾えていません。</w:t>
             </w:r>
           </w:p>
           <w:p>
@@ -2820,7 +2946,7 @@
                 <wp:inline distT="0" distB="0" distL="0" distR="0">
                   <wp:extent cx="1866900" cy="3267075"/>
                   <wp:effectExtent t="0" r="0" b="0" l="0"/>
-                  <wp:docPr id="10" name="p_aw_recording" descr="録画中… 2秒 の表示。" title="録画中… 2秒 の表示。"/>
+                  <wp:docPr id="12" name="p_aw_recording" descr="録画中の画面。左上に 録画中 の表示、下に進み具合の赤い線、ちょうどいい位置です の表示。" title="録画中の画面。左上に 録画中 の表示、下に進み具合の赤い線、ちょうどいい位置です の表示。"/>
                   <wp:cNvGraphicFramePr>
                     <a:graphicFrameLocks xmlns:a="http://schemas.openxmlformats.org/drawingml/2006/main" noChangeAspect="1"/>
                   </wp:cNvGraphicFramePr>
@@ -2834,7 +2960,7 @@
                           </pic:cNvPicPr>
                         </pic:nvPicPr>
                         <pic:blipFill>
-                          <a:blip r:embed="rId17" cstate="none"/>
+                          <a:blip r:embed="rId19" cstate="none"/>
                           <a:srcRect/>
                           <a:stretch>
                             <a:fillRect/>
@@ -2886,7 +3012,7 @@
               <w:t xml:space="preserve"> 4 </w:t>
             </w:r>
             <w:r>
-              <w:t xml:space="preserve">　3秒間、録画する</w:t>
+              <w:t xml:space="preserve">　3・2・1 のあと、3秒間録画する</w:t>
             </w:r>
           </w:p>
           <w:p>
@@ -2900,10 +3026,18 @@
                 <w:color w:val="30258F"/>
                 <w:bdr w:val="single" w:color="3A2EA6" w:sz="6" w:space="0"/>
               </w:rPr>
-              <w:t xml:space="preserve"> 録画開始（3秒） </w:t>
-            </w:r>
-            <w:r>
-              <w:t xml:space="preserve">を押し、単語をはっきり1回言います。3秒たつと自動で止まり、登録が始まります。</w:t>
+              <w:t xml:space="preserve"> 録画をはじめる </w:t>
+            </w:r>
+            <w:r>
+              <w:t xml:space="preserve">を押すと、画面に「3・2・1」と出ます。「どうぞ！」が出たら、単語をはっきり1回言います。</w:t>
+            </w:r>
+          </w:p>
+          <w:p>
+            <w:pPr>
+              <w:spacing w:after="110"/>
+            </w:pPr>
+            <w:r>
+              <w:t xml:space="preserve">3秒たつと自動で止まります。録画中は、左上に「録画中」と出て、下の赤い線がのびていきます。</w:t>
             </w:r>
           </w:p>
         </w:tc>
@@ -2966,7 +3100,7 @@
                 <wp:inline distT="0" distB="0" distL="0" distR="0">
                   <wp:extent cx="1866900" cy="3267075"/>
                   <wp:effectExtent t="0" r="0" b="0" l="0"/>
-                  <wp:docPr id="12" name="p_aw_done" descr="「電話」を追加しました（お手本つき）の画面。" title="「電話」を追加しました（お手本つき）の画面。"/>
+                  <wp:docPr id="13" name="p_aw_check" descr="録画を確かめる画面。録った動画、「口が、はっきり映っている」「「でんわ」の声が聞こえる」の確かめる点、これで登録する と 録り直す のボタン。" title="録画を確かめる画面。録った動画、「口が、はっきり映っている」「「でんわ」の声が聞こえる」の確かめる点、これで登録する と 録り直す のボタン。"/>
                   <wp:cNvGraphicFramePr>
                     <a:graphicFrameLocks xmlns:a="http://schemas.openxmlformats.org/drawingml/2006/main" noChangeAspect="1"/>
                   </wp:cNvGraphicFramePr>
@@ -2980,7 +3114,7 @@
                           </pic:cNvPicPr>
                         </pic:nvPicPr>
                         <pic:blipFill>
-                          <a:blip r:embed="rId18" cstate="none"/>
+                          <a:blip r:embed="rId20" cstate="none"/>
                           <a:srcRect/>
                           <a:stretch>
                             <a:fillRect/>
@@ -3032,7 +3166,7 @@
               <w:t xml:space="preserve"> 5 </w:t>
             </w:r>
             <w:r>
-              <w:t xml:space="preserve">　登録の完了</w:t>
+              <w:t xml:space="preserve">　録画を確かめて登録する</w:t>
             </w:r>
           </w:p>
           <w:p>
@@ -3040,7 +3174,7 @@
               <w:spacing w:after="110"/>
             </w:pPr>
             <w:r>
-              <w:t xml:space="preserve">「追加しました（お手本つき）」と表示されたら完了です。続けて登録するときは</w:t>
+              <w:t xml:space="preserve">録った動画が、音といっしょに再生されます。口がはっきり映っていて、声が聞こえれば</w:t>
             </w:r>
             <w:r>
               <w:rPr>
@@ -3049,10 +3183,18 @@
                 <w:color w:val="30258F"/>
                 <w:bdr w:val="single" w:color="3A2EA6" w:sz="6" w:space="0"/>
               </w:rPr>
-              <w:t xml:space="preserve"> ＋ 続けて単語を追加 </w:t>
-            </w:r>
-            <w:r>
-              <w:t xml:space="preserve">、終わるときは</w:t>
+              <w:t xml:space="preserve"> これで登録する </w:t>
+            </w:r>
+            <w:r>
+              <w:t xml:space="preserve">を押します。登録には10秒ほどかかります。</w:t>
+            </w:r>
+          </w:p>
+          <w:p>
+            <w:pPr>
+              <w:spacing w:after="110"/>
+            </w:pPr>
+            <w:r>
+              <w:t xml:space="preserve">声が小さい、顔が枠から外れていたなど、うまく録れていないときは</w:t>
             </w:r>
             <w:r>
               <w:rPr>
@@ -3061,65 +3203,22 @@
                 <w:color w:val="30258F"/>
                 <w:bdr w:val="single" w:color="3A2EA6" w:sz="6" w:space="0"/>
               </w:rPr>
-              <w:t xml:space="preserve"> 完了して一覧に戻る </w:t>
+              <w:t xml:space="preserve"> 録り直す </w:t>
+            </w:r>
+            <w:r>
+              <w:t xml:space="preserve">を押して、もう一度録画します。動画をもう一度見たいときは、動画の上の</w:t>
+            </w:r>
+            <w:r>
+              <w:rPr>
+                <w:b/>
+                <w:bCs/>
+                <w:color w:val="30258F"/>
+                <w:bdr w:val="single" w:color="3A2EA6" w:sz="6" w:space="0"/>
+              </w:rPr>
+              <w:t xml:space="preserve"> もう一度見る </w:t>
             </w:r>
             <w:r>
               <w:t xml:space="preserve">を押します。</w:t>
-            </w:r>
-          </w:p>
-          <w:p>
-            <w:pPr>
-              <w:keepNext w:val="false"/>
-              <w:spacing w:after="80" w:before="60"/>
-              <w:jc w:val="left"/>
-            </w:pPr>
-            <w:r>
-              <w:drawing>
-                <wp:inline distT="0" distB="0" distL="0" distR="0">
-                  <wp:extent cx="2381250" cy="1552575"/>
-                  <wp:effectExtent t="0" r="0" b="0" l="0"/>
-                  <wp:docPr id="11" name="p_wordcard_new" descr="ホームの単語カード「電話」。まだ練習していません の表示。" title="ホームの単語カード「電話」。まだ練習していません の表示。"/>
-                  <wp:cNvGraphicFramePr>
-                    <a:graphicFrameLocks xmlns:a="http://schemas.openxmlformats.org/drawingml/2006/main" noChangeAspect="1"/>
-                  </wp:cNvGraphicFramePr>
-                  <a:graphic xmlns:a="http://schemas.openxmlformats.org/drawingml/2006/main">
-                    <a:graphicData uri="http://schemas.openxmlformats.org/drawingml/2006/picture">
-                      <pic:pic xmlns:pic="http://schemas.openxmlformats.org/drawingml/2006/picture">
-                        <pic:nvPicPr>
-                          <pic:cNvPr id="0" name="" descr=""/>
-                          <pic:cNvPicPr>
-                            <a:picLocks noChangeAspect="1" noChangeArrowheads="1"/>
-                          </pic:cNvPicPr>
-                        </pic:nvPicPr>
-                        <pic:blipFill>
-                          <a:blip r:embed="rId19" cstate="none"/>
-                          <a:srcRect/>
-                          <a:stretch>
-                            <a:fillRect/>
-                          </a:stretch>
-                        </pic:blipFill>
-                        <pic:spPr bwMode="auto">
-                          <a:xfrm>
-                            <a:off x="0" y="0"/>
-                            <a:ext cx="2381250" cy="1552575"/>
-                          </a:xfrm>
-                          <a:prstGeom prst="rect">
-                            <a:avLst/>
-                          </a:prstGeom>
-                        </pic:spPr>
-                      </pic:pic>
-                    </a:graphicData>
-                  </a:graphic>
-                </wp:inline>
-              </w:drawing>
-            </w:r>
-          </w:p>
-          <w:p>
-            <w:pPr>
-              <w:spacing w:after="110"/>
-            </w:pPr>
-            <w:r>
-              <w:t xml:space="preserve">ホームの単語一覧に追加され、お子さんが練習を始められます。</w:t>
             </w:r>
           </w:p>
         </w:tc>
@@ -3132,56 +3231,6 @@
         </w:pBdr>
         <w:spacing w:after="160" w:before="60"/>
       </w:pPr>
-    </w:p>
-    <w:p>
-      <w:pPr>
-        <w:pBdr>
-          <w:top w:val="single" w:color="FCF1DD" w:sz="4" w:space="5"/>
-          <w:left w:val="single" w:color="D08A1E" w:sz="24" w:space="7"/>
-          <w:bottom w:val="single" w:color="FCF1DD" w:sz="4" w:space="5"/>
-          <w:right w:val="single" w:color="FCF1DD" w:sz="4" w:space="7"/>
-        </w:pBdr>
-        <w:shd w:fill="FCF1DD" w:color="auto" w:val="clear"/>
-        <w:spacing w:after="180" w:before="140" w:line="300"/>
-        <w:ind w:left="170" w:right="150"/>
-      </w:pPr>
-      <w:r>
-        <w:rPr>
-          <w:b/>
-          <w:bCs/>
-          <w:color w:val="8A5A0A"/>
-        </w:rPr>
-        <w:t xml:space="preserve">登録できなかったとき　</w:t>
-      </w:r>
-      <w:r>
-        <w:t xml:space="preserve">「発音が認識できませんでした」と表示されたときは、声を聞き取れなかったため登録していません。静かな場所で、マイクがミュートになっていないか確かめて、もう一度はっきり発音して録画してください。「マイクの音が検出できなかったため、登録していません。」と表示されたときは、MIC のバーが動くことを確かめてから録画し直してください。</w:t>
-      </w:r>
-    </w:p>
-    <w:p>
-      <w:pPr>
-        <w:pStyle w:val="Heading1"/>
-      </w:pPr>
-      <w:r>
-        <w:rPr>
-          <w:color w:val="3A2EA6"/>
-        </w:rPr>
-        <w:t xml:space="preserve">5</w:t>
-      </w:r>
-      <w:r>
-        <w:t xml:space="preserve">　お手本の録り直し・単語の削除</w:t>
-      </w:r>
-    </w:p>
-    <w:p>
-      <w:pPr>
-        <w:keepNext/>
-        <w:spacing w:after="160"/>
-      </w:pPr>
-      <w:r>
-        <w:rPr>
-          <w:color w:val="47465E"/>
-        </w:rPr>
-        <w:t xml:space="preserve">ホームの単語カードの上にある2つのボタンを使います。</w:t>
-      </w:r>
     </w:p>
     <w:tbl>
       <w:tblPr>
@@ -3232,7 +3281,7 @@
                 <wp:inline distT="0" distB="0" distL="0" distR="0">
                   <wp:extent cx="1866900" cy="3267075"/>
                   <wp:effectExtent t="0" r="0" b="0" l="0"/>
-                  <wp:docPr id="13" name="p_ref_rerecord" descr="「電話」のお手本を登録の画面。録画開始（3秒）と閉じる。" title="「電話」のお手本を登録の画面。録画開始（3秒）と閉じる。"/>
+                  <wp:docPr id="15" name="p_aw_done" descr="「電話」を追加しました の画面。この単語を練習する、続けて追加する、おわる のボタン。" title="「電話」を追加しました の画面。この単語を練習する、続けて追加する、おわる のボタン。"/>
                   <wp:cNvGraphicFramePr>
                     <a:graphicFrameLocks xmlns:a="http://schemas.openxmlformats.org/drawingml/2006/main" noChangeAspect="1"/>
                   </wp:cNvGraphicFramePr>
@@ -3246,7 +3295,7 @@
                           </pic:cNvPicPr>
                         </pic:nvPicPr>
                         <pic:blipFill>
-                          <a:blip r:embed="rId20" cstate="none"/>
+                          <a:blip r:embed="rId21" cstate="none"/>
                           <a:srcRect/>
                           <a:stretch>
                             <a:fillRect/>
@@ -3295,10 +3344,10 @@
                 <w:color w:val="30258F"/>
                 <w:shd w:fill="ECEAFA" w:color="auto" w:val="clear"/>
               </w:rPr>
-              <w:t xml:space="preserve"> 1 </w:t>
-            </w:r>
-            <w:r>
-              <w:t xml:space="preserve">　お手本を録り直す</w:t>
+              <w:t xml:space="preserve"> 6 </w:t>
+            </w:r>
+            <w:r>
+              <w:t xml:space="preserve">　登録の完了</w:t>
             </w:r>
           </w:p>
           <w:p>
@@ -3306,7 +3355,7 @@
               <w:spacing w:after="110"/>
             </w:pPr>
             <w:r>
-              <w:t xml:space="preserve">単語カードの</w:t>
+              <w:t xml:space="preserve">「『電話』を追加しました」と表示されたら完了です。続けて登録するときは</w:t>
             </w:r>
             <w:r>
               <w:rPr>
@@ -3315,10 +3364,10 @@
                 <w:color w:val="30258F"/>
                 <w:bdr w:val="single" w:color="3A2EA6" w:sz="6" w:space="0"/>
               </w:rPr>
-              <w:t xml:space="preserve"> お手本を録り直す </w:t>
-            </w:r>
-            <w:r>
-              <w:t xml:space="preserve">を押すと、録画の画面が開きます。</w:t>
+              <w:t xml:space="preserve"> ＋ 続けて追加する </w:t>
+            </w:r>
+            <w:r>
+              <w:t xml:space="preserve">、終わるときは</w:t>
             </w:r>
             <w:r>
               <w:rPr>
@@ -3327,10 +3376,69 @@
                 <w:color w:val="30258F"/>
                 <w:bdr w:val="single" w:color="3A2EA6" w:sz="6" w:space="0"/>
               </w:rPr>
-              <w:t xml:space="preserve"> 録画開始（3秒） </w:t>
-            </w:r>
-            <w:r>
-              <w:t xml:space="preserve">で録画すると、その単語のお手本が新しいものに置きかわります。</w:t>
+              <w:t xml:space="preserve"> おわる </w:t>
+            </w:r>
+            <w:r>
+              <w:t xml:space="preserve">を押します。</w:t>
+            </w:r>
+            <w:r>
+              <w:rPr>
+                <w:b/>
+                <w:bCs/>
+                <w:color w:val="30258F"/>
+                <w:bdr w:val="single" w:color="3A2EA6" w:sz="6" w:space="0"/>
+              </w:rPr>
+              <w:t xml:space="preserve"> この単語を練習する </w:t>
+            </w:r>
+            <w:r>
+              <w:t xml:space="preserve">を押すと、その単語の練習にすぐ進みます。</w:t>
+            </w:r>
+          </w:p>
+          <w:p>
+            <w:pPr>
+              <w:keepNext w:val="false"/>
+              <w:spacing w:after="80" w:before="60"/>
+              <w:jc w:val="left"/>
+            </w:pPr>
+            <w:r>
+              <w:drawing>
+                <wp:inline distT="0" distB="0" distL="0" distR="0">
+                  <wp:extent cx="2381250" cy="1552575"/>
+                  <wp:effectExtent t="0" r="0" b="0" l="0"/>
+                  <wp:docPr id="14" name="p_wordcard_new" descr="ホームの単語カード「電話」。まだ練習していません の表示。" title="ホームの単語カード「電話」。まだ練習していません の表示。"/>
+                  <wp:cNvGraphicFramePr>
+                    <a:graphicFrameLocks xmlns:a="http://schemas.openxmlformats.org/drawingml/2006/main" noChangeAspect="1"/>
+                  </wp:cNvGraphicFramePr>
+                  <a:graphic xmlns:a="http://schemas.openxmlformats.org/drawingml/2006/main">
+                    <a:graphicData uri="http://schemas.openxmlformats.org/drawingml/2006/picture">
+                      <pic:pic xmlns:pic="http://schemas.openxmlformats.org/drawingml/2006/picture">
+                        <pic:nvPicPr>
+                          <pic:cNvPr id="0" name="" descr=""/>
+                          <pic:cNvPicPr>
+                            <a:picLocks noChangeAspect="1" noChangeArrowheads="1"/>
+                          </pic:cNvPicPr>
+                        </pic:nvPicPr>
+                        <pic:blipFill>
+                          <a:blip r:embed="rId22" cstate="none"/>
+                          <a:srcRect/>
+                          <a:stretch>
+                            <a:fillRect/>
+                          </a:stretch>
+                        </pic:blipFill>
+                        <pic:spPr bwMode="auto">
+                          <a:xfrm>
+                            <a:off x="0" y="0"/>
+                            <a:ext cx="2381250" cy="1552575"/>
+                          </a:xfrm>
+                          <a:prstGeom prst="rect">
+                            <a:avLst/>
+                          </a:prstGeom>
+                        </pic:spPr>
+                      </pic:pic>
+                    </a:graphicData>
+                  </a:graphic>
+                </wp:inline>
+              </w:drawing>
             </w:r>
           </w:p>
           <w:p>
@@ -3338,15 +3446,7 @@
               <w:spacing w:after="110"/>
             </w:pPr>
             <w:r>
-              <w:t xml:space="preserve">お手本の口元が見えにくい、声が小さいなど、録り直したいときに使います。</w:t>
-            </w:r>
-          </w:p>
-          <w:p>
-            <w:pPr>
-              <w:spacing w:after="110"/>
-            </w:pPr>
-            <w:r>
-              <w:t xml:space="preserve">「顔（口元）が映っていませんでした」と表示されたときは、明るい場所で、顔を点線の枠に合わせて録り直してください。このとき、今のお手本はそのまま残ります。</w:t>
+              <w:t xml:space="preserve">ホームの単語一覧に追加され、お子さんが練習を始められます。</w:t>
             </w:r>
           </w:p>
         </w:tc>
@@ -3359,6 +3459,68 @@
         </w:pBdr>
         <w:spacing w:after="160" w:before="60"/>
       </w:pPr>
+    </w:p>
+    <w:p>
+      <w:pPr>
+        <w:pBdr>
+          <w:top w:val="single" w:color="FCF1DD" w:sz="4" w:space="5"/>
+          <w:left w:val="single" w:color="D08A1E" w:sz="24" w:space="7"/>
+          <w:bottom w:val="single" w:color="FCF1DD" w:sz="4" w:space="5"/>
+          <w:right w:val="single" w:color="FCF1DD" w:sz="4" w:space="7"/>
+        </w:pBdr>
+        <w:shd w:fill="FCF1DD" w:color="auto" w:val="clear"/>
+        <w:spacing w:after="180" w:before="140" w:line="300"/>
+        <w:ind w:left="170" w:right="150"/>
+      </w:pPr>
+      <w:r>
+        <w:rPr>
+          <w:b/>
+          <w:bCs/>
+          <w:color w:val="8A5A0A"/>
+        </w:rPr>
+        <w:t xml:space="preserve">登録できなかったとき　</w:t>
+      </w:r>
+      <w:r>
+        <w:t xml:space="preserve">「発音が認識できませんでした」と表示されたときは、声を聞き取れなかったため登録していません。静かな場所で、マイクがミュートになっていないか確かめて、</w:t>
+      </w:r>
+      <w:r>
+        <w:rPr>
+          <w:b/>
+          <w:bCs/>
+          <w:color w:val="30258F"/>
+          <w:bdr w:val="single" w:color="3A2EA6" w:sz="6" w:space="0"/>
+        </w:rPr>
+        <w:t xml:space="preserve"> 録り直す </w:t>
+      </w:r>
+      <w:r>
+        <w:t xml:space="preserve">から、もう一度はっきり発音して録画してください。「声が録れていませんでした」と表示されたときは、声の大きさのバーが動くことを確かめてから録画し直してください。</w:t>
+      </w:r>
+    </w:p>
+    <w:p>
+      <w:pPr>
+        <w:pStyle w:val="Heading1"/>
+      </w:pPr>
+      <w:r>
+        <w:rPr>
+          <w:color w:val="3A2EA6"/>
+        </w:rPr>
+        <w:t xml:space="preserve">5</w:t>
+      </w:r>
+      <w:r>
+        <w:t xml:space="preserve">　単語の編集・お手本の録り直し・削除</w:t>
+      </w:r>
+    </w:p>
+    <w:p>
+      <w:pPr>
+        <w:keepNext/>
+        <w:spacing w:after="160"/>
+      </w:pPr>
+      <w:r>
+        <w:rPr>
+          <w:color w:val="47465E"/>
+        </w:rPr>
+        <w:t xml:space="preserve">「単語」のページで単語を押すと、その単語の編集の画面が開きます。お手本の録り直しと削除は、ホームの単語カードの上のボタンからもできます。</w:t>
+      </w:r>
     </w:p>
     <w:tbl>
       <w:tblPr>
@@ -3401,15 +3563,15 @@
           <w:p>
             <w:pPr>
               <w:keepNext w:val="false"/>
-              <w:spacing w:after="140" w:before="0"/>
+              <w:spacing w:after="80" w:before="0"/>
               <w:jc w:val="center"/>
             </w:pPr>
             <w:r>
               <w:drawing>
                 <wp:inline distT="0" distB="0" distL="0" distR="0">
-                  <wp:extent cx="1809750" cy="1333500"/>
+                  <wp:extent cx="1866900" cy="3267075"/>
                   <wp:effectExtent t="0" r="0" b="0" l="0"/>
-                  <wp:docPr id="14" name="p_delete_pending" descr="削除を1回押したところ。もう一度押すと削除 の表示。" title="削除を1回押したところ。もう一度押すと削除 の表示。"/>
+                  <wp:docPr id="16" name="p_word_edit" descr="単語の編集の画面。上にお手本の動画と「お手本を見る」「お手本を録り直す」、下に 単語・読みがな・メモ の入力欄。" title="単語の編集の画面。上にお手本の動画と「お手本を見る」「お手本を録り直す」、下に 単語・読みがな・メモ の入力欄。"/>
                   <wp:cNvGraphicFramePr>
                     <a:graphicFrameLocks xmlns:a="http://schemas.openxmlformats.org/drawingml/2006/main" noChangeAspect="1"/>
                   </wp:cNvGraphicFramePr>
@@ -3423,7 +3585,393 @@
                           </pic:cNvPicPr>
                         </pic:nvPicPr>
                         <pic:blipFill>
-                          <a:blip r:embed="rId21" cstate="none"/>
+                          <a:blip r:embed="rId23" cstate="none"/>
+                          <a:srcRect/>
+                          <a:stretch>
+                            <a:fillRect/>
+                          </a:stretch>
+                        </pic:blipFill>
+                        <pic:spPr bwMode="auto">
+                          <a:xfrm>
+                            <a:off x="0" y="0"/>
+                            <a:ext cx="1866900" cy="3267075"/>
+                          </a:xfrm>
+                          <a:prstGeom prst="rect">
+                            <a:avLst/>
+                          </a:prstGeom>
+                        </pic:spPr>
+                      </pic:pic>
+                    </a:graphicData>
+                  </a:graphic>
+                </wp:inline>
+              </w:drawing>
+            </w:r>
+          </w:p>
+        </w:tc>
+        <w:tc>
+          <w:tcPr>
+            <w:tcW w:type="dxa" w:w="6602"/>
+            <w:tcBorders>
+              <w:top w:val="none" w:color="FFFFFF" w:sz="0"/>
+              <w:left w:val="none" w:color="FFFFFF" w:sz="0"/>
+              <w:bottom w:val="none" w:color="FFFFFF" w:sz="0"/>
+              <w:right w:val="none" w:color="FFFFFF" w:sz="0"/>
+            </w:tcBorders>
+            <w:tcMar>
+              <w:top w:type="dxa" w:w="60"/>
+              <w:left w:type="dxa" w:w="120"/>
+              <w:bottom w:type="dxa" w:w="60"/>
+              <w:right w:type="dxa" w:w="0"/>
+            </w:tcMar>
+            <w:vAlign w:val="top"/>
+          </w:tcPr>
+          <w:p>
+            <w:pPr>
+              <w:pStyle w:val="Heading2"/>
+            </w:pPr>
+            <w:r>
+              <w:rPr>
+                <w:color w:val="30258F"/>
+                <w:shd w:fill="ECEAFA" w:color="auto" w:val="clear"/>
+              </w:rPr>
+              <w:t xml:space="preserve"> 1 </w:t>
+            </w:r>
+            <w:r>
+              <w:t xml:space="preserve">　単語を編集する</w:t>
+            </w:r>
+          </w:p>
+          <w:p>
+            <w:pPr>
+              <w:spacing w:after="110"/>
+            </w:pPr>
+            <w:r>
+              <w:t xml:space="preserve">単語のページで、直したい単語を押します。</w:t>
+            </w:r>
+            <w:r>
+              <w:rPr>
+                <w:b/>
+                <w:bCs/>
+                <w:color w:val="30258F"/>
+                <w:bdr w:val="single" w:color="3A2EA6" w:sz="6" w:space="0"/>
+              </w:rPr>
+              <w:t xml:space="preserve"> お手本を見る </w:t>
+            </w:r>
+            <w:r>
+              <w:t xml:space="preserve">で、今のお手本を確かめられます。</w:t>
+            </w:r>
+          </w:p>
+          <w:p>
+            <w:pPr>
+              <w:spacing w:after="110"/>
+            </w:pPr>
+            <w:r>
+              <w:t xml:space="preserve">単語・読みがな・</w:t>
+            </w:r>
+            <w:r>
+              <w:rPr>
+                <w:b/>
+                <w:bCs/>
+              </w:rPr>
+              <w:t xml:space="preserve">メモ</w:t>
+            </w:r>
+            <w:r>
+              <w:t xml:space="preserve">（練習のコツなど。ホームの単語カードに出ます）・</w:t>
+            </w:r>
+            <w:r>
+              <w:rPr>
+                <w:b/>
+                <w:bCs/>
+              </w:rPr>
+              <w:t xml:space="preserve">タグ</w:t>
+            </w:r>
+            <w:r>
+              <w:t xml:space="preserve">（「、」で区切ります。ホームで単語を絞りこめます）を直して、</w:t>
+            </w:r>
+            <w:r>
+              <w:rPr>
+                <w:b/>
+                <w:bCs/>
+                <w:color w:val="30258F"/>
+                <w:bdr w:val="single" w:color="3A2EA6" w:sz="6" w:space="0"/>
+              </w:rPr>
+              <w:t xml:space="preserve"> 保存する </w:t>
+            </w:r>
+            <w:r>
+              <w:t xml:space="preserve">を押します。</w:t>
+            </w:r>
+          </w:p>
+          <w:p>
+            <w:pPr>
+              <w:spacing w:after="110"/>
+            </w:pPr>
+            <w:r>
+              <w:t xml:space="preserve">読みがなを変えたときは、続けてお手本を録り直す画面が開きます。新しい読みで録画し直してください。</w:t>
+            </w:r>
+          </w:p>
+        </w:tc>
+      </w:tr>
+    </w:tbl>
+    <w:p>
+      <w:pPr>
+        <w:pBdr>
+          <w:bottom w:val="dashed" w:color="DCDAEA" w:sz="4" w:space="1"/>
+        </w:pBdr>
+        <w:spacing w:after="160" w:before="60"/>
+      </w:pPr>
+    </w:p>
+    <w:tbl>
+      <w:tblPr>
+        <w:tblW w:type="dxa" w:w="9752"/>
+        <w:tblBorders>
+          <w:top w:val="none" w:color="FFFFFF" w:sz="0"/>
+          <w:left w:val="none" w:color="FFFFFF" w:sz="0"/>
+          <w:bottom w:val="none" w:color="FFFFFF" w:sz="0"/>
+          <w:right w:val="none" w:color="FFFFFF" w:sz="0"/>
+          <w:insideH w:val="none" w:color="FFFFFF" w:sz="0"/>
+          <w:insideV w:val="none" w:color="FFFFFF" w:sz="0"/>
+        </w:tblBorders>
+        <w:tblLayout w:type="fixed"/>
+      </w:tblPr>
+      <w:tblGrid>
+        <w:gridCol w:w="3150"/>
+        <w:gridCol w:w="6602"/>
+      </w:tblGrid>
+      <w:tr>
+        <w:trPr>
+          <w:cantSplit/>
+        </w:trPr>
+        <w:tc>
+          <w:tcPr>
+            <w:tcW w:type="dxa" w:w="3150"/>
+            <w:tcBorders>
+              <w:top w:val="none" w:color="FFFFFF" w:sz="0"/>
+              <w:left w:val="none" w:color="FFFFFF" w:sz="0"/>
+              <w:bottom w:val="none" w:color="FFFFFF" w:sz="0"/>
+              <w:right w:val="none" w:color="FFFFFF" w:sz="0"/>
+            </w:tcBorders>
+            <w:tcMar>
+              <w:top w:type="dxa" w:w="60"/>
+              <w:left w:type="dxa" w:w="0"/>
+              <w:bottom w:type="dxa" w:w="60"/>
+              <w:right w:type="dxa" w:w="200"/>
+            </w:tcMar>
+            <w:vAlign w:val="top"/>
+          </w:tcPr>
+          <w:p>
+            <w:pPr>
+              <w:keepNext w:val="false"/>
+              <w:spacing w:after="80" w:before="0"/>
+              <w:jc w:val="center"/>
+            </w:pPr>
+            <w:r>
+              <w:drawing>
+                <wp:inline distT="0" distB="0" distL="0" distR="0">
+                  <wp:extent cx="1866900" cy="3267075"/>
+                  <wp:effectExtent t="0" r="0" b="0" l="0"/>
+                  <wp:docPr id="17" name="p_ref_rerecord" descr="「電話」のお手本を録り直す画面。カメラの映像に点線の枠、録画をはじめる と とじる のボタン。" title="「電話」のお手本を録り直す画面。カメラの映像に点線の枠、録画をはじめる と とじる のボタン。"/>
+                  <wp:cNvGraphicFramePr>
+                    <a:graphicFrameLocks xmlns:a="http://schemas.openxmlformats.org/drawingml/2006/main" noChangeAspect="1"/>
+                  </wp:cNvGraphicFramePr>
+                  <a:graphic xmlns:a="http://schemas.openxmlformats.org/drawingml/2006/main">
+                    <a:graphicData uri="http://schemas.openxmlformats.org/drawingml/2006/picture">
+                      <pic:pic xmlns:pic="http://schemas.openxmlformats.org/drawingml/2006/picture">
+                        <pic:nvPicPr>
+                          <pic:cNvPr id="0" name="" descr=""/>
+                          <pic:cNvPicPr>
+                            <a:picLocks noChangeAspect="1" noChangeArrowheads="1"/>
+                          </pic:cNvPicPr>
+                        </pic:nvPicPr>
+                        <pic:blipFill>
+                          <a:blip r:embed="rId24" cstate="none"/>
+                          <a:srcRect/>
+                          <a:stretch>
+                            <a:fillRect/>
+                          </a:stretch>
+                        </pic:blipFill>
+                        <pic:spPr bwMode="auto">
+                          <a:xfrm>
+                            <a:off x="0" y="0"/>
+                            <a:ext cx="1866900" cy="3267075"/>
+                          </a:xfrm>
+                          <a:prstGeom prst="rect">
+                            <a:avLst/>
+                          </a:prstGeom>
+                        </pic:spPr>
+                      </pic:pic>
+                    </a:graphicData>
+                  </a:graphic>
+                </wp:inline>
+              </w:drawing>
+            </w:r>
+          </w:p>
+        </w:tc>
+        <w:tc>
+          <w:tcPr>
+            <w:tcW w:type="dxa" w:w="6602"/>
+            <w:tcBorders>
+              <w:top w:val="none" w:color="FFFFFF" w:sz="0"/>
+              <w:left w:val="none" w:color="FFFFFF" w:sz="0"/>
+              <w:bottom w:val="none" w:color="FFFFFF" w:sz="0"/>
+              <w:right w:val="none" w:color="FFFFFF" w:sz="0"/>
+            </w:tcBorders>
+            <w:tcMar>
+              <w:top w:type="dxa" w:w="60"/>
+              <w:left w:type="dxa" w:w="120"/>
+              <w:bottom w:type="dxa" w:w="60"/>
+              <w:right w:type="dxa" w:w="0"/>
+            </w:tcMar>
+            <w:vAlign w:val="top"/>
+          </w:tcPr>
+          <w:p>
+            <w:pPr>
+              <w:pStyle w:val="Heading2"/>
+            </w:pPr>
+            <w:r>
+              <w:rPr>
+                <w:color w:val="30258F"/>
+                <w:shd w:fill="ECEAFA" w:color="auto" w:val="clear"/>
+              </w:rPr>
+              <w:t xml:space="preserve"> 2 </w:t>
+            </w:r>
+            <w:r>
+              <w:t xml:space="preserve">　お手本を録り直す</w:t>
+            </w:r>
+          </w:p>
+          <w:p>
+            <w:pPr>
+              <w:spacing w:after="110"/>
+            </w:pPr>
+            <w:r>
+              <w:t xml:space="preserve">編集の画面の</w:t>
+            </w:r>
+            <w:r>
+              <w:rPr>
+                <w:b/>
+                <w:bCs/>
+                <w:color w:val="30258F"/>
+                <w:bdr w:val="single" w:color="3A2EA6" w:sz="6" w:space="0"/>
+              </w:rPr>
+              <w:t xml:space="preserve"> お手本を録り直す </w:t>
+            </w:r>
+            <w:r>
+              <w:t xml:space="preserve">、またはホームの単語カードの</w:t>
+            </w:r>
+            <w:r>
+              <w:rPr>
+                <w:b/>
+                <w:bCs/>
+                <w:color w:val="30258F"/>
+                <w:bdr w:val="single" w:color="3A2EA6" w:sz="6" w:space="0"/>
+              </w:rPr>
+              <w:t xml:space="preserve"> お手本を録り直す </w:t>
+            </w:r>
+            <w:r>
+              <w:t xml:space="preserve">を押すと、録画の画面が開きます。</w:t>
+            </w:r>
+          </w:p>
+          <w:p>
+            <w:pPr>
+              <w:spacing w:after="110"/>
+            </w:pPr>
+            <w:r>
+              <w:t xml:space="preserve">登録のときと同じように録画し（4章の 3〜5）、録画を確かめてから</w:t>
+            </w:r>
+            <w:r>
+              <w:rPr>
+                <w:b/>
+                <w:bCs/>
+                <w:color w:val="30258F"/>
+                <w:bdr w:val="single" w:color="3A2EA6" w:sz="6" w:space="0"/>
+              </w:rPr>
+              <w:t xml:space="preserve"> このお手本にする </w:t>
+            </w:r>
+            <w:r>
+              <w:t xml:space="preserve">を押すと、その単語のお手本が新しいものに置きかわります。お手本の口元が見えにくい、声が小さいなど、録り直したいときに使います。</w:t>
+            </w:r>
+          </w:p>
+          <w:p>
+            <w:pPr>
+              <w:spacing w:after="110"/>
+            </w:pPr>
+            <w:r>
+              <w:t xml:space="preserve">「顔（口元）が映っていませんでした」と表示されたときは、明るい場所で、顔を点線の枠に合わせて録り直してください。このとき、今のお手本はそのまま残ります。</w:t>
+            </w:r>
+          </w:p>
+        </w:tc>
+      </w:tr>
+    </w:tbl>
+    <w:p>
+      <w:pPr>
+        <w:pBdr>
+          <w:bottom w:val="dashed" w:color="DCDAEA" w:sz="4" w:space="1"/>
+        </w:pBdr>
+        <w:spacing w:after="160" w:before="60"/>
+      </w:pPr>
+    </w:p>
+    <w:tbl>
+      <w:tblPr>
+        <w:tblW w:type="dxa" w:w="9752"/>
+        <w:tblBorders>
+          <w:top w:val="none" w:color="FFFFFF" w:sz="0"/>
+          <w:left w:val="none" w:color="FFFFFF" w:sz="0"/>
+          <w:bottom w:val="none" w:color="FFFFFF" w:sz="0"/>
+          <w:right w:val="none" w:color="FFFFFF" w:sz="0"/>
+          <w:insideH w:val="none" w:color="FFFFFF" w:sz="0"/>
+          <w:insideV w:val="none" w:color="FFFFFF" w:sz="0"/>
+        </w:tblBorders>
+        <w:tblLayout w:type="fixed"/>
+      </w:tblPr>
+      <w:tblGrid>
+        <w:gridCol w:w="3150"/>
+        <w:gridCol w:w="6602"/>
+      </w:tblGrid>
+      <w:tr>
+        <w:trPr>
+          <w:cantSplit/>
+        </w:trPr>
+        <w:tc>
+          <w:tcPr>
+            <w:tcW w:type="dxa" w:w="3150"/>
+            <w:tcBorders>
+              <w:top w:val="none" w:color="FFFFFF" w:sz="0"/>
+              <w:left w:val="none" w:color="FFFFFF" w:sz="0"/>
+              <w:bottom w:val="none" w:color="FFFFFF" w:sz="0"/>
+              <w:right w:val="none" w:color="FFFFFF" w:sz="0"/>
+            </w:tcBorders>
+            <w:tcMar>
+              <w:top w:type="dxa" w:w="60"/>
+              <w:left w:type="dxa" w:w="0"/>
+              <w:bottom w:type="dxa" w:w="60"/>
+              <w:right w:type="dxa" w:w="200"/>
+            </w:tcMar>
+            <w:vAlign w:val="top"/>
+          </w:tcPr>
+          <w:p>
+            <w:pPr>
+              <w:keepNext w:val="false"/>
+              <w:spacing w:after="140" w:before="0"/>
+              <w:jc w:val="center"/>
+            </w:pPr>
+            <w:r>
+              <w:drawing>
+                <wp:inline distT="0" distB="0" distL="0" distR="0">
+                  <wp:extent cx="1809750" cy="1333500"/>
+                  <wp:effectExtent t="0" r="0" b="0" l="0"/>
+                  <wp:docPr id="18" name="p_delete_pending" descr="単語カード「電話」。削除を1回押したところで、もう一度押すと削除 と表示されている。" title="単語カード「電話」。削除を1回押したところで、もう一度押すと削除 と表示されている。"/>
+                  <wp:cNvGraphicFramePr>
+                    <a:graphicFrameLocks xmlns:a="http://schemas.openxmlformats.org/drawingml/2006/main" noChangeAspect="1"/>
+                  </wp:cNvGraphicFramePr>
+                  <a:graphic xmlns:a="http://schemas.openxmlformats.org/drawingml/2006/main">
+                    <a:graphicData uri="http://schemas.openxmlformats.org/drawingml/2006/picture">
+                      <pic:pic xmlns:pic="http://schemas.openxmlformats.org/drawingml/2006/picture">
+                        <pic:nvPicPr>
+                          <pic:cNvPr id="0" name="" descr=""/>
+                          <pic:cNvPicPr>
+                            <a:picLocks noChangeAspect="1" noChangeArrowheads="1"/>
+                          </pic:cNvPicPr>
+                        </pic:nvPicPr>
+                        <pic:blipFill>
+                          <a:blip r:embed="rId25" cstate="none"/>
                           <a:srcRect/>
                           <a:stretch>
                             <a:fillRect/>
@@ -3472,7 +4020,7 @@
                 <w:color w:val="30258F"/>
                 <w:shd w:fill="ECEAFA" w:color="auto" w:val="clear"/>
               </w:rPr>
-              <w:t xml:space="preserve"> 2 </w:t>
+              <w:t xml:space="preserve"> 3 </w:t>
             </w:r>
             <w:r>
               <w:t xml:space="preserve">　単語を削除する</w:t>
@@ -3482,6 +4030,9 @@
             <w:pPr>
               <w:spacing w:after="110"/>
             </w:pPr>
+            <w:r>
+              <w:t xml:space="preserve">編集の画面のいちばん下の</w:t>
+            </w:r>
             <w:r>
               <w:rPr>
                 <w:b/>
@@ -3489,18 +4040,10 @@
                 <w:color w:val="30258F"/>
                 <w:bdr w:val="single" w:color="3A2EA6" w:sz="6" w:space="0"/>
               </w:rPr>
-              <w:t xml:space="preserve"> 削除 </w:t>
-            </w:r>
-            <w:r>
-              <w:t xml:space="preserve">を押すと「もう一度押すと削除」と表示されます。もう一度押すと、その単語が一覧から消えます。</w:t>
-            </w:r>
-          </w:p>
-          <w:p>
-            <w:pPr>
-              <w:spacing w:after="110"/>
-            </w:pPr>
-            <w:r>
-              <w:t xml:space="preserve">練習の記録とお手本の録画は残っていて、設定の「単語の管理」の下にある「削除した単語」の</w:t>
+              <w:t xml:space="preserve"> この単語を削除 </w:t>
+            </w:r>
+            <w:r>
+              <w:t xml:space="preserve">、またはホームの単語カードの</w:t>
             </w:r>
             <w:r>
               <w:rPr>
@@ -3509,10 +4052,10 @@
                 <w:color w:val="30258F"/>
                 <w:bdr w:val="single" w:color="3A2EA6" w:sz="6" w:space="0"/>
               </w:rPr>
-              <w:t xml:space="preserve"> 元に戻す </w:t>
-            </w:r>
-            <w:r>
-              <w:t xml:space="preserve">で戻せます。同じ単語を「単語を追加」でもう一度入れたときも、元に戻すか聞かれます。</w:t>
+              <w:t xml:space="preserve"> 削除 </w:t>
+            </w:r>
+            <w:r>
+              <w:t xml:space="preserve">を押すと、「もう一度押すと削除」と表示されます。もう一度押すと、その単語が一覧から消えます。</w:t>
             </w:r>
           </w:p>
           <w:p>
@@ -3533,38 +4076,6 @@
             </w:r>
             <w:r>
               <w:t xml:space="preserve">を使ってください。</w:t>
-            </w:r>
-          </w:p>
-          <w:p>
-            <w:pPr>
-              <w:spacing w:after="110"/>
-            </w:pPr>
-            <w:r>
-              <w:t xml:space="preserve">単語の一覧をまとめて確かめたいときは、設定の「単語の管理」も使えます。</w:t>
-            </w:r>
-          </w:p>
-          <w:p>
-            <w:pPr>
-              <w:pBdr>
-                <w:top w:val="single" w:color="FCF1DD" w:sz="4" w:space="5"/>
-                <w:left w:val="single" w:color="D08A1E" w:sz="24" w:space="7"/>
-                <w:bottom w:val="single" w:color="FCF1DD" w:sz="4" w:space="5"/>
-                <w:right w:val="single" w:color="FCF1DD" w:sz="4" w:space="7"/>
-              </w:pBdr>
-              <w:shd w:fill="FCF1DD" w:color="auto" w:val="clear"/>
-              <w:spacing w:after="180" w:before="140" w:line="300"/>
-              <w:ind w:left="170" w:right="150"/>
-            </w:pPr>
-            <w:r>
-              <w:rPr>
-                <w:b/>
-                <w:bCs/>
-                <w:color w:val="8A5A0A"/>
-              </w:rPr>
-              <w:t xml:space="preserve">お願い　</w:t>
-            </w:r>
-            <w:r>
-              <w:t xml:space="preserve">この2つのボタンはお子さんの画面にも表示されます。誤って押さないよう、ボタンの意味をお子さんと一緒に確認してください。</w:t>
             </w:r>
           </w:p>
         </w:tc>
@@ -3577,6 +4088,199 @@
         </w:pBdr>
         <w:spacing w:after="160" w:before="60"/>
       </w:pPr>
+    </w:p>
+    <w:tbl>
+      <w:tblPr>
+        <w:tblW w:type="dxa" w:w="9752"/>
+        <w:tblBorders>
+          <w:top w:val="none" w:color="FFFFFF" w:sz="0"/>
+          <w:left w:val="none" w:color="FFFFFF" w:sz="0"/>
+          <w:bottom w:val="none" w:color="FFFFFF" w:sz="0"/>
+          <w:right w:val="none" w:color="FFFFFF" w:sz="0"/>
+          <w:insideH w:val="none" w:color="FFFFFF" w:sz="0"/>
+          <w:insideV w:val="none" w:color="FFFFFF" w:sz="0"/>
+        </w:tblBorders>
+        <w:tblLayout w:type="fixed"/>
+      </w:tblPr>
+      <w:tblGrid>
+        <w:gridCol w:w="3150"/>
+        <w:gridCol w:w="6602"/>
+      </w:tblGrid>
+      <w:tr>
+        <w:trPr>
+          <w:cantSplit/>
+        </w:trPr>
+        <w:tc>
+          <w:tcPr>
+            <w:tcW w:type="dxa" w:w="3150"/>
+            <w:tcBorders>
+              <w:top w:val="none" w:color="FFFFFF" w:sz="0"/>
+              <w:left w:val="none" w:color="FFFFFF" w:sz="0"/>
+              <w:bottom w:val="none" w:color="FFFFFF" w:sz="0"/>
+              <w:right w:val="none" w:color="FFFFFF" w:sz="0"/>
+            </w:tcBorders>
+            <w:tcMar>
+              <w:top w:type="dxa" w:w="60"/>
+              <w:left w:type="dxa" w:w="0"/>
+              <w:bottom w:type="dxa" w:w="60"/>
+              <w:right w:type="dxa" w:w="200"/>
+            </w:tcMar>
+            <w:vAlign w:val="top"/>
+          </w:tcPr>
+          <w:p>
+            <w:pPr>
+              <w:keepNext w:val="false"/>
+              <w:spacing w:after="140" w:before="0"/>
+              <w:jc w:val="center"/>
+            </w:pPr>
+            <w:r>
+              <w:drawing>
+                <wp:inline distT="0" distB="0" distL="0" distR="0">
+                  <wp:extent cx="1809750" cy="1276350"/>
+                  <wp:effectExtent t="0" r="0" b="0" l="0"/>
+                  <wp:docPr id="19" name="p_words_archived" descr="単語のページの「削除した単語」。温度 の行に 元に戻す のボタン。" title="単語のページの「削除した単語」。温度 の行に 元に戻す のボタン。"/>
+                  <wp:cNvGraphicFramePr>
+                    <a:graphicFrameLocks xmlns:a="http://schemas.openxmlformats.org/drawingml/2006/main" noChangeAspect="1"/>
+                  </wp:cNvGraphicFramePr>
+                  <a:graphic xmlns:a="http://schemas.openxmlformats.org/drawingml/2006/main">
+                    <a:graphicData uri="http://schemas.openxmlformats.org/drawingml/2006/picture">
+                      <pic:pic xmlns:pic="http://schemas.openxmlformats.org/drawingml/2006/picture">
+                        <pic:nvPicPr>
+                          <pic:cNvPr id="0" name="" descr=""/>
+                          <pic:cNvPicPr>
+                            <a:picLocks noChangeAspect="1" noChangeArrowheads="1"/>
+                          </pic:cNvPicPr>
+                        </pic:nvPicPr>
+                        <pic:blipFill>
+                          <a:blip r:embed="rId26" cstate="none"/>
+                          <a:srcRect/>
+                          <a:stretch>
+                            <a:fillRect/>
+                          </a:stretch>
+                        </pic:blipFill>
+                        <pic:spPr bwMode="auto">
+                          <a:xfrm>
+                            <a:off x="0" y="0"/>
+                            <a:ext cx="1809750" cy="1276350"/>
+                          </a:xfrm>
+                          <a:prstGeom prst="rect">
+                            <a:avLst/>
+                          </a:prstGeom>
+                        </pic:spPr>
+                      </pic:pic>
+                    </a:graphicData>
+                  </a:graphic>
+                </wp:inline>
+              </w:drawing>
+            </w:r>
+          </w:p>
+        </w:tc>
+        <w:tc>
+          <w:tcPr>
+            <w:tcW w:type="dxa" w:w="6602"/>
+            <w:tcBorders>
+              <w:top w:val="none" w:color="FFFFFF" w:sz="0"/>
+              <w:left w:val="none" w:color="FFFFFF" w:sz="0"/>
+              <w:bottom w:val="none" w:color="FFFFFF" w:sz="0"/>
+              <w:right w:val="none" w:color="FFFFFF" w:sz="0"/>
+            </w:tcBorders>
+            <w:tcMar>
+              <w:top w:type="dxa" w:w="60"/>
+              <w:left w:type="dxa" w:w="120"/>
+              <w:bottom w:type="dxa" w:w="60"/>
+              <w:right w:type="dxa" w:w="0"/>
+            </w:tcMar>
+            <w:vAlign w:val="top"/>
+          </w:tcPr>
+          <w:p>
+            <w:pPr>
+              <w:pStyle w:val="Heading2"/>
+            </w:pPr>
+            <w:r>
+              <w:rPr>
+                <w:color w:val="30258F"/>
+                <w:shd w:fill="ECEAFA" w:color="auto" w:val="clear"/>
+              </w:rPr>
+              <w:t xml:space="preserve"> 4 </w:t>
+            </w:r>
+            <w:r>
+              <w:t xml:space="preserve">　削除した単語を元に戻す</w:t>
+            </w:r>
+          </w:p>
+          <w:p>
+            <w:pPr>
+              <w:spacing w:after="110"/>
+            </w:pPr>
+            <w:r>
+              <w:t xml:space="preserve">削除しても、練習の記録とお手本の録画は残っています。単語のページのいちばん下の「削除した単語」を開き、</w:t>
+            </w:r>
+            <w:r>
+              <w:rPr>
+                <w:b/>
+                <w:bCs/>
+                <w:color w:val="30258F"/>
+                <w:bdr w:val="single" w:color="3A2EA6" w:sz="6" w:space="0"/>
+              </w:rPr>
+              <w:t xml:space="preserve"> 元に戻す </w:t>
+            </w:r>
+            <w:r>
+              <w:t xml:space="preserve">を押すと、前の練習の記録とお手本のまま一覧に戻ります。</w:t>
+            </w:r>
+          </w:p>
+          <w:p>
+            <w:pPr>
+              <w:spacing w:after="110"/>
+            </w:pPr>
+            <w:r>
+              <w:t xml:space="preserve">同じ単語を</w:t>
+            </w:r>
+            <w:r>
+              <w:rPr>
+                <w:b/>
+                <w:bCs/>
+                <w:color w:val="30258F"/>
+                <w:bdr w:val="single" w:color="3A2EA6" w:sz="6" w:space="0"/>
+              </w:rPr>
+              <w:t xml:space="preserve"> 単語を追加 </w:t>
+            </w:r>
+            <w:r>
+              <w:t xml:space="preserve">でもう一度入れたときも、元に戻すか聞かれます。</w:t>
+            </w:r>
+          </w:p>
+        </w:tc>
+      </w:tr>
+    </w:tbl>
+    <w:p>
+      <w:pPr>
+        <w:pBdr>
+          <w:bottom w:val="dashed" w:color="DCDAEA" w:sz="4" w:space="1"/>
+        </w:pBdr>
+        <w:spacing w:after="160" w:before="60"/>
+      </w:pPr>
+    </w:p>
+    <w:p>
+      <w:pPr>
+        <w:pBdr>
+          <w:top w:val="single" w:color="FCF1DD" w:sz="4" w:space="5"/>
+          <w:left w:val="single" w:color="D08A1E" w:sz="24" w:space="7"/>
+          <w:bottom w:val="single" w:color="FCF1DD" w:sz="4" w:space="5"/>
+          <w:right w:val="single" w:color="FCF1DD" w:sz="4" w:space="7"/>
+        </w:pBdr>
+        <w:shd w:fill="FCF1DD" w:color="auto" w:val="clear"/>
+        <w:spacing w:after="180" w:before="140" w:line="300"/>
+        <w:ind w:left="170" w:right="150"/>
+      </w:pPr>
+      <w:r>
+        <w:rPr>
+          <w:b/>
+          <w:bCs/>
+          <w:color w:val="8A5A0A"/>
+        </w:rPr>
+        <w:t xml:space="preserve">お願い　</w:t>
+      </w:r>
+      <w:r>
+        <w:t xml:space="preserve">ホームの単語カードの「お手本を録り直す」「削除」は、お子さんの画面にも表示されます。誤って押さないよう、ボタンの意味をお子さんと一緒に確認してください。</w:t>
+      </w:r>
     </w:p>
     <w:p>
       <w:pPr>
@@ -3656,7 +4360,7 @@
                 <wp:inline distT="0" distB="0" distL="0" distR="0">
                   <wp:extent cx="1066800" cy="2247900"/>
                   <wp:effectExtent t="0" r="0" b="0" l="0"/>
-                  <wp:docPr id="15" name="s_rec_start__grid" descr="単語をえらぶ" title="単語をえらぶ"/>
+                  <wp:docPr id="20" name="s_rec_start__grid" descr="単語をえらぶ" title="単語をえらぶ"/>
                   <wp:cNvGraphicFramePr>
                     <a:graphicFrameLocks xmlns:a="http://schemas.openxmlformats.org/drawingml/2006/main" noChangeAspect="1"/>
                   </wp:cNvGraphicFramePr>
@@ -3670,7 +4374,7 @@
                           </pic:cNvPicPr>
                         </pic:nvPicPr>
                         <pic:blipFill>
-                          <a:blip r:embed="rId22" cstate="none"/>
+                          <a:blip r:embed="rId27" cstate="none"/>
                           <a:srcRect/>
                           <a:stretch>
                             <a:fillRect/>
@@ -3763,7 +4467,7 @@
                 <wp:inline distT="0" distB="0" distL="0" distR="0">
                   <wp:extent cx="1066800" cy="2247900"/>
                   <wp:effectExtent t="0" r="0" b="0" l="0"/>
-                  <wp:docPr id="16" name="s_rec_ref__grid" descr="お手本を見る" title="お手本を見る"/>
+                  <wp:docPr id="21" name="s_rec_ref__grid" descr="お手本を見る" title="お手本を見る"/>
                   <wp:cNvGraphicFramePr>
                     <a:graphicFrameLocks xmlns:a="http://schemas.openxmlformats.org/drawingml/2006/main" noChangeAspect="1"/>
                   </wp:cNvGraphicFramePr>
@@ -3777,7 +4481,7 @@
                           </pic:cNvPicPr>
                         </pic:nvPicPr>
                         <pic:blipFill>
-                          <a:blip r:embed="rId23" cstate="none"/>
+                          <a:blip r:embed="rId28" cstate="none"/>
                           <a:srcRect/>
                           <a:stretch>
                             <a:fillRect/>
@@ -3870,7 +4574,7 @@
                 <wp:inline distT="0" distB="0" distL="0" distR="0">
                   <wp:extent cx="1066800" cy="2247900"/>
                   <wp:effectExtent t="0" r="0" b="0" l="0"/>
-                  <wp:docPr id="17" name="s_rec_recording__grid" descr="自分のペースで録音" title="自分のペースで録音"/>
+                  <wp:docPr id="22" name="s_rec_recording__grid" descr="自分のペースで録音" title="自分のペースで録音"/>
                   <wp:cNvGraphicFramePr>
                     <a:graphicFrameLocks xmlns:a="http://schemas.openxmlformats.org/drawingml/2006/main" noChangeAspect="1"/>
                   </wp:cNvGraphicFramePr>
@@ -3884,7 +4588,7 @@
                           </pic:cNvPicPr>
                         </pic:nvPicPr>
                         <pic:blipFill>
-                          <a:blip r:embed="rId24" cstate="none"/>
+                          <a:blip r:embed="rId29" cstate="none"/>
                           <a:srcRect/>
                           <a:stretch>
                             <a:fillRect/>
@@ -3977,7 +4681,7 @@
                 <wp:inline distT="0" distB="0" distL="0" distR="0">
                   <wp:extent cx="1066800" cy="2247900"/>
                   <wp:effectExtent t="0" r="0" b="0" l="0"/>
-                  <wp:docPr id="18" name="s_rec_done__grid" descr="口をならべて見る" title="口をならべて見る"/>
+                  <wp:docPr id="23" name="s_rec_done__grid" descr="口をならべて見る" title="口をならべて見る"/>
                   <wp:cNvGraphicFramePr>
                     <a:graphicFrameLocks xmlns:a="http://schemas.openxmlformats.org/drawingml/2006/main" noChangeAspect="1"/>
                   </wp:cNvGraphicFramePr>
@@ -3991,7 +4695,7 @@
                           </pic:cNvPicPr>
                         </pic:nvPicPr>
                         <pic:blipFill>
-                          <a:blip r:embed="rId25" cstate="none"/>
+                          <a:blip r:embed="rId30" cstate="none"/>
                           <a:srcRect/>
                           <a:stretch>
                             <a:fillRect/>
@@ -4084,7 +4788,7 @@
                 <wp:inline distT="0" distB="0" distL="0" distR="0">
                   <wp:extent cx="1066800" cy="2247900"/>
                   <wp:effectExtent t="0" r="0" b="0" l="0"/>
-                  <wp:docPr id="19" name="s_res_summary__grid" descr="結果を見る" title="結果を見る"/>
+                  <wp:docPr id="24" name="s_res_summary__grid" descr="結果を見る" title="結果を見る"/>
                   <wp:cNvGraphicFramePr>
                     <a:graphicFrameLocks xmlns:a="http://schemas.openxmlformats.org/drawingml/2006/main" noChangeAspect="1"/>
                   </wp:cNvGraphicFramePr>
@@ -4098,7 +4802,7 @@
                           </pic:cNvPicPr>
                         </pic:nvPicPr>
                         <pic:blipFill>
-                          <a:blip r:embed="rId26" cstate="none"/>
+                          <a:blip r:embed="rId31" cstate="none"/>
                           <a:srcRect/>
                           <a:stretch>
                             <a:fillRect/>
@@ -4767,7 +5471,7 @@
                 <wp:inline distT="0" distB="0" distL="0" distR="0">
                   <wp:extent cx="1866900" cy="3267075"/>
                   <wp:effectExtent t="0" r="0" b="0" l="0"/>
-                  <wp:docPr id="24" name="s_res_summary_parent" descr="結果のまとめ。77点、Aランク。番号1〜3の印つき。" title="結果のまとめ。77点、Aランク。番号1〜3の印つき。"/>
+                  <wp:docPr id="29" name="s_res_summary_parent" descr="結果のまとめ。77点、Aランク。番号1〜3の印つき。" title="結果のまとめ。77点、Aランク。番号1〜3の印つき。"/>
                   <wp:cNvGraphicFramePr>
                     <a:graphicFrameLocks xmlns:a="http://schemas.openxmlformats.org/drawingml/2006/main" noChangeAspect="1"/>
                   </wp:cNvGraphicFramePr>
@@ -4781,7 +5485,7 @@
                           </pic:cNvPicPr>
                         </pic:nvPicPr>
                         <pic:blipFill>
-                          <a:blip r:embed="rId27" cstate="none"/>
+                          <a:blip r:embed="rId32" cstate="none"/>
                           <a:srcRect/>
                           <a:stretch>
                             <a:fillRect/>
@@ -4849,7 +5553,7 @@
                 <wp:inline distT="0" distB="0" distL="0" distR="0">
                   <wp:extent cx="142875" cy="142875"/>
                   <wp:effectExtent t="0" r="0" b="0" l="0"/>
-                  <wp:docPr id="20" name="mk1" descr="印 1" title="印 1"/>
+                  <wp:docPr id="25" name="mk1" descr="印 1" title="印 1"/>
                   <wp:cNvGraphicFramePr>
                     <a:graphicFrameLocks xmlns:a="http://schemas.openxmlformats.org/drawingml/2006/main" noChangeAspect="1"/>
                   </wp:cNvGraphicFramePr>
@@ -4917,7 +5621,7 @@
                 <wp:inline distT="0" distB="0" distL="0" distR="0">
                   <wp:extent cx="142875" cy="142875"/>
                   <wp:effectExtent t="0" r="0" b="0" l="0"/>
-                  <wp:docPr id="21" name="mk2" descr="印 2" title="印 2"/>
+                  <wp:docPr id="26" name="mk2" descr="印 2" title="印 2"/>
                   <wp:cNvGraphicFramePr>
                     <a:graphicFrameLocks xmlns:a="http://schemas.openxmlformats.org/drawingml/2006/main" noChangeAspect="1"/>
                   </wp:cNvGraphicFramePr>
@@ -4931,7 +5635,7 @@
                           </pic:cNvPicPr>
                         </pic:nvPicPr>
                         <pic:blipFill>
-                          <a:blip r:embed="rId28" cstate="none"/>
+                          <a:blip r:embed="rId14" cstate="none"/>
                           <a:srcRect/>
                           <a:stretch>
                             <a:fillRect/>
@@ -4985,7 +5689,7 @@
                 <wp:inline distT="0" distB="0" distL="0" distR="0">
                   <wp:extent cx="142875" cy="142875"/>
                   <wp:effectExtent t="0" r="0" b="0" l="0"/>
-                  <wp:docPr id="22" name="mk3" descr="印 3" title="印 3"/>
+                  <wp:docPr id="27" name="mk3" descr="印 3" title="印 3"/>
                   <wp:cNvGraphicFramePr>
                     <a:graphicFrameLocks xmlns:a="http://schemas.openxmlformats.org/drawingml/2006/main" noChangeAspect="1"/>
                   </wp:cNvGraphicFramePr>
@@ -4999,7 +5703,7 @@
                           </pic:cNvPicPr>
                         </pic:nvPicPr>
                         <pic:blipFill>
-                          <a:blip r:embed="rId29" cstate="none"/>
+                          <a:blip r:embed="rId33" cstate="none"/>
                           <a:srcRect/>
                           <a:stretch>
                             <a:fillRect/>
@@ -5051,7 +5755,7 @@
                 <wp:inline distT="0" distB="0" distL="0" distR="0">
                   <wp:extent cx="2381250" cy="1971675"/>
                   <wp:effectExtent t="0" r="0" b="0" l="0"/>
-                  <wp:docPr id="23" name="s_res_next" descr="つぎは、ここだけ のカード。「ん」。長さ（リズム）がお手本とちがいます。" title="つぎは、ここだけ のカード。「ん」。長さ（リズム）がお手本とちがいます。"/>
+                  <wp:docPr id="28" name="s_res_next" descr="つぎは、ここだけ のカード。「ん」。長さ（リズム）がお手本とちがいます。" title="つぎは、ここだけ のカード。「ん」。長さ（リズム）がお手本とちがいます。"/>
                   <wp:cNvGraphicFramePr>
                     <a:graphicFrameLocks xmlns:a="http://schemas.openxmlformats.org/drawingml/2006/main" noChangeAspect="1"/>
                   </wp:cNvGraphicFramePr>
@@ -5065,7 +5769,7 @@
                           </pic:cNvPicPr>
                         </pic:nvPicPr>
                         <pic:blipFill>
-                          <a:blip r:embed="rId30" cstate="none"/>
+                          <a:blip r:embed="rId34" cstate="none"/>
                           <a:srcRect/>
                           <a:stretch>
                             <a:fillRect/>
@@ -5258,7 +5962,7 @@
                 <wp:inline distT="0" distB="0" distL="0" distR="0">
                   <wp:extent cx="1809750" cy="3810000"/>
                   <wp:effectExtent t="0" r="0" b="0" l="0"/>
-                  <wp:docPr id="25" name="s_hist_log__grid" descr="記録" title="記録"/>
+                  <wp:docPr id="30" name="s_hist_log__grid" descr="記録" title="記録"/>
                   <wp:cNvGraphicFramePr>
                     <a:graphicFrameLocks xmlns:a="http://schemas.openxmlformats.org/drawingml/2006/main" noChangeAspect="1"/>
                   </wp:cNvGraphicFramePr>
@@ -5272,7 +5976,7 @@
                           </pic:cNvPicPr>
                         </pic:nvPicPr>
                         <pic:blipFill>
-                          <a:blip r:embed="rId31" cstate="none"/>
+                          <a:blip r:embed="rId35" cstate="none"/>
                           <a:srcRect/>
                           <a:stretch>
                             <a:fillRect/>
@@ -5350,7 +6054,7 @@
                 <wp:inline distT="0" distB="0" distL="0" distR="0">
                   <wp:extent cx="1809750" cy="3810000"/>
                   <wp:effectExtent t="0" r="0" b="0" l="0"/>
-                  <wp:docPr id="26" name="s_hist_analysis__grid" descr="分析" title="分析"/>
+                  <wp:docPr id="31" name="s_hist_analysis__grid" descr="分析" title="分析"/>
                   <wp:cNvGraphicFramePr>
                     <a:graphicFrameLocks xmlns:a="http://schemas.openxmlformats.org/drawingml/2006/main" noChangeAspect="1"/>
                   </wp:cNvGraphicFramePr>
@@ -5364,7 +6068,7 @@
                           </pic:cNvPicPr>
                         </pic:nvPicPr>
                         <pic:blipFill>
-                          <a:blip r:embed="rId32" cstate="none"/>
+                          <a:blip r:embed="rId36" cstate="none"/>
                           <a:srcRect/>
                           <a:stretch>
                             <a:fillRect/>
@@ -5948,7 +6652,7 @@
                 <wp:inline distT="0" distB="0" distL="0" distR="0">
                   <wp:extent cx="1714500" cy="3609975"/>
                   <wp:effectExtent t="0" r="0" b="0" l="0"/>
-                  <wp:docPr id="27" name="s_perm_ios__grid" descr="iPhone（Safari）" title="iPhone（Safari）"/>
+                  <wp:docPr id="32" name="s_perm_ios__grid" descr="iPhone（Safari）" title="iPhone（Safari）"/>
                   <wp:cNvGraphicFramePr>
                     <a:graphicFrameLocks xmlns:a="http://schemas.openxmlformats.org/drawingml/2006/main" noChangeAspect="1"/>
                   </wp:cNvGraphicFramePr>
@@ -5962,7 +6666,7 @@
                           </pic:cNvPicPr>
                         </pic:nvPicPr>
                         <pic:blipFill>
-                          <a:blip r:embed="rId33" cstate="none"/>
+                          <a:blip r:embed="rId37" cstate="none"/>
                           <a:srcRect/>
                           <a:stretch>
                             <a:fillRect/>
@@ -6079,7 +6783,7 @@
                 <wp:inline distT="0" distB="0" distL="0" distR="0">
                   <wp:extent cx="1714500" cy="3609975"/>
                   <wp:effectExtent t="0" r="0" b="0" l="0"/>
-                  <wp:docPr id="28" name="s_perm_android__grid" descr="Android（Chrome）" title="Android（Chrome）"/>
+                  <wp:docPr id="33" name="s_perm_android__grid" descr="Android（Chrome）" title="Android（Chrome）"/>
                   <wp:cNvGraphicFramePr>
                     <a:graphicFrameLocks xmlns:a="http://schemas.openxmlformats.org/drawingml/2006/main" noChangeAspect="1"/>
                   </wp:cNvGraphicFramePr>
@@ -6093,7 +6797,7 @@
                           </pic:cNvPicPr>
                         </pic:nvPicPr>
                         <pic:blipFill>
-                          <a:blip r:embed="rId34" cstate="none"/>
+                          <a:blip r:embed="rId38" cstate="none"/>
                           <a:srcRect/>
                           <a:stretch>
                             <a:fillRect/>

--- a/docs/手順書/SP-PS_手順書_保護者用.docx
+++ b/docs/手順書/SP-PS_手順書_保護者用.docx
@@ -2,16 +2,219 @@
 <file path=word/document.xml><?xml version="1.0" encoding="utf-8"?>
 <w:document xmlns:wpc="http://schemas.microsoft.com/office/word/2010/wordprocessingCanvas" xmlns:mc="http://schemas.openxmlformats.org/markup-compatibility/2006" xmlns:o="urn:schemas-microsoft-com:office:office" xmlns:r="http://schemas.openxmlformats.org/officeDocument/2006/relationships" xmlns:m="http://schemas.openxmlformats.org/officeDocument/2006/math" xmlns:v="urn:schemas-microsoft-com:vml" xmlns:wp14="http://schemas.microsoft.com/office/word/2010/wordprocessingDrawing" xmlns:wp="http://schemas.openxmlformats.org/drawingml/2006/wordprocessingDrawing" xmlns:w10="urn:schemas-microsoft-com:office:word" xmlns:w="http://schemas.openxmlformats.org/wordprocessingml/2006/main" xmlns:w14="http://schemas.microsoft.com/office/word/2010/wordml" xmlns:w15="http://schemas.microsoft.com/office/word/2012/wordml" xmlns:wpg="http://schemas.microsoft.com/office/word/2010/wordprocessingGroup" xmlns:wpi="http://schemas.microsoft.com/office/word/2010/wordprocessingInk" xmlns:wne="http://schemas.microsoft.com/office/word/2006/wordml" xmlns:wps="http://schemas.microsoft.com/office/word/2010/wordprocessingShape" xmlns:cx="http://schemas.microsoft.com/office/drawing/2014/chartex" xmlns:cx1="http://schemas.microsoft.com/office/drawing/2015/9/8/chartex" xmlns:cx2="http://schemas.microsoft.com/office/drawing/2015/10/21/chartex" xmlns:cx3="http://schemas.microsoft.com/office/drawing/2016/5/9/chartex" xmlns:cx4="http://schemas.microsoft.com/office/drawing/2016/5/10/chartex" xmlns:cx5="http://schemas.microsoft.com/office/drawing/2016/5/11/chartex" xmlns:cx6="http://schemas.microsoft.com/office/drawing/2016/5/12/chartex" xmlns:cx7="http://schemas.microsoft.com/office/drawing/2016/5/13/chartex" xmlns:cx8="http://schemas.microsoft.com/office/drawing/2016/5/14/chartex" xmlns:aink="http://schemas.microsoft.com/office/drawing/2016/ink" xmlns:am3d="http://schemas.microsoft.com/office/drawing/2017/model3d" xmlns:w16cex="http://schemas.microsoft.com/office/word/2018/wordml/cex" xmlns:w16cid="http://schemas.microsoft.com/office/word/2016/wordml/cid" xmlns:w16="http://schemas.microsoft.com/office/word/2018/wordml" xmlns:w16sdtdh="http://schemas.microsoft.com/office/word/2020/wordml/sdtdatahash" xmlns:w16se="http://schemas.microsoft.com/office/word/2015/wordml/symex" mc:Ignorable="w14 w15 wp14">
   <w:body>
-    <w:p>
-      <w:pPr>
-        <w:spacing w:after="240"/>
+    <w:tbl>
+      <w:tblPr>
+        <w:tblW w:type="dxa" w:w="10057"/>
+        <w:tblBorders>
+          <w:top w:val="none" w:color="FFFFFF" w:sz="0"/>
+          <w:left w:val="none" w:color="FFFFFF" w:sz="0"/>
+          <w:bottom w:val="none" w:color="FFFFFF" w:sz="0"/>
+          <w:right w:val="none" w:color="FFFFFF" w:sz="0"/>
+          <w:insideH w:val="none" w:color="FFFFFF" w:sz="0"/>
+          <w:insideV w:val="none" w:color="FFFFFF" w:sz="0"/>
+        </w:tblBorders>
+        <w:tblLayout w:type="fixed"/>
+      </w:tblPr>
+      <w:tblGrid>
+        <w:gridCol w:w="2035"/>
+        <w:gridCol w:w="397"/>
+        <w:gridCol w:w="7625"/>
+      </w:tblGrid>
+      <w:tr>
+        <w:trPr>
+          <w:cantSplit/>
+          <w:trHeight w:val="2086" w:hRule="atLeast"/>
+        </w:trPr>
+        <w:tc>
+          <w:tcPr>
+            <w:tcW w:type="dxa" w:w="2035"/>
+            <w:tcBorders>
+              <w:top w:val="none" w:color="FFFFFF" w:sz="0"/>
+              <w:left w:val="none" w:color="FFFFFF" w:sz="0"/>
+              <w:bottom w:val="none" w:color="FFFFFF" w:sz="0"/>
+              <w:right w:val="none" w:color="FFFFFF" w:sz="0"/>
+            </w:tcBorders>
+            <w:tcMar>
+              <w:top w:type="dxa" w:w="0"/>
+              <w:left w:type="dxa" w:w="0"/>
+              <w:bottom w:type="dxa" w:w="0"/>
+              <w:right w:type="dxa" w:w="0"/>
+            </w:tcMar>
+            <w:vAlign w:val="top"/>
+          </w:tcPr>
+          <w:p>
+            <w:pPr>
+              <w:spacing w:after="0" w:before="0" w:line="240" w:lineRule="auto"/>
+            </w:pPr>
+            <w:r>
+              <w:drawing>
+                <wp:inline distT="0" distB="0" distL="0" distR="0">
+                  <wp:extent cx="1292400" cy="1292400"/>
+                  <wp:effectExtent t="0" r="0" b="0" l="0"/>
+                  <wp:docPr id="2" name="cover_qr_parent" descr="QRコードを貼る場所" title="QRコードを貼る場所"/>
+                  <wp:cNvGraphicFramePr>
+                    <a:graphicFrameLocks xmlns:a="http://schemas.openxmlformats.org/drawingml/2006/main" noChangeAspect="1"/>
+                  </wp:cNvGraphicFramePr>
+                  <a:graphic xmlns:a="http://schemas.openxmlformats.org/drawingml/2006/main">
+                    <a:graphicData uri="http://schemas.openxmlformats.org/drawingml/2006/picture">
+                      <pic:pic xmlns:pic="http://schemas.openxmlformats.org/drawingml/2006/picture">
+                        <pic:nvPicPr>
+                          <pic:cNvPr id="0" name="" descr=""/>
+                          <pic:cNvPicPr>
+                            <a:picLocks noChangeAspect="1" noChangeArrowheads="1"/>
+                          </pic:cNvPicPr>
+                        </pic:nvPicPr>
+                        <pic:blipFill>
+                          <a:blip r:embed="rId8" cstate="none"/>
+                          <a:srcRect/>
+                          <a:stretch>
+                            <a:fillRect/>
+                          </a:stretch>
+                        </pic:blipFill>
+                        <pic:spPr bwMode="auto">
+                          <a:xfrm>
+                            <a:off x="0" y="0"/>
+                            <a:ext cx="1292400" cy="1292400"/>
+                          </a:xfrm>
+                          <a:prstGeom prst="rect">
+                            <a:avLst/>
+                          </a:prstGeom>
+                        </pic:spPr>
+                      </pic:pic>
+                    </a:graphicData>
+                  </a:graphic>
+                </wp:inline>
+              </w:drawing>
+            </w:r>
+          </w:p>
+        </w:tc>
+        <w:tc>
+          <w:tcPr>
+            <w:tcW w:type="dxa" w:w="397"/>
+            <w:tcBorders>
+              <w:top w:val="none" w:color="FFFFFF" w:sz="0"/>
+              <w:left w:val="none" w:color="FFFFFF" w:sz="0"/>
+              <w:bottom w:val="none" w:color="FFFFFF" w:sz="0"/>
+              <w:right w:val="none" w:color="FFFFFF" w:sz="0"/>
+            </w:tcBorders>
+            <w:tcMar>
+              <w:top w:type="dxa" w:w="0"/>
+              <w:left w:type="dxa" w:w="0"/>
+              <w:bottom w:type="dxa" w:w="0"/>
+              <w:right w:type="dxa" w:w="0"/>
+            </w:tcMar>
+            <w:vAlign w:val="top"/>
+          </w:tcPr>
+          <w:p/>
+        </w:tc>
+        <w:tc>
+          <w:tcPr>
+            <w:tcW w:type="dxa" w:w="7625"/>
+            <w:tcBorders>
+              <w:top w:val="none" w:color="FFFFFF" w:sz="0"/>
+              <w:left w:val="none" w:color="FFFFFF" w:sz="0"/>
+              <w:bottom w:val="none" w:color="FFFFFF" w:sz="0"/>
+              <w:right w:val="none" w:color="FFFFFF" w:sz="0"/>
+            </w:tcBorders>
+            <w:tcMar>
+              <w:top w:type="dxa" w:w="0"/>
+              <w:left w:type="dxa" w:w="0"/>
+              <w:bottom w:type="dxa" w:w="0"/>
+              <w:right w:type="dxa" w:w="0"/>
+            </w:tcMar>
+            <w:vAlign w:val="top"/>
+          </w:tcPr>
+          <w:p>
+            <w:pPr>
+              <w:spacing w:after="0" w:before="0" w:line="363" w:lineRule="exact"/>
+            </w:pPr>
+            <w:r>
+              <w:rPr>
+                <w:b/>
+                <w:bCs/>
+                <w:sz w:val="25"/>
+                <w:szCs w:val="25"/>
+              </w:rPr>
+              <w:t xml:space="preserve">学校からのお知らせ</w:t>
+            </w:r>
+            <w:r>
+              <w:rPr>
+                <w:sz w:val="25"/>
+                <w:szCs w:val="25"/>
+              </w:rPr>
+              <w:t xml:space="preserve">　</w:t>
+            </w:r>
+            <w:r>
+              <w:rPr>
+                <w:b/>
+                <w:bCs/>
+                <w:color w:val="30258F"/>
+                <w:sz w:val="16"/>
+                <w:szCs w:val="16"/>
+                <w:shd w:fill="ECEAFA" w:color="auto" w:val="clear"/>
+              </w:rPr>
+              <w:t xml:space="preserve"> 学校で記入 </w:t>
+            </w:r>
+          </w:p>
+          <w:p>
+            <w:pPr>
+              <w:pBdr>
+                <w:bottom w:val="single" w:color="DCDAEA" w:sz="6" w:space="3"/>
+              </w:pBdr>
+              <w:spacing w:after="0" w:before="0" w:line="680" w:lineRule="exact"/>
+            </w:pPr>
+            <w:r>
+              <w:rPr>
+                <w:color w:val="66657E"/>
+                <w:sz w:val="20"/>
+                <w:szCs w:val="20"/>
+              </w:rPr>
+              <w:t xml:space="preserve">URL：</w:t>
+            </w:r>
+          </w:p>
+          <w:p>
+            <w:pPr>
+              <w:pBdr>
+                <w:bottom w:val="single" w:color="DCDAEA" w:sz="6" w:space="4"/>
+              </w:pBdr>
+              <w:spacing w:after="0" w:before="0" w:line="680" w:lineRule="exact"/>
+            </w:pPr>
+            <w:r>
+              <w:rPr>
+                <w:color w:val="66657E"/>
+                <w:sz w:val="20"/>
+                <w:szCs w:val="20"/>
+              </w:rPr>
+              <w:t xml:space="preserve">使える時間：</w:t>
+            </w:r>
+          </w:p>
+        </w:tc>
+      </w:tr>
+    </w:tbl>
+    <w:p>
+      <w:pPr>
+        <w:spacing w:after="0" w:before="0" w:line="20" w:lineRule="exact"/>
+        <w:sectPr>
+          <w:pgSz w:w="11906" w:h="16838" w:orient="portrait"/>
+          <w:pgMar w:top="12506" w:right="1020" w:bottom="567" w:left="828" w:header="0" w:footer="0" w:gutter="0"/>
+          <w:pgNumType/>
+          <w:docGrid w:linePitch="360"/>
+        </w:sectPr>
       </w:pPr>
       <w:r>
         <w:drawing>
-          <wp:inline distT="0" distB="0" distL="0" distR="0">
-            <wp:extent cx="323850" cy="323850"/>
+          <wp:anchor distT="0" distB="0" distL="0" distR="0" simplePos="0" allowOverlap="1" behindDoc="1" locked="1" layoutInCell="1" relativeHeight="10692000">
+            <wp:simplePos x="0" y="0"/>
+            <wp:positionH relativeFrom="page">
+              <wp:posOffset>0</wp:posOffset>
+            </wp:positionH>
+            <wp:positionV relativeFrom="page">
+              <wp:posOffset>0</wp:posOffset>
+            </wp:positionV>
+            <wp:extent cx="7560000" cy="10692000"/>
             <wp:effectExtent t="0" r="0" b="0" l="0"/>
-            <wp:docPr id="1" name="logo.png" descr="SP-PS のしるし" title="SP-PS のしるし"/>
+            <wp:wrapNone/>
+            <wp:docPr id="1" name="cover_parent" descr="表紙。ご家庭で SP-PS を使うために（保護者用）。手順書 2026年10月版。声と口の形を目で確かめながら、発音を練習するアプリ。お手本を録画する画面と、結果の画面のスマートフォン。金沢工業大学 情報理工学部 情報工学科 金道研究室。" title="表紙。ご家庭で SP-PS を使うために（保護者用）。手順書 2026年10月版。声と口の形を目で確かめながら、発音を練習するアプリ。お手本を録画する画面と、結果の画面のスマートフォン。金沢工業大学 情報理工学部 情報工学科 金道研究室。"/>
             <wp:cNvGraphicFramePr>
               <a:graphicFrameLocks xmlns:a="http://schemas.openxmlformats.org/drawingml/2006/main" noChangeAspect="1"/>
             </wp:cNvGraphicFramePr>
@@ -25,7 +228,7 @@
                     </pic:cNvPicPr>
                   </pic:nvPicPr>
                   <pic:blipFill>
-                    <a:blip r:embed="rId8" cstate="none"/>
+                    <a:blip r:embed="rId9" cstate="none"/>
                     <a:srcRect/>
                     <a:stretch>
                       <a:fillRect/>
@@ -34,7 +237,7 @@
                   <pic:spPr bwMode="auto">
                     <a:xfrm>
                       <a:off x="0" y="0"/>
-                      <a:ext cx="323850" cy="323850"/>
+                      <a:ext cx="7560000" cy="10692000"/>
                     </a:xfrm>
                     <a:prstGeom prst="rect">
                       <a:avLst/>
@@ -43,43 +246,17 @@
                 </pic:pic>
               </a:graphicData>
             </a:graphic>
-          </wp:inline>
+          </wp:anchor>
         </w:drawing>
       </w:r>
-      <w:r>
-        <w:rPr>
-          <w:b/>
-          <w:bCs/>
-          <w:sz w:val="30"/>
-          <w:szCs w:val="30"/>
-        </w:rPr>
-        <w:t xml:space="preserve"> SP-PS </w:t>
-      </w:r>
-      <w:r>
-        <w:rPr>
-          <w:b/>
-          <w:bCs/>
-          <w:color w:val="FFFFFF"/>
-          <w:shd w:fill="3A2EA6" w:color="auto" w:val="clear"/>
-        </w:rPr>
-        <w:t xml:space="preserve"> 保護者用 </w:t>
-      </w:r>
-      <w:r>
-        <w:rPr>
-          <w:color w:val="66657E"/>
-          <w:sz w:val="18"/>
-          <w:szCs w:val="18"/>
-        </w:rPr>
-        <w:ptab w:alignment="right" w:relativeTo="margin" w:leader="none"/>
-        <w:t xml:space="preserve">手順書　2026年10月版</w:t>
-      </w:r>
-    </w:p>
-    <w:p>
-      <w:pPr>
-        <w:pStyle w:val="Title"/>
-      </w:pPr>
-      <w:r>
-        <w:t xml:space="preserve">ご家庭で SP-PS を使うために</w:t>
+    </w:p>
+    <w:p>
+      <w:pPr>
+        <w:pStyle w:val="Heading1"/>
+        <w:spacing w:before="0"/>
+      </w:pPr>
+      <w:r>
+        <w:t xml:space="preserve">はじめに</w:t>
       </w:r>
     </w:p>
     <w:p>
@@ -345,152 +522,6 @@
         <w:tblLayout w:type="fixed"/>
       </w:tblPr>
       <w:tblGrid>
-        <w:gridCol w:w="2100"/>
-        <w:gridCol w:w="7652"/>
-      </w:tblGrid>
-      <w:tr>
-        <w:trPr>
-          <w:cantSplit/>
-          <w:trHeight w:val="2100" w:hRule="atLeast"/>
-        </w:trPr>
-        <w:tc>
-          <w:tcPr>
-            <w:tcW w:type="dxa" w:w="2100"/>
-            <w:tcBorders>
-              <w:top w:val="dashed" w:color="B9B6CF" w:sz="8"/>
-              <w:left w:val="dashed" w:color="B9B6CF" w:sz="8"/>
-              <w:bottom w:val="dashed" w:color="B9B6CF" w:sz="8"/>
-              <w:right w:val="dashed" w:color="B9B6CF" w:sz="8"/>
-            </w:tcBorders>
-            <w:shd w:fill="F5F4FA" w:color="auto" w:val="clear"/>
-            <w:tcMar>
-              <w:top w:type="dxa" w:w="60"/>
-              <w:left w:type="dxa" w:w="0"/>
-              <w:bottom w:type="dxa" w:w="60"/>
-              <w:right w:type="dxa" w:w="0"/>
-            </w:tcMar>
-            <w:vAlign w:val="center"/>
-          </w:tcPr>
-          <w:p>
-            <w:pPr>
-              <w:spacing w:after="0"/>
-              <w:jc w:val="center"/>
-            </w:pPr>
-            <w:r>
-              <w:rPr>
-                <w:color w:val="66657E"/>
-                <w:sz w:val="18"/>
-                <w:szCs w:val="18"/>
-              </w:rPr>
-              <w:t xml:space="preserve">QRコードを</w:t>
-            </w:r>
-          </w:p>
-          <w:p>
-            <w:pPr>
-              <w:spacing w:after="0"/>
-              <w:jc w:val="center"/>
-            </w:pPr>
-            <w:r>
-              <w:rPr>
-                <w:color w:val="66657E"/>
-                <w:sz w:val="18"/>
-                <w:szCs w:val="18"/>
-              </w:rPr>
-              <w:t xml:space="preserve">はる</w:t>
-            </w:r>
-          </w:p>
-        </w:tc>
-        <w:tc>
-          <w:tcPr>
-            <w:tcW w:type="dxa" w:w="7652"/>
-            <w:tcBorders>
-              <w:top w:val="dashed" w:color="B9B6CF" w:sz="8"/>
-              <w:left w:val="none" w:color="FFFFFF" w:sz="0"/>
-              <w:bottom w:val="dashed" w:color="B9B6CF" w:sz="8"/>
-              <w:right w:val="dashed" w:color="B9B6CF" w:sz="8"/>
-            </w:tcBorders>
-            <w:tcMar>
-              <w:top w:type="dxa" w:w="100"/>
-              <w:left w:type="dxa" w:w="240"/>
-              <w:bottom w:type="dxa" w:w="160"/>
-              <w:right w:type="dxa" w:w="200"/>
-            </w:tcMar>
-            <w:vAlign w:val="top"/>
-          </w:tcPr>
-          <w:p>
-            <w:pPr>
-              <w:spacing w:after="40"/>
-            </w:pPr>
-            <w:r>
-              <w:rPr>
-                <w:b/>
-                <w:bCs/>
-              </w:rPr>
-              <w:t xml:space="preserve">学校からのお知らせ</w:t>
-            </w:r>
-            <w:r>
-              <w:rPr>
-                <w:color w:val="66657E"/>
-                <w:sz w:val="17"/>
-                <w:szCs w:val="17"/>
-              </w:rPr>
-              <w:t xml:space="preserve">　学校で記入</w:t>
-            </w:r>
-          </w:p>
-          <w:p>
-            <w:pPr>
-              <w:pBdr>
-                <w:bottom w:val="single" w:color="DCDAEA" w:sz="6" w:space="2"/>
-              </w:pBdr>
-              <w:spacing w:after="40" w:before="200"/>
-            </w:pPr>
-            <w:r>
-              <w:rPr>
-                <w:color w:val="66657E"/>
-                <w:sz w:val="19"/>
-                <w:szCs w:val="19"/>
-              </w:rPr>
-              <w:t xml:space="preserve">URL：</w:t>
-            </w:r>
-          </w:p>
-          <w:p>
-            <w:pPr>
-              <w:pBdr>
-                <w:bottom w:val="single" w:color="DCDAEA" w:sz="6" w:space="2"/>
-              </w:pBdr>
-              <w:spacing w:after="40" w:before="200"/>
-            </w:pPr>
-            <w:r>
-              <w:rPr>
-                <w:color w:val="66657E"/>
-                <w:sz w:val="19"/>
-                <w:szCs w:val="19"/>
-              </w:rPr>
-              <w:t xml:space="preserve">使える時間：</w:t>
-            </w:r>
-          </w:p>
-        </w:tc>
-      </w:tr>
-    </w:tbl>
-    <w:p>
-      <w:pPr>
-        <w:spacing w:after="0" w:before="0" w:line="160" w:lineRule="exact"/>
-      </w:pPr>
-    </w:p>
-    <w:tbl>
-      <w:tblPr>
-        <w:tblW w:type="dxa" w:w="9752"/>
-        <w:tblBorders>
-          <w:top w:val="none" w:color="FFFFFF" w:sz="0"/>
-          <w:left w:val="none" w:color="FFFFFF" w:sz="0"/>
-          <w:bottom w:val="none" w:color="FFFFFF" w:sz="0"/>
-          <w:right w:val="none" w:color="FFFFFF" w:sz="0"/>
-          <w:insideH w:val="none" w:color="FFFFFF" w:sz="0"/>
-          <w:insideV w:val="none" w:color="FFFFFF" w:sz="0"/>
-        </w:tblBorders>
-        <w:tblLayout w:type="fixed"/>
-      </w:tblPr>
-      <w:tblGrid>
         <w:gridCol w:w="9752"/>
       </w:tblGrid>
       <w:tr>
@@ -507,16 +538,16 @@
               <w:right w:val="single" w:color="DCDAEA" w:sz="8"/>
             </w:tcBorders>
             <w:tcMar>
-              <w:top w:type="dxa" w:w="90"/>
+              <w:top w:type="dxa" w:w="120"/>
               <w:left w:type="dxa" w:w="240"/>
-              <w:bottom w:type="dxa" w:w="110"/>
+              <w:bottom w:type="dxa" w:w="140"/>
               <w:right w:type="dxa" w:w="200"/>
             </w:tcMar>
             <w:vAlign w:val="top"/>
           </w:tcPr>
           <w:p>
             <w:pPr>
-              <w:spacing w:after="40"/>
+              <w:spacing w:after="60"/>
             </w:pPr>
             <w:r>
               <w:rPr>
@@ -528,7 +559,7 @@
           </w:p>
           <w:p>
             <w:pPr>
-              <w:spacing w:after="0" w:line="264"/>
+              <w:spacing w:after="20" w:line="300"/>
             </w:pPr>
             <w:r>
               <w:t xml:space="preserve">金沢工業大学 情報理工学部 情報工学科 金道研究室（〒921-8501 石川県野々市市扇が丘7-1）</w:t>
@@ -536,7 +567,7 @@
           </w:p>
           <w:p>
             <w:pPr>
-              <w:spacing w:after="0" w:line="264"/>
+              <w:spacing w:after="20" w:line="300"/>
             </w:pPr>
             <w:r>
               <w:t xml:space="preserve">指導教員 金道 敏樹　電話 076-248-9063（直通）</w:t>
@@ -544,7 +575,7 @@
           </w:p>
           <w:p>
             <w:pPr>
-              <w:spacing w:after="0" w:line="264"/>
+              <w:spacing w:after="20" w:line="300"/>
             </w:pPr>
             <w:r>
               <w:t xml:space="preserve">メール toshiki.kindo@neptune.kanazawa-it.ac.jp</w:t>
@@ -555,13 +586,13 @@
     </w:tbl>
     <w:p>
       <w:pPr>
-        <w:spacing w:after="0" w:before="0" w:line="160" w:lineRule="exact"/>
+        <w:spacing w:after="120"/>
       </w:pPr>
     </w:p>
     <w:p>
       <w:pPr>
         <w:keepNext/>
-        <w:spacing w:after="80" w:before="120"/>
+        <w:spacing w:after="80" w:before="160"/>
       </w:pPr>
       <w:r>
         <w:rPr>
@@ -1354,7 +1385,7 @@
                 <wp:inline distT="0" distB="0" distL="0" distR="0">
                   <wp:extent cx="1866900" cy="3267075"/>
                   <wp:effectExtent t="0" r="0" b="0" l="0"/>
-                  <wp:docPr id="2" name="s_login_first" descr="ログイン画面。利用者IDに sample02 を入力し、パスワードは空欄。" title="ログイン画面。利用者IDに sample02 を入力し、パスワードは空欄。"/>
+                  <wp:docPr id="3" name="s_login_first" descr="ログイン画面。利用者IDに sample02 を入力し、パスワードは空欄。" title="ログイン画面。利用者IDに sample02 を入力し、パスワードは空欄。"/>
                   <wp:cNvGraphicFramePr>
                     <a:graphicFrameLocks xmlns:a="http://schemas.openxmlformats.org/drawingml/2006/main" noChangeAspect="1"/>
                   </wp:cNvGraphicFramePr>
@@ -1368,7 +1399,7 @@
                           </pic:cNvPicPr>
                         </pic:nvPicPr>
                         <pic:blipFill>
-                          <a:blip r:embed="rId9" cstate="none"/>
+                          <a:blip r:embed="rId10" cstate="none"/>
                           <a:srcRect/>
                           <a:stretch>
                             <a:fillRect/>
@@ -1511,7 +1542,7 @@
                 <wp:inline distT="0" distB="0" distL="0" distR="0">
                   <wp:extent cx="1866900" cy="3267075"/>
                   <wp:effectExtent t="0" r="0" b="0" l="0"/>
-                  <wp:docPr id="3" name="s_first_login_filled" descr="はじめの設定の画面。はじめのコードとパスワードを入力したところ。" title="はじめの設定の画面。はじめのコードとパスワードを入力したところ。"/>
+                  <wp:docPr id="4" name="s_first_login_filled" descr="はじめの設定の画面。はじめのコードとパスワードを入力したところ。" title="はじめの設定の画面。はじめのコードとパスワードを入力したところ。"/>
                   <wp:cNvGraphicFramePr>
                     <a:graphicFrameLocks xmlns:a="http://schemas.openxmlformats.org/drawingml/2006/main" noChangeAspect="1"/>
                   </wp:cNvGraphicFramePr>
@@ -1525,7 +1556,7 @@
                           </pic:cNvPicPr>
                         </pic:nvPicPr>
                         <pic:blipFill>
-                          <a:blip r:embed="rId10" cstate="none"/>
+                          <a:blip r:embed="rId11" cstate="none"/>
                           <a:srcRect/>
                           <a:stretch>
                             <a:fillRect/>
@@ -1710,7 +1741,7 @@
                 <wp:inline distT="0" distB="0" distL="0" distR="0">
                   <wp:extent cx="1866900" cy="3267075"/>
                   <wp:effectExtent t="0" r="0" b="0" l="0"/>
-                  <wp:docPr id="4" name="s_tour_record" descr="チュートリアルの4番目。「録画をはじめる」のボタンだけが明るくなり、ふきだしに「お手本を録画しよう」と出ている。" title="チュートリアルの4番目。「録画をはじめる」のボタンだけが明るくなり、ふきだしに「お手本を録画しよう」と出ている。"/>
+                  <wp:docPr id="5" name="s_tour_record" descr="チュートリアルの4番目。「録画をはじめる」のボタンだけが明るくなり、ふきだしに「お手本を録画しよう」と出ている。" title="チュートリアルの4番目。「録画をはじめる」のボタンだけが明るくなり、ふきだしに「お手本を録画しよう」と出ている。"/>
                   <wp:cNvGraphicFramePr>
                     <a:graphicFrameLocks xmlns:a="http://schemas.openxmlformats.org/drawingml/2006/main" noChangeAspect="1"/>
                   </wp:cNvGraphicFramePr>
@@ -1724,7 +1755,7 @@
                           </pic:cNvPicPr>
                         </pic:nvPicPr>
                         <pic:blipFill>
-                          <a:blip r:embed="rId11" cstate="none"/>
+                          <a:blip r:embed="rId12" cstate="none"/>
                           <a:srcRect/>
                           <a:stretch>
                             <a:fillRect/>
@@ -2040,88 +2071,7 @@
                 <wp:inline distT="0" distB="0" distL="0" distR="0">
                   <wp:extent cx="1866900" cy="3267075"/>
                   <wp:effectExtent t="0" r="0" b="0" l="0"/>
-                  <wp:docPr id="8" name="p_words_page" descr="単語のページ。上に「単語を追加」のボタン（印2）、下に登録した単語の一覧、画面下のタブの「単語」（印1）。" title="単語のページ。上に「単語を追加」のボタン（印2）、下に登録した単語の一覧、画面下のタブの「単語」（印1）。"/>
-                  <wp:cNvGraphicFramePr>
-                    <a:graphicFrameLocks xmlns:a="http://schemas.openxmlformats.org/drawingml/2006/main" noChangeAspect="1"/>
-                  </wp:cNvGraphicFramePr>
-                  <a:graphic xmlns:a="http://schemas.openxmlformats.org/drawingml/2006/main">
-                    <a:graphicData uri="http://schemas.openxmlformats.org/drawingml/2006/picture">
-                      <pic:pic xmlns:pic="http://schemas.openxmlformats.org/drawingml/2006/picture">
-                        <pic:nvPicPr>
-                          <pic:cNvPr id="0" name="" descr=""/>
-                          <pic:cNvPicPr>
-                            <a:picLocks noChangeAspect="1" noChangeArrowheads="1"/>
-                          </pic:cNvPicPr>
-                        </pic:nvPicPr>
-                        <pic:blipFill>
-                          <a:blip r:embed="rId12" cstate="none"/>
-                          <a:srcRect/>
-                          <a:stretch>
-                            <a:fillRect/>
-                          </a:stretch>
-                        </pic:blipFill>
-                        <pic:spPr bwMode="auto">
-                          <a:xfrm>
-                            <a:off x="0" y="0"/>
-                            <a:ext cx="1866900" cy="3267075"/>
-                          </a:xfrm>
-                          <a:prstGeom prst="rect">
-                            <a:avLst/>
-                          </a:prstGeom>
-                        </pic:spPr>
-                      </pic:pic>
-                    </a:graphicData>
-                  </a:graphic>
-                </wp:inline>
-              </w:drawing>
-            </w:r>
-          </w:p>
-        </w:tc>
-        <w:tc>
-          <w:tcPr>
-            <w:tcW w:type="dxa" w:w="6602"/>
-            <w:tcBorders>
-              <w:top w:val="none" w:color="FFFFFF" w:sz="0"/>
-              <w:left w:val="none" w:color="FFFFFF" w:sz="0"/>
-              <w:bottom w:val="none" w:color="FFFFFF" w:sz="0"/>
-              <w:right w:val="none" w:color="FFFFFF" w:sz="0"/>
-            </w:tcBorders>
-            <w:tcMar>
-              <w:top w:type="dxa" w:w="60"/>
-              <w:left w:type="dxa" w:w="120"/>
-              <w:bottom w:type="dxa" w:w="60"/>
-              <w:right w:type="dxa" w:w="0"/>
-            </w:tcMar>
-            <w:vAlign w:val="top"/>
-          </w:tcPr>
-          <w:p>
-            <w:pPr>
-              <w:pStyle w:val="Heading2"/>
-            </w:pPr>
-            <w:r>
-              <w:rPr>
-                <w:color w:val="30258F"/>
-                <w:shd w:fill="ECEAFA" w:color="auto" w:val="clear"/>
-              </w:rPr>
-              <w:t xml:space="preserve"> 1 </w:t>
-            </w:r>
-            <w:r>
-              <w:t xml:space="preserve">　「単語」のページを開く</w:t>
-            </w:r>
-          </w:p>
-          <w:p>
-            <w:pPr>
-              <w:spacing w:after="110"/>
-            </w:pPr>
-            <w:r>
-              <w:t xml:space="preserve">画面下のタブの </w:t>
-            </w:r>
-            <w:r>
-              <w:drawing>
-                <wp:inline distT="0" distB="0" distL="0" distR="0">
-                  <wp:extent cx="142875" cy="142875"/>
-                  <wp:effectExtent t="0" r="0" b="0" l="0"/>
-                  <wp:docPr id="5" name="mk1" descr="印 1" title="印 1"/>
+                  <wp:docPr id="9" name="p_words_page" descr="単語のページ。上に「単語を追加」のボタン（印2）、下に登録した単語の一覧、画面下のタブの「単語」（印1）。" title="単語のページ。上に「単語を追加」のボタン（印2）、下に登録した単語の一覧、画面下のタブの「単語」（印1）。"/>
                   <wp:cNvGraphicFramePr>
                     <a:graphicFrameLocks xmlns:a="http://schemas.openxmlformats.org/drawingml/2006/main" noChangeAspect="1"/>
                   </wp:cNvGraphicFramePr>
@@ -2144,7 +2094,7 @@
                         <pic:spPr bwMode="auto">
                           <a:xfrm>
                             <a:off x="0" y="0"/>
-                            <a:ext cx="142875" cy="142875"/>
+                            <a:ext cx="1866900" cy="3267075"/>
                           </a:xfrm>
                           <a:prstGeom prst="rect">
                             <a:avLst/>
@@ -2156,27 +2106,53 @@
                 </wp:inline>
               </w:drawing>
             </w:r>
-            <w:r>
-              <w:t xml:space="preserve"> </w:t>
-            </w:r>
-            <w:r>
-              <w:rPr>
-                <w:b/>
-                <w:bCs/>
+          </w:p>
+        </w:tc>
+        <w:tc>
+          <w:tcPr>
+            <w:tcW w:type="dxa" w:w="6602"/>
+            <w:tcBorders>
+              <w:top w:val="none" w:color="FFFFFF" w:sz="0"/>
+              <w:left w:val="none" w:color="FFFFFF" w:sz="0"/>
+              <w:bottom w:val="none" w:color="FFFFFF" w:sz="0"/>
+              <w:right w:val="none" w:color="FFFFFF" w:sz="0"/>
+            </w:tcBorders>
+            <w:tcMar>
+              <w:top w:type="dxa" w:w="60"/>
+              <w:left w:type="dxa" w:w="120"/>
+              <w:bottom w:type="dxa" w:w="60"/>
+              <w:right w:type="dxa" w:w="0"/>
+            </w:tcMar>
+            <w:vAlign w:val="top"/>
+          </w:tcPr>
+          <w:p>
+            <w:pPr>
+              <w:pStyle w:val="Heading2"/>
+            </w:pPr>
+            <w:r>
+              <w:rPr>
                 <w:color w:val="30258F"/>
-                <w:bdr w:val="single" w:color="3A2EA6" w:sz="6" w:space="0"/>
-              </w:rPr>
-              <w:t xml:space="preserve"> 単語 </w:t>
-            </w:r>
-            <w:r>
-              <w:t xml:space="preserve">を押すと、単語のページが開きます。</w:t>
+                <w:shd w:fill="ECEAFA" w:color="auto" w:val="clear"/>
+              </w:rPr>
+              <w:t xml:space="preserve"> 1 </w:t>
+            </w:r>
+            <w:r>
+              <w:t xml:space="preserve">　「単語」のページを開く</w:t>
+            </w:r>
+          </w:p>
+          <w:p>
+            <w:pPr>
+              <w:spacing w:after="110"/>
+            </w:pPr>
+            <w:r>
+              <w:t xml:space="preserve">画面下のタブの </w:t>
             </w:r>
             <w:r>
               <w:drawing>
                 <wp:inline distT="0" distB="0" distL="0" distR="0">
                   <wp:extent cx="142875" cy="142875"/>
                   <wp:effectExtent t="0" r="0" b="0" l="0"/>
-                  <wp:docPr id="6" name="mk2" descr="印 2" title="印 2"/>
+                  <wp:docPr id="6" name="mk1" descr="印 1" title="印 1"/>
                   <wp:cNvGraphicFramePr>
                     <a:graphicFrameLocks xmlns:a="http://schemas.openxmlformats.org/drawingml/2006/main" noChangeAspect="1"/>
                   </wp:cNvGraphicFramePr>
@@ -2212,7 +2188,7 @@
               </w:drawing>
             </w:r>
             <w:r>
-              <w:t xml:space="preserve"> の</w:t>
+              <w:t xml:space="preserve"> </w:t>
             </w:r>
             <w:r>
               <w:rPr>
@@ -2221,24 +2197,17 @@
                 <w:color w:val="30258F"/>
                 <w:bdr w:val="single" w:color="3A2EA6" w:sz="6" w:space="0"/>
               </w:rPr>
-              <w:t xml:space="preserve"> 単語を追加 </w:t>
-            </w:r>
-            <w:r>
-              <w:t xml:space="preserve">を押します。</w:t>
-            </w:r>
-          </w:p>
-          <w:p>
-            <w:pPr>
-              <w:keepNext w:val="false"/>
-              <w:spacing w:after="80" w:before="60"/>
-              <w:jc w:val="left"/>
-            </w:pPr>
+              <w:t xml:space="preserve"> 単語 </w:t>
+            </w:r>
+            <w:r>
+              <w:t xml:space="preserve">を押すと、単語のページが開きます。</w:t>
+            </w:r>
             <w:r>
               <w:drawing>
                 <wp:inline distT="0" distB="0" distL="0" distR="0">
-                  <wp:extent cx="2857500" cy="971550"/>
+                  <wp:extent cx="142875" cy="142875"/>
                   <wp:effectExtent t="0" r="0" b="0" l="0"/>
-                  <wp:docPr id="7" name="p_home_wordshead" descr="ホームの「単語」の見出し。右に「追加・管理」のボタン。" title="ホームの「単語」の見出し。右に「追加・管理」のボタン。"/>
+                  <wp:docPr id="7" name="mk2" descr="印 2" title="印 2"/>
                   <wp:cNvGraphicFramePr>
                     <a:graphicFrameLocks xmlns:a="http://schemas.openxmlformats.org/drawingml/2006/main" noChangeAspect="1"/>
                   </wp:cNvGraphicFramePr>
@@ -2253,6 +2222,68 @@
                         </pic:nvPicPr>
                         <pic:blipFill>
                           <a:blip r:embed="rId15" cstate="none"/>
+                          <a:srcRect/>
+                          <a:stretch>
+                            <a:fillRect/>
+                          </a:stretch>
+                        </pic:blipFill>
+                        <pic:spPr bwMode="auto">
+                          <a:xfrm>
+                            <a:off x="0" y="0"/>
+                            <a:ext cx="142875" cy="142875"/>
+                          </a:xfrm>
+                          <a:prstGeom prst="rect">
+                            <a:avLst/>
+                          </a:prstGeom>
+                        </pic:spPr>
+                      </pic:pic>
+                    </a:graphicData>
+                  </a:graphic>
+                </wp:inline>
+              </w:drawing>
+            </w:r>
+            <w:r>
+              <w:t xml:space="preserve"> の</w:t>
+            </w:r>
+            <w:r>
+              <w:rPr>
+                <w:b/>
+                <w:bCs/>
+                <w:color w:val="30258F"/>
+                <w:bdr w:val="single" w:color="3A2EA6" w:sz="6" w:space="0"/>
+              </w:rPr>
+              <w:t xml:space="preserve"> 単語を追加 </w:t>
+            </w:r>
+            <w:r>
+              <w:t xml:space="preserve">を押します。</w:t>
+            </w:r>
+          </w:p>
+          <w:p>
+            <w:pPr>
+              <w:keepNext w:val="false"/>
+              <w:spacing w:after="80" w:before="60"/>
+              <w:jc w:val="left"/>
+            </w:pPr>
+            <w:r>
+              <w:drawing>
+                <wp:inline distT="0" distB="0" distL="0" distR="0">
+                  <wp:extent cx="2857500" cy="971550"/>
+                  <wp:effectExtent t="0" r="0" b="0" l="0"/>
+                  <wp:docPr id="8" name="p_home_wordshead" descr="ホームの「単語」の見出し。右に「追加・管理」のボタン。" title="ホームの「単語」の見出し。右に「追加・管理」のボタン。"/>
+                  <wp:cNvGraphicFramePr>
+                    <a:graphicFrameLocks xmlns:a="http://schemas.openxmlformats.org/drawingml/2006/main" noChangeAspect="1"/>
+                  </wp:cNvGraphicFramePr>
+                  <a:graphic xmlns:a="http://schemas.openxmlformats.org/drawingml/2006/main">
+                    <a:graphicData uri="http://schemas.openxmlformats.org/drawingml/2006/picture">
+                      <pic:pic xmlns:pic="http://schemas.openxmlformats.org/drawingml/2006/picture">
+                        <pic:nvPicPr>
+                          <pic:cNvPr id="0" name="" descr=""/>
+                          <pic:cNvPicPr>
+                            <a:picLocks noChangeAspect="1" noChangeArrowheads="1"/>
+                          </pic:cNvPicPr>
+                        </pic:nvPicPr>
+                        <pic:blipFill>
+                          <a:blip r:embed="rId16" cstate="none"/>
                           <a:srcRect/>
                           <a:stretch>
                             <a:fillRect/>
@@ -2366,7 +2397,7 @@
                 <wp:inline distT="0" distB="0" distL="0" distR="0">
                   <wp:extent cx="1866900" cy="3267075"/>
                   <wp:effectExtent t="0" r="0" b="0" l="0"/>
-                  <wp:docPr id="9" name="p_aw_step1" descr="新しい単語を追加の画面。単語に 電話 と入れると、読みがなに でんわ が自動で入り、「自動で入れました。ちがうときは直してください。」と出ている。" title="新しい単語を追加の画面。単語に 電話 と入れると、読みがなに でんわ が自動で入り、「自動で入れました。ちがうときは直してください。」と出ている。"/>
+                  <wp:docPr id="10" name="p_aw_step1" descr="新しい単語を追加の画面。単語に 電話 と入れると、読みがなに でんわ が自動で入り、「自動で入れました。ちがうときは直してください。」と出ている。" title="新しい単語を追加の画面。単語に 電話 と入れると、読みがなに でんわ が自動で入り、「自動で入れました。ちがうときは直してください。」と出ている。"/>
                   <wp:cNvGraphicFramePr>
                     <a:graphicFrameLocks xmlns:a="http://schemas.openxmlformats.org/drawingml/2006/main" noChangeAspect="1"/>
                   </wp:cNvGraphicFramePr>
@@ -2380,7 +2411,7 @@
                           </pic:cNvPicPr>
                         </pic:nvPicPr>
                         <pic:blipFill>
-                          <a:blip r:embed="rId16" cstate="none"/>
+                          <a:blip r:embed="rId17" cstate="none"/>
                           <a:srcRect/>
                           <a:stretch>
                             <a:fillRect/>
@@ -2548,7 +2579,7 @@
                 <wp:inline distT="0" distB="0" distL="0" distR="0">
                   <wp:extent cx="1866900" cy="3267075"/>
                   <wp:effectExtent t="0" r="0" b="0" l="0"/>
-                  <wp:docPr id="10" name="p_aw_match" descr="新しい単語を追加の画面。前に削除した「温度」（おんど）があります（練習の記録6回）という案内と、元に戻す のボタン。" title="新しい単語を追加の画面。前に削除した「温度」（おんど）があります（練習の記録6回）という案内と、元に戻す のボタン。"/>
+                  <wp:docPr id="11" name="p_aw_match" descr="新しい単語を追加の画面。前に削除した「温度」（おんど）があります（練習の記録6回）という案内と、元に戻す のボタン。" title="新しい単語を追加の画面。前に削除した「温度」（おんど）があります（練習の記録6回）という案内と、元に戻す のボタン。"/>
                   <wp:cNvGraphicFramePr>
                     <a:graphicFrameLocks xmlns:a="http://schemas.openxmlformats.org/drawingml/2006/main" noChangeAspect="1"/>
                   </wp:cNvGraphicFramePr>
@@ -2562,7 +2593,7 @@
                           </pic:cNvPicPr>
                         </pic:nvPicPr>
                         <pic:blipFill>
-                          <a:blip r:embed="rId17" cstate="none"/>
+                          <a:blip r:embed="rId18" cstate="none"/>
                           <a:srcRect/>
                           <a:stretch>
                             <a:fillRect/>
@@ -2783,7 +2814,7 @@
                 <wp:inline distT="0" distB="0" distL="0" distR="0">
                   <wp:extent cx="1866900" cy="3267075"/>
                   <wp:effectExtent t="0" r="0" b="0" l="0"/>
-                  <wp:docPr id="11" name="p_aw_step2" descr="お手本を録画の画面。上に 電話・でんわ と「3・2・1 のあと、1回はっきり言います」、カメラの映像に点線の枠、声の大きさのバー、録画をはじめる のボタン。" title="お手本を録画の画面。上に 電話・でんわ と「3・2・1 のあと、1回はっきり言います」、カメラの映像に点線の枠、声の大きさのバー、録画をはじめる のボタン。"/>
+                  <wp:docPr id="12" name="p_aw_step2" descr="お手本を録画の画面。上に 電話・でんわ と「3・2・1 のあと、1回はっきり言います」、カメラの映像に点線の枠、声の大きさのバー、録画をはじめる のボタン。" title="お手本を録画の画面。上に 電話・でんわ と「3・2・1 のあと、1回はっきり言います」、カメラの映像に点線の枠、声の大きさのバー、録画をはじめる のボタン。"/>
                   <wp:cNvGraphicFramePr>
                     <a:graphicFrameLocks xmlns:a="http://schemas.openxmlformats.org/drawingml/2006/main" noChangeAspect="1"/>
                   </wp:cNvGraphicFramePr>
@@ -2797,7 +2828,7 @@
                           </pic:cNvPicPr>
                         </pic:nvPicPr>
                         <pic:blipFill>
-                          <a:blip r:embed="rId18" cstate="none"/>
+                          <a:blip r:embed="rId19" cstate="none"/>
                           <a:srcRect/>
                           <a:stretch>
                             <a:fillRect/>
@@ -2946,7 +2977,7 @@
                 <wp:inline distT="0" distB="0" distL="0" distR="0">
                   <wp:extent cx="1866900" cy="3267075"/>
                   <wp:effectExtent t="0" r="0" b="0" l="0"/>
-                  <wp:docPr id="12" name="p_aw_recording" descr="録画中の画面。左上に 録画中 の表示、下に進み具合の赤い線、ちょうどいい位置です の表示。" title="録画中の画面。左上に 録画中 の表示、下に進み具合の赤い線、ちょうどいい位置です の表示。"/>
+                  <wp:docPr id="13" name="p_aw_recording" descr="録画中の画面。左上に 録画中 の表示、下に進み具合の赤い線、ちょうどいい位置です の表示。" title="録画中の画面。左上に 録画中 の表示、下に進み具合の赤い線、ちょうどいい位置です の表示。"/>
                   <wp:cNvGraphicFramePr>
                     <a:graphicFrameLocks xmlns:a="http://schemas.openxmlformats.org/drawingml/2006/main" noChangeAspect="1"/>
                   </wp:cNvGraphicFramePr>
@@ -2960,7 +2991,7 @@
                           </pic:cNvPicPr>
                         </pic:nvPicPr>
                         <pic:blipFill>
-                          <a:blip r:embed="rId19" cstate="none"/>
+                          <a:blip r:embed="rId20" cstate="none"/>
                           <a:srcRect/>
                           <a:stretch>
                             <a:fillRect/>
@@ -3100,7 +3131,7 @@
                 <wp:inline distT="0" distB="0" distL="0" distR="0">
                   <wp:extent cx="1866900" cy="3267075"/>
                   <wp:effectExtent t="0" r="0" b="0" l="0"/>
-                  <wp:docPr id="13" name="p_aw_check" descr="録画を確かめる画面。録った動画、「口が、はっきり映っている」「「でんわ」の声が聞こえる」の確かめる点、これで登録する と 録り直す のボタン。" title="録画を確かめる画面。録った動画、「口が、はっきり映っている」「「でんわ」の声が聞こえる」の確かめる点、これで登録する と 録り直す のボタン。"/>
+                  <wp:docPr id="14" name="p_aw_check" descr="録画を確かめる画面。録った動画、「口が、はっきり映っている」「「でんわ」の声が聞こえる」の確かめる点、これで登録する と 録り直す のボタン。" title="録画を確かめる画面。録った動画、「口が、はっきり映っている」「「でんわ」の声が聞こえる」の確かめる点、これで登録する と 録り直す のボタン。"/>
                   <wp:cNvGraphicFramePr>
                     <a:graphicFrameLocks xmlns:a="http://schemas.openxmlformats.org/drawingml/2006/main" noChangeAspect="1"/>
                   </wp:cNvGraphicFramePr>
@@ -3114,7 +3145,7 @@
                           </pic:cNvPicPr>
                         </pic:nvPicPr>
                         <pic:blipFill>
-                          <a:blip r:embed="rId20" cstate="none"/>
+                          <a:blip r:embed="rId21" cstate="none"/>
                           <a:srcRect/>
                           <a:stretch>
                             <a:fillRect/>
@@ -3281,7 +3312,7 @@
                 <wp:inline distT="0" distB="0" distL="0" distR="0">
                   <wp:extent cx="1866900" cy="3267075"/>
                   <wp:effectExtent t="0" r="0" b="0" l="0"/>
-                  <wp:docPr id="15" name="p_aw_done" descr="「電話」を追加しました の画面。この単語を練習する、続けて追加する、おわる のボタン。" title="「電話」を追加しました の画面。この単語を練習する、続けて追加する、おわる のボタン。"/>
+                  <wp:docPr id="16" name="p_aw_done" descr="「電話」を追加しました の画面。この単語を練習する、続けて追加する、おわる のボタン。" title="「電話」を追加しました の画面。この単語を練習する、続けて追加する、おわる のボタン。"/>
                   <wp:cNvGraphicFramePr>
                     <a:graphicFrameLocks xmlns:a="http://schemas.openxmlformats.org/drawingml/2006/main" noChangeAspect="1"/>
                   </wp:cNvGraphicFramePr>
@@ -3295,7 +3326,7 @@
                           </pic:cNvPicPr>
                         </pic:nvPicPr>
                         <pic:blipFill>
-                          <a:blip r:embed="rId21" cstate="none"/>
+                          <a:blip r:embed="rId22" cstate="none"/>
                           <a:srcRect/>
                           <a:stretch>
                             <a:fillRect/>
@@ -3405,7 +3436,7 @@
                 <wp:inline distT="0" distB="0" distL="0" distR="0">
                   <wp:extent cx="2381250" cy="1552575"/>
                   <wp:effectExtent t="0" r="0" b="0" l="0"/>
-                  <wp:docPr id="14" name="p_wordcard_new" descr="ホームの単語カード「電話」。まだ練習していません の表示。" title="ホームの単語カード「電話」。まだ練習していません の表示。"/>
+                  <wp:docPr id="15" name="p_wordcard_new" descr="ホームの単語カード「電話」。まだ練習していません の表示。" title="ホームの単語カード「電話」。まだ練習していません の表示。"/>
                   <wp:cNvGraphicFramePr>
                     <a:graphicFrameLocks xmlns:a="http://schemas.openxmlformats.org/drawingml/2006/main" noChangeAspect="1"/>
                   </wp:cNvGraphicFramePr>
@@ -3419,7 +3450,7 @@
                           </pic:cNvPicPr>
                         </pic:nvPicPr>
                         <pic:blipFill>
-                          <a:blip r:embed="rId22" cstate="none"/>
+                          <a:blip r:embed="rId23" cstate="none"/>
                           <a:srcRect/>
                           <a:stretch>
                             <a:fillRect/>
@@ -3571,7 +3602,7 @@
                 <wp:inline distT="0" distB="0" distL="0" distR="0">
                   <wp:extent cx="1866900" cy="3267075"/>
                   <wp:effectExtent t="0" r="0" b="0" l="0"/>
-                  <wp:docPr id="16" name="p_word_edit" descr="単語の編集の画面。上にお手本の動画と「お手本を見る」「お手本を録り直す」、下に 単語・読みがな・メモ の入力欄。" title="単語の編集の画面。上にお手本の動画と「お手本を見る」「お手本を録り直す」、下に 単語・読みがな・メモ の入力欄。"/>
+                  <wp:docPr id="17" name="p_word_edit" descr="単語の編集の画面。上にお手本の動画と「お手本を見る」「お手本を録り直す」、下に 単語・読みがな・メモ の入力欄。" title="単語の編集の画面。上にお手本の動画と「お手本を見る」「お手本を録り直す」、下に 単語・読みがな・メモ の入力欄。"/>
                   <wp:cNvGraphicFramePr>
                     <a:graphicFrameLocks xmlns:a="http://schemas.openxmlformats.org/drawingml/2006/main" noChangeAspect="1"/>
                   </wp:cNvGraphicFramePr>
@@ -3585,7 +3616,7 @@
                           </pic:cNvPicPr>
                         </pic:nvPicPr>
                         <pic:blipFill>
-                          <a:blip r:embed="rId23" cstate="none"/>
+                          <a:blip r:embed="rId24" cstate="none"/>
                           <a:srcRect/>
                           <a:stretch>
                             <a:fillRect/>
@@ -3768,7 +3799,7 @@
                 <wp:inline distT="0" distB="0" distL="0" distR="0">
                   <wp:extent cx="1866900" cy="3267075"/>
                   <wp:effectExtent t="0" r="0" b="0" l="0"/>
-                  <wp:docPr id="17" name="p_ref_rerecord" descr="「電話」のお手本を録り直す画面。カメラの映像に点線の枠、録画をはじめる と とじる のボタン。" title="「電話」のお手本を録り直す画面。カメラの映像に点線の枠、録画をはじめる と とじる のボタン。"/>
+                  <wp:docPr id="18" name="p_ref_rerecord" descr="「電話」のお手本を録り直す画面。カメラの映像に点線の枠、録画をはじめる と とじる のボタン。" title="「電話」のお手本を録り直す画面。カメラの映像に点線の枠、録画をはじめる と とじる のボタン。"/>
                   <wp:cNvGraphicFramePr>
                     <a:graphicFrameLocks xmlns:a="http://schemas.openxmlformats.org/drawingml/2006/main" noChangeAspect="1"/>
                   </wp:cNvGraphicFramePr>
@@ -3782,7 +3813,7 @@
                           </pic:cNvPicPr>
                         </pic:nvPicPr>
                         <pic:blipFill>
-                          <a:blip r:embed="rId24" cstate="none"/>
+                          <a:blip r:embed="rId25" cstate="none"/>
                           <a:srcRect/>
                           <a:stretch>
                             <a:fillRect/>
@@ -3957,7 +3988,7 @@
                 <wp:inline distT="0" distB="0" distL="0" distR="0">
                   <wp:extent cx="1809750" cy="1333500"/>
                   <wp:effectExtent t="0" r="0" b="0" l="0"/>
-                  <wp:docPr id="18" name="p_delete_pending" descr="単語カード「電話」。削除を1回押したところで、もう一度押すと削除 と表示されている。" title="単語カード「電話」。削除を1回押したところで、もう一度押すと削除 と表示されている。"/>
+                  <wp:docPr id="19" name="p_delete_pending" descr="単語カード「電話」。削除を1回押したところで、もう一度押すと削除 と表示されている。" title="単語カード「電話」。削除を1回押したところで、もう一度押すと削除 と表示されている。"/>
                   <wp:cNvGraphicFramePr>
                     <a:graphicFrameLocks xmlns:a="http://schemas.openxmlformats.org/drawingml/2006/main" noChangeAspect="1"/>
                   </wp:cNvGraphicFramePr>
@@ -3971,7 +4002,7 @@
                           </pic:cNvPicPr>
                         </pic:nvPicPr>
                         <pic:blipFill>
-                          <a:blip r:embed="rId25" cstate="none"/>
+                          <a:blip r:embed="rId26" cstate="none"/>
                           <a:srcRect/>
                           <a:stretch>
                             <a:fillRect/>
@@ -4138,7 +4169,7 @@
                 <wp:inline distT="0" distB="0" distL="0" distR="0">
                   <wp:extent cx="1809750" cy="1276350"/>
                   <wp:effectExtent t="0" r="0" b="0" l="0"/>
-                  <wp:docPr id="19" name="p_words_archived" descr="単語のページの「削除した単語」。温度 の行に 元に戻す のボタン。" title="単語のページの「削除した単語」。温度 の行に 元に戻す のボタン。"/>
+                  <wp:docPr id="20" name="p_words_archived" descr="単語のページの「削除した単語」。温度 の行に 元に戻す のボタン。" title="単語のページの「削除した単語」。温度 の行に 元に戻す のボタン。"/>
                   <wp:cNvGraphicFramePr>
                     <a:graphicFrameLocks xmlns:a="http://schemas.openxmlformats.org/drawingml/2006/main" noChangeAspect="1"/>
                   </wp:cNvGraphicFramePr>
@@ -4152,7 +4183,7 @@
                           </pic:cNvPicPr>
                         </pic:nvPicPr>
                         <pic:blipFill>
-                          <a:blip r:embed="rId26" cstate="none"/>
+                          <a:blip r:embed="rId27" cstate="none"/>
                           <a:srcRect/>
                           <a:stretch>
                             <a:fillRect/>
@@ -4360,114 +4391,7 @@
                 <wp:inline distT="0" distB="0" distL="0" distR="0">
                   <wp:extent cx="1066800" cy="2247900"/>
                   <wp:effectExtent t="0" r="0" b="0" l="0"/>
-                  <wp:docPr id="20" name="s_rec_start__grid" descr="単語をえらぶ" title="単語をえらぶ"/>
-                  <wp:cNvGraphicFramePr>
-                    <a:graphicFrameLocks xmlns:a="http://schemas.openxmlformats.org/drawingml/2006/main" noChangeAspect="1"/>
-                  </wp:cNvGraphicFramePr>
-                  <a:graphic xmlns:a="http://schemas.openxmlformats.org/drawingml/2006/main">
-                    <a:graphicData uri="http://schemas.openxmlformats.org/drawingml/2006/picture">
-                      <pic:pic xmlns:pic="http://schemas.openxmlformats.org/drawingml/2006/picture">
-                        <pic:nvPicPr>
-                          <pic:cNvPr id="0" name="" descr=""/>
-                          <pic:cNvPicPr>
-                            <a:picLocks noChangeAspect="1" noChangeArrowheads="1"/>
-                          </pic:cNvPicPr>
-                        </pic:nvPicPr>
-                        <pic:blipFill>
-                          <a:blip r:embed="rId27" cstate="none"/>
-                          <a:srcRect/>
-                          <a:stretch>
-                            <a:fillRect/>
-                          </a:stretch>
-                        </pic:blipFill>
-                        <pic:spPr bwMode="auto">
-                          <a:xfrm>
-                            <a:off x="0" y="0"/>
-                            <a:ext cx="1066800" cy="2247900"/>
-                          </a:xfrm>
-                          <a:prstGeom prst="rect">
-                            <a:avLst/>
-                          </a:prstGeom>
-                        </pic:spPr>
-                      </pic:pic>
-                    </a:graphicData>
-                  </a:graphic>
-                </wp:inline>
-              </w:drawing>
-            </w:r>
-          </w:p>
-          <w:p>
-            <w:pPr>
-              <w:spacing w:after="0"/>
-            </w:pPr>
-            <w:r>
-              <w:rPr>
-                <w:b/>
-                <w:bCs/>
-                <w:color w:val="3A2EA6"/>
-                <w:sz w:val="26"/>
-                <w:szCs w:val="26"/>
-              </w:rPr>
-              <w:t xml:space="preserve">1</w:t>
-            </w:r>
-          </w:p>
-          <w:p>
-            <w:pPr>
-              <w:spacing w:after="40"/>
-            </w:pPr>
-            <w:r>
-              <w:rPr>
-                <w:b/>
-                <w:bCs/>
-                <w:sz w:val="19"/>
-                <w:szCs w:val="19"/>
-              </w:rPr>
-              <w:t xml:space="preserve">単語をえらぶ</w:t>
-            </w:r>
-          </w:p>
-          <w:p>
-            <w:pPr>
-              <w:spacing w:after="60" w:line="280"/>
-            </w:pPr>
-            <w:r>
-              <w:rPr>
-                <w:color w:val="47465E"/>
-                <w:sz w:val="17"/>
-                <w:szCs w:val="17"/>
-              </w:rPr>
-              <w:t xml:space="preserve">マイクとカメラに ✓ がついたら準備完了。</w:t>
-            </w:r>
-          </w:p>
-        </w:tc>
-        <w:tc>
-          <w:tcPr>
-            <w:tcW w:type="dxa" w:w="1950"/>
-            <w:tcBorders>
-              <w:top w:val="none" w:color="FFFFFF" w:sz="0"/>
-              <w:left w:val="none" w:color="FFFFFF" w:sz="0"/>
-              <w:bottom w:val="none" w:color="FFFFFF" w:sz="0"/>
-              <w:right w:val="none" w:color="FFFFFF" w:sz="0"/>
-            </w:tcBorders>
-            <w:tcMar>
-              <w:top w:type="dxa" w:w="60"/>
-              <w:left w:type="dxa" w:w="110"/>
-              <w:bottom w:type="dxa" w:w="60"/>
-              <w:right w:type="dxa" w:w="110"/>
-            </w:tcMar>
-            <w:vAlign w:val="top"/>
-          </w:tcPr>
-          <w:p>
-            <w:pPr>
-              <w:keepNext w:val="false"/>
-              <w:spacing w:after="100" w:before="0"/>
-              <w:jc w:val="center"/>
-            </w:pPr>
-            <w:r>
-              <w:drawing>
-                <wp:inline distT="0" distB="0" distL="0" distR="0">
-                  <wp:extent cx="1066800" cy="2247900"/>
-                  <wp:effectExtent t="0" r="0" b="0" l="0"/>
-                  <wp:docPr id="21" name="s_rec_ref__grid" descr="お手本を見る" title="お手本を見る"/>
+                  <wp:docPr id="21" name="s_rec_start__grid" descr="単語をえらぶ" title="単語をえらぶ"/>
                   <wp:cNvGraphicFramePr>
                     <a:graphicFrameLocks xmlns:a="http://schemas.openxmlformats.org/drawingml/2006/main" noChangeAspect="1"/>
                   </wp:cNvGraphicFramePr>
@@ -4515,7 +4439,7 @@
                 <w:sz w:val="26"/>
                 <w:szCs w:val="26"/>
               </w:rPr>
-              <w:t xml:space="preserve">2</w:t>
+              <w:t xml:space="preserve">1</w:t>
             </w:r>
           </w:p>
           <w:p>
@@ -4529,7 +4453,7 @@
                 <w:sz w:val="19"/>
                 <w:szCs w:val="19"/>
               </w:rPr>
-              <w:t xml:space="preserve">お手本を見る</w:t>
+              <w:t xml:space="preserve">単語をえらぶ</w:t>
             </w:r>
           </w:p>
           <w:p>
@@ -4542,7 +4466,7 @@
                 <w:sz w:val="17"/>
                 <w:szCs w:val="17"/>
               </w:rPr>
-              <w:t xml:space="preserve">口の動き・音の高さ・音の長さを見ます。</w:t>
+              <w:t xml:space="preserve">マイクとカメラに ✓ がついたら準備完了。</w:t>
             </w:r>
           </w:p>
         </w:tc>
@@ -4574,7 +4498,7 @@
                 <wp:inline distT="0" distB="0" distL="0" distR="0">
                   <wp:extent cx="1066800" cy="2247900"/>
                   <wp:effectExtent t="0" r="0" b="0" l="0"/>
-                  <wp:docPr id="22" name="s_rec_recording__grid" descr="自分のペースで録音" title="自分のペースで録音"/>
+                  <wp:docPr id="22" name="s_rec_ref__grid" descr="お手本を見る" title="お手本を見る"/>
                   <wp:cNvGraphicFramePr>
                     <a:graphicFrameLocks xmlns:a="http://schemas.openxmlformats.org/drawingml/2006/main" noChangeAspect="1"/>
                   </wp:cNvGraphicFramePr>
@@ -4622,7 +4546,7 @@
                 <w:sz w:val="26"/>
                 <w:szCs w:val="26"/>
               </w:rPr>
-              <w:t xml:space="preserve">3</w:t>
+              <w:t xml:space="preserve">2</w:t>
             </w:r>
           </w:p>
           <w:p>
@@ -4636,7 +4560,7 @@
                 <w:sz w:val="19"/>
                 <w:szCs w:val="19"/>
               </w:rPr>
-              <w:t xml:space="preserve">自分のペースで録音</w:t>
+              <w:t xml:space="preserve">お手本を見る</w:t>
             </w:r>
           </w:p>
           <w:p>
@@ -4649,7 +4573,7 @@
                 <w:sz w:val="17"/>
                 <w:szCs w:val="17"/>
               </w:rPr>
-              <w:t xml:space="preserve">3・2・1 のあと、単語を1回言います。</w:t>
+              <w:t xml:space="preserve">口の動き・音の高さ・音の長さを見ます。</w:t>
             </w:r>
           </w:p>
         </w:tc>
@@ -4681,7 +4605,7 @@
                 <wp:inline distT="0" distB="0" distL="0" distR="0">
                   <wp:extent cx="1066800" cy="2247900"/>
                   <wp:effectExtent t="0" r="0" b="0" l="0"/>
-                  <wp:docPr id="23" name="s_rec_done__grid" descr="口をならべて見る" title="口をならべて見る"/>
+                  <wp:docPr id="23" name="s_rec_recording__grid" descr="自分のペースで録音" title="自分のペースで録音"/>
                   <wp:cNvGraphicFramePr>
                     <a:graphicFrameLocks xmlns:a="http://schemas.openxmlformats.org/drawingml/2006/main" noChangeAspect="1"/>
                   </wp:cNvGraphicFramePr>
@@ -4729,6 +4653,113 @@
                 <w:sz w:val="26"/>
                 <w:szCs w:val="26"/>
               </w:rPr>
+              <w:t xml:space="preserve">3</w:t>
+            </w:r>
+          </w:p>
+          <w:p>
+            <w:pPr>
+              <w:spacing w:after="40"/>
+            </w:pPr>
+            <w:r>
+              <w:rPr>
+                <w:b/>
+                <w:bCs/>
+                <w:sz w:val="19"/>
+                <w:szCs w:val="19"/>
+              </w:rPr>
+              <w:t xml:space="preserve">自分のペースで録音</w:t>
+            </w:r>
+          </w:p>
+          <w:p>
+            <w:pPr>
+              <w:spacing w:after="60" w:line="280"/>
+            </w:pPr>
+            <w:r>
+              <w:rPr>
+                <w:color w:val="47465E"/>
+                <w:sz w:val="17"/>
+                <w:szCs w:val="17"/>
+              </w:rPr>
+              <w:t xml:space="preserve">3・2・1 のあと、単語を1回言います。</w:t>
+            </w:r>
+          </w:p>
+        </w:tc>
+        <w:tc>
+          <w:tcPr>
+            <w:tcW w:type="dxa" w:w="1950"/>
+            <w:tcBorders>
+              <w:top w:val="none" w:color="FFFFFF" w:sz="0"/>
+              <w:left w:val="none" w:color="FFFFFF" w:sz="0"/>
+              <w:bottom w:val="none" w:color="FFFFFF" w:sz="0"/>
+              <w:right w:val="none" w:color="FFFFFF" w:sz="0"/>
+            </w:tcBorders>
+            <w:tcMar>
+              <w:top w:type="dxa" w:w="60"/>
+              <w:left w:type="dxa" w:w="110"/>
+              <w:bottom w:type="dxa" w:w="60"/>
+              <w:right w:type="dxa" w:w="110"/>
+            </w:tcMar>
+            <w:vAlign w:val="top"/>
+          </w:tcPr>
+          <w:p>
+            <w:pPr>
+              <w:keepNext w:val="false"/>
+              <w:spacing w:after="100" w:before="0"/>
+              <w:jc w:val="center"/>
+            </w:pPr>
+            <w:r>
+              <w:drawing>
+                <wp:inline distT="0" distB="0" distL="0" distR="0">
+                  <wp:extent cx="1066800" cy="2247900"/>
+                  <wp:effectExtent t="0" r="0" b="0" l="0"/>
+                  <wp:docPr id="24" name="s_rec_done__grid" descr="口をならべて見る" title="口をならべて見る"/>
+                  <wp:cNvGraphicFramePr>
+                    <a:graphicFrameLocks xmlns:a="http://schemas.openxmlformats.org/drawingml/2006/main" noChangeAspect="1"/>
+                  </wp:cNvGraphicFramePr>
+                  <a:graphic xmlns:a="http://schemas.openxmlformats.org/drawingml/2006/main">
+                    <a:graphicData uri="http://schemas.openxmlformats.org/drawingml/2006/picture">
+                      <pic:pic xmlns:pic="http://schemas.openxmlformats.org/drawingml/2006/picture">
+                        <pic:nvPicPr>
+                          <pic:cNvPr id="0" name="" descr=""/>
+                          <pic:cNvPicPr>
+                            <a:picLocks noChangeAspect="1" noChangeArrowheads="1"/>
+                          </pic:cNvPicPr>
+                        </pic:nvPicPr>
+                        <pic:blipFill>
+                          <a:blip r:embed="rId31" cstate="none"/>
+                          <a:srcRect/>
+                          <a:stretch>
+                            <a:fillRect/>
+                          </a:stretch>
+                        </pic:blipFill>
+                        <pic:spPr bwMode="auto">
+                          <a:xfrm>
+                            <a:off x="0" y="0"/>
+                            <a:ext cx="1066800" cy="2247900"/>
+                          </a:xfrm>
+                          <a:prstGeom prst="rect">
+                            <a:avLst/>
+                          </a:prstGeom>
+                        </pic:spPr>
+                      </pic:pic>
+                    </a:graphicData>
+                  </a:graphic>
+                </wp:inline>
+              </w:drawing>
+            </w:r>
+          </w:p>
+          <w:p>
+            <w:pPr>
+              <w:spacing w:after="0"/>
+            </w:pPr>
+            <w:r>
+              <w:rPr>
+                <w:b/>
+                <w:bCs/>
+                <w:color w:val="3A2EA6"/>
+                <w:sz w:val="26"/>
+                <w:szCs w:val="26"/>
+              </w:rPr>
               <w:t xml:space="preserve">4</w:t>
             </w:r>
           </w:p>
@@ -4788,7 +4819,7 @@
                 <wp:inline distT="0" distB="0" distL="0" distR="0">
                   <wp:extent cx="1066800" cy="2247900"/>
                   <wp:effectExtent t="0" r="0" b="0" l="0"/>
-                  <wp:docPr id="24" name="s_res_summary__grid" descr="結果を見る" title="結果を見る"/>
+                  <wp:docPr id="25" name="s_res_summary__grid" descr="結果を見る" title="結果を見る"/>
                   <wp:cNvGraphicFramePr>
                     <a:graphicFrameLocks xmlns:a="http://schemas.openxmlformats.org/drawingml/2006/main" noChangeAspect="1"/>
                   </wp:cNvGraphicFramePr>
@@ -4802,7 +4833,7 @@
                           </pic:cNvPicPr>
                         </pic:nvPicPr>
                         <pic:blipFill>
-                          <a:blip r:embed="rId31" cstate="none"/>
+                          <a:blip r:embed="rId32" cstate="none"/>
                           <a:srcRect/>
                           <a:stretch>
                             <a:fillRect/>
@@ -5471,7 +5502,7 @@
                 <wp:inline distT="0" distB="0" distL="0" distR="0">
                   <wp:extent cx="1866900" cy="3267075"/>
                   <wp:effectExtent t="0" r="0" b="0" l="0"/>
-                  <wp:docPr id="29" name="s_res_summary_parent" descr="結果のまとめ。77点、Aランク。番号1〜3の印つき。" title="結果のまとめ。77点、Aランク。番号1〜3の印つき。"/>
+                  <wp:docPr id="30" name="s_res_summary_parent" descr="結果のまとめ。77点、Aランク。番号1〜3の印つき。" title="結果のまとめ。77点、Aランク。番号1〜3の印つき。"/>
                   <wp:cNvGraphicFramePr>
                     <a:graphicFrameLocks xmlns:a="http://schemas.openxmlformats.org/drawingml/2006/main" noChangeAspect="1"/>
                   </wp:cNvGraphicFramePr>
@@ -5485,7 +5516,7 @@
                           </pic:cNvPicPr>
                         </pic:nvPicPr>
                         <pic:blipFill>
-                          <a:blip r:embed="rId32" cstate="none"/>
+                          <a:blip r:embed="rId33" cstate="none"/>
                           <a:srcRect/>
                           <a:stretch>
                             <a:fillRect/>
@@ -5553,75 +5584,7 @@
                 <wp:inline distT="0" distB="0" distL="0" distR="0">
                   <wp:extent cx="142875" cy="142875"/>
                   <wp:effectExtent t="0" r="0" b="0" l="0"/>
-                  <wp:docPr id="25" name="mk1" descr="印 1" title="印 1"/>
-                  <wp:cNvGraphicFramePr>
-                    <a:graphicFrameLocks xmlns:a="http://schemas.openxmlformats.org/drawingml/2006/main" noChangeAspect="1"/>
-                  </wp:cNvGraphicFramePr>
-                  <a:graphic xmlns:a="http://schemas.openxmlformats.org/drawingml/2006/main">
-                    <a:graphicData uri="http://schemas.openxmlformats.org/drawingml/2006/picture">
-                      <pic:pic xmlns:pic="http://schemas.openxmlformats.org/drawingml/2006/picture">
-                        <pic:nvPicPr>
-                          <pic:cNvPr id="0" name="" descr=""/>
-                          <pic:cNvPicPr>
-                            <a:picLocks noChangeAspect="1" noChangeArrowheads="1"/>
-                          </pic:cNvPicPr>
-                        </pic:nvPicPr>
-                        <pic:blipFill>
-                          <a:blip r:embed="rId13" cstate="none"/>
-                          <a:srcRect/>
-                          <a:stretch>
-                            <a:fillRect/>
-                          </a:stretch>
-                        </pic:blipFill>
-                        <pic:spPr bwMode="auto">
-                          <a:xfrm>
-                            <a:off x="0" y="0"/>
-                            <a:ext cx="142875" cy="142875"/>
-                          </a:xfrm>
-                          <a:prstGeom prst="rect">
-                            <a:avLst/>
-                          </a:prstGeom>
-                        </pic:spPr>
-                      </pic:pic>
-                    </a:graphicData>
-                  </a:graphic>
-                </wp:inline>
-              </w:drawing>
-            </w:r>
-            <w:r>
-              <w:tab/>
-            </w:r>
-            <w:r>
-              <w:rPr>
-                <w:b/>
-                <w:bCs/>
-              </w:rPr>
-              <w:t xml:space="preserve">点数とランク</w:t>
-            </w:r>
-            <w:r>
-              <w:br/>
-            </w:r>
-            <w:r>
-              <w:rPr>
-                <w:color w:val="47465E"/>
-              </w:rPr>
-              <w:t xml:space="preserve">右には、前回この単語を練習したときとの差が出ます。</w:t>
-            </w:r>
-          </w:p>
-          <w:p>
-            <w:pPr>
-              <w:tabs>
-                <w:tab w:val="left" w:pos="380"/>
-              </w:tabs>
-              <w:spacing w:after="100" w:line="290"/>
-              <w:ind w:left="380" w:hanging="380"/>
-            </w:pPr>
-            <w:r>
-              <w:drawing>
-                <wp:inline distT="0" distB="0" distL="0" distR="0">
-                  <wp:extent cx="142875" cy="142875"/>
-                  <wp:effectExtent t="0" r="0" b="0" l="0"/>
-                  <wp:docPr id="26" name="mk2" descr="印 2" title="印 2"/>
+                  <wp:docPr id="26" name="mk1" descr="印 1" title="印 1"/>
                   <wp:cNvGraphicFramePr>
                     <a:graphicFrameLocks xmlns:a="http://schemas.openxmlformats.org/drawingml/2006/main" noChangeAspect="1"/>
                   </wp:cNvGraphicFramePr>
@@ -5664,7 +5627,7 @@
                 <w:b/>
                 <w:bCs/>
               </w:rPr>
-              <w:t xml:space="preserve">高さ・長さ・口の形</w:t>
+              <w:t xml:space="preserve">点数とランク</w:t>
             </w:r>
             <w:r>
               <w:br/>
@@ -5673,7 +5636,7 @@
               <w:rPr>
                 <w:color w:val="47465E"/>
               </w:rPr>
-              <w:t xml:space="preserve">それぞれのできばえを、◎（できている）○（もう少し）△（ここを直す）で示します。</w:t>
+              <w:t xml:space="preserve">右には、前回この単語を練習したときとの差が出ます。</w:t>
             </w:r>
           </w:p>
           <w:p>
@@ -5689,7 +5652,7 @@
                 <wp:inline distT="0" distB="0" distL="0" distR="0">
                   <wp:extent cx="142875" cy="142875"/>
                   <wp:effectExtent t="0" r="0" b="0" l="0"/>
-                  <wp:docPr id="27" name="mk3" descr="印 3" title="印 3"/>
+                  <wp:docPr id="27" name="mk2" descr="印 2" title="印 2"/>
                   <wp:cNvGraphicFramePr>
                     <a:graphicFrameLocks xmlns:a="http://schemas.openxmlformats.org/drawingml/2006/main" noChangeAspect="1"/>
                   </wp:cNvGraphicFramePr>
@@ -5703,7 +5666,7 @@
                           </pic:cNvPicPr>
                         </pic:nvPicPr>
                         <pic:blipFill>
-                          <a:blip r:embed="rId33" cstate="none"/>
+                          <a:blip r:embed="rId15" cstate="none"/>
                           <a:srcRect/>
                           <a:stretch>
                             <a:fillRect/>
@@ -5732,7 +5695,7 @@
                 <w:b/>
                 <w:bCs/>
               </w:rPr>
-              <w:t xml:space="preserve">口と声による減点</w:t>
+              <w:t xml:space="preserve">高さ・長さ・口の形</w:t>
             </w:r>
             <w:r>
               <w:br/>
@@ -5741,21 +5704,23 @@
               <w:rPr>
                 <w:color w:val="47465E"/>
               </w:rPr>
-              <w:t xml:space="preserve">差し引いたときだけ表示されます。</w:t>
-            </w:r>
-          </w:p>
-          <w:p>
-            <w:pPr>
-              <w:keepNext w:val="false"/>
-              <w:spacing w:after="80" w:before="60"/>
-              <w:jc w:val="left"/>
+              <w:t xml:space="preserve">それぞれのできばえを、◎（できている）○（もう少し）△（ここを直す）で示します。</w:t>
+            </w:r>
+          </w:p>
+          <w:p>
+            <w:pPr>
+              <w:tabs>
+                <w:tab w:val="left" w:pos="380"/>
+              </w:tabs>
+              <w:spacing w:after="100" w:line="290"/>
+              <w:ind w:left="380" w:hanging="380"/>
             </w:pPr>
             <w:r>
               <w:drawing>
                 <wp:inline distT="0" distB="0" distL="0" distR="0">
-                  <wp:extent cx="2381250" cy="1971675"/>
+                  <wp:extent cx="142875" cy="142875"/>
                   <wp:effectExtent t="0" r="0" b="0" l="0"/>
-                  <wp:docPr id="28" name="s_res_next" descr="つぎは、ここだけ のカード。「ん」。長さ（リズム）がお手本とちがいます。" title="つぎは、ここだけ のカード。「ん」。長さ（リズム）がお手本とちがいます。"/>
+                  <wp:docPr id="28" name="mk3" descr="印 3" title="印 3"/>
                   <wp:cNvGraphicFramePr>
                     <a:graphicFrameLocks xmlns:a="http://schemas.openxmlformats.org/drawingml/2006/main" noChangeAspect="1"/>
                   </wp:cNvGraphicFramePr>
@@ -5770,6 +5735,72 @@
                         </pic:nvPicPr>
                         <pic:blipFill>
                           <a:blip r:embed="rId34" cstate="none"/>
+                          <a:srcRect/>
+                          <a:stretch>
+                            <a:fillRect/>
+                          </a:stretch>
+                        </pic:blipFill>
+                        <pic:spPr bwMode="auto">
+                          <a:xfrm>
+                            <a:off x="0" y="0"/>
+                            <a:ext cx="142875" cy="142875"/>
+                          </a:xfrm>
+                          <a:prstGeom prst="rect">
+                            <a:avLst/>
+                          </a:prstGeom>
+                        </pic:spPr>
+                      </pic:pic>
+                    </a:graphicData>
+                  </a:graphic>
+                </wp:inline>
+              </w:drawing>
+            </w:r>
+            <w:r>
+              <w:tab/>
+            </w:r>
+            <w:r>
+              <w:rPr>
+                <w:b/>
+                <w:bCs/>
+              </w:rPr>
+              <w:t xml:space="preserve">口と声による減点</w:t>
+            </w:r>
+            <w:r>
+              <w:br/>
+            </w:r>
+            <w:r>
+              <w:rPr>
+                <w:color w:val="47465E"/>
+              </w:rPr>
+              <w:t xml:space="preserve">差し引いたときだけ表示されます。</w:t>
+            </w:r>
+          </w:p>
+          <w:p>
+            <w:pPr>
+              <w:keepNext w:val="false"/>
+              <w:spacing w:after="80" w:before="60"/>
+              <w:jc w:val="left"/>
+            </w:pPr>
+            <w:r>
+              <w:drawing>
+                <wp:inline distT="0" distB="0" distL="0" distR="0">
+                  <wp:extent cx="2381250" cy="1971675"/>
+                  <wp:effectExtent t="0" r="0" b="0" l="0"/>
+                  <wp:docPr id="29" name="s_res_next" descr="つぎは、ここだけ のカード。「ん」。長さ（リズム）がお手本とちがいます。" title="つぎは、ここだけ のカード。「ん」。長さ（リズム）がお手本とちがいます。"/>
+                  <wp:cNvGraphicFramePr>
+                    <a:graphicFrameLocks xmlns:a="http://schemas.openxmlformats.org/drawingml/2006/main" noChangeAspect="1"/>
+                  </wp:cNvGraphicFramePr>
+                  <a:graphic xmlns:a="http://schemas.openxmlformats.org/drawingml/2006/main">
+                    <a:graphicData uri="http://schemas.openxmlformats.org/drawingml/2006/picture">
+                      <pic:pic xmlns:pic="http://schemas.openxmlformats.org/drawingml/2006/picture">
+                        <pic:nvPicPr>
+                          <pic:cNvPr id="0" name="" descr=""/>
+                          <pic:cNvPicPr>
+                            <a:picLocks noChangeAspect="1" noChangeArrowheads="1"/>
+                          </pic:cNvPicPr>
+                        </pic:nvPicPr>
+                        <pic:blipFill>
+                          <a:blip r:embed="rId35" cstate="none"/>
                           <a:srcRect/>
                           <a:stretch>
                             <a:fillRect/>
@@ -5962,7 +5993,7 @@
                 <wp:inline distT="0" distB="0" distL="0" distR="0">
                   <wp:extent cx="1809750" cy="3810000"/>
                   <wp:effectExtent t="0" r="0" b="0" l="0"/>
-                  <wp:docPr id="30" name="s_hist_log__grid" descr="記録" title="記録"/>
+                  <wp:docPr id="31" name="s_hist_log__grid" descr="記録" title="記録"/>
                   <wp:cNvGraphicFramePr>
                     <a:graphicFrameLocks xmlns:a="http://schemas.openxmlformats.org/drawingml/2006/main" noChangeAspect="1"/>
                   </wp:cNvGraphicFramePr>
@@ -5976,7 +6007,7 @@
                           </pic:cNvPicPr>
                         </pic:nvPicPr>
                         <pic:blipFill>
-                          <a:blip r:embed="rId35" cstate="none"/>
+                          <a:blip r:embed="rId36" cstate="none"/>
                           <a:srcRect/>
                           <a:stretch>
                             <a:fillRect/>
@@ -6054,7 +6085,7 @@
                 <wp:inline distT="0" distB="0" distL="0" distR="0">
                   <wp:extent cx="1809750" cy="3810000"/>
                   <wp:effectExtent t="0" r="0" b="0" l="0"/>
-                  <wp:docPr id="31" name="s_hist_analysis__grid" descr="分析" title="分析"/>
+                  <wp:docPr id="32" name="s_hist_analysis__grid" descr="分析" title="分析"/>
                   <wp:cNvGraphicFramePr>
                     <a:graphicFrameLocks xmlns:a="http://schemas.openxmlformats.org/drawingml/2006/main" noChangeAspect="1"/>
                   </wp:cNvGraphicFramePr>
@@ -6068,7 +6099,7 @@
                           </pic:cNvPicPr>
                         </pic:nvPicPr>
                         <pic:blipFill>
-                          <a:blip r:embed="rId36" cstate="none"/>
+                          <a:blip r:embed="rId37" cstate="none"/>
                           <a:srcRect/>
                           <a:stretch>
                             <a:fillRect/>
@@ -6652,7 +6683,7 @@
                 <wp:inline distT="0" distB="0" distL="0" distR="0">
                   <wp:extent cx="1714500" cy="3609975"/>
                   <wp:effectExtent t="0" r="0" b="0" l="0"/>
-                  <wp:docPr id="32" name="s_perm_ios__grid" descr="iPhone（Safari）" title="iPhone（Safari）"/>
+                  <wp:docPr id="33" name="s_perm_ios__grid" descr="iPhone（Safari）" title="iPhone（Safari）"/>
                   <wp:cNvGraphicFramePr>
                     <a:graphicFrameLocks xmlns:a="http://schemas.openxmlformats.org/drawingml/2006/main" noChangeAspect="1"/>
                   </wp:cNvGraphicFramePr>
@@ -6666,7 +6697,7 @@
                           </pic:cNvPicPr>
                         </pic:nvPicPr>
                         <pic:blipFill>
-                          <a:blip r:embed="rId37" cstate="none"/>
+                          <a:blip r:embed="rId38" cstate="none"/>
                           <a:srcRect/>
                           <a:stretch>
                             <a:fillRect/>
@@ -6783,7 +6814,7 @@
                 <wp:inline distT="0" distB="0" distL="0" distR="0">
                   <wp:extent cx="1714500" cy="3609975"/>
                   <wp:effectExtent t="0" r="0" b="0" l="0"/>
-                  <wp:docPr id="33" name="s_perm_android__grid" descr="Android（Chrome）" title="Android（Chrome）"/>
+                  <wp:docPr id="34" name="s_perm_android__grid" descr="Android（Chrome）" title="Android（Chrome）"/>
                   <wp:cNvGraphicFramePr>
                     <a:graphicFrameLocks xmlns:a="http://schemas.openxmlformats.org/drawingml/2006/main" noChangeAspect="1"/>
                   </wp:cNvGraphicFramePr>
@@ -6797,7 +6828,7 @@
                           </pic:cNvPicPr>
                         </pic:nvPicPr>
                         <pic:blipFill>
-                          <a:blip r:embed="rId38" cstate="none"/>
+                          <a:blip r:embed="rId39" cstate="none"/>
                           <a:srcRect/>
                           <a:stretch>
                             <a:fillRect/>
@@ -7225,6 +7256,7 @@
     </w:p>
     <w:sectPr>
       <w:footerReference w:type="default" r:id="rId6"/>
+      <w:type w:val="nextPage"/>
       <w:pgSz w:w="11906" w:h="16838" w:orient="portrait"/>
       <w:pgMar w:top="1000" w:right="1077" w:bottom="1000" w:left="1077" w:header="480" w:footer="480" w:gutter="0"/>
       <w:pgNumType/>
